--- a/Game_Design_Document.docx
+++ b/Game_Design_Document.docx
@@ -1457,6 +1457,7 @@
     </w:p>
     <w:p>
       <w:pPr>
+        <w:pStyle w:val="Heading1"/>
         <w:spacing w:after="160" w:line="259" w:lineRule="auto"/>
         <w:ind w:left="0" w:right="0" w:firstLine="0"/>
         <w:jc w:val="center"/>
@@ -1480,814 +1481,5225 @@
     </w:p>
     <w:p>
       <w:pPr>
-        <w:spacing w:after="6" w:line="259" w:lineRule="auto"/>
-        <w:ind w:left="0" w:right="0" w:firstLine="0"/>
+        <w:pStyle w:val="Heading1"/>
         <w:jc w:val="left"/>
-        <w:rPr/>
-      </w:pPr>
-      <w:r>
-        <w:rPr>
-          <w:b w:val="1"/>
-          <w:bCs w:val="1"/>
-          <w:sz w:val="28"/>
-          <w:szCs w:val="28"/>
-          <w:rtl w:val="0"/>
-        </w:rPr>
-        <w:t xml:space="preserve">       </w:t>
-      </w:r>
-      <w:r>
-        <w:rPr>
-          <w:rtl w:val="0"/>
-        </w:rPr>
+      </w:pPr>
+      <w:r>
+        <w:t>TÀI LIỆU THIẾT KẾ TRÒ CHƠI (GAME DESIGN DOCUMENT)</w:t>
+      </w:r>
+    </w:p>
+    <w:p>
+      <w:pPr>
+        <w:pStyle w:val="Heading1"/>
+        <w:jc w:val="left"/>
+      </w:pPr>
+      <w:r>
+        <w:t>MIMOPE.IO</w:t>
+      </w:r>
+    </w:p>
+    <w:p>
+      <w:pPr>
+        <w:pStyle w:val="Heading1"/>
+        <w:jc w:val="left"/>
+      </w:pPr>
+      <w:r>
+        <w:t>2. VÒNG LẶP LỐI CHƠI CỐT LÕI</w:t>
+      </w:r>
+    </w:p>
+    <w:p>
+      <w:r>
+        <w:rPr>
+          <w:rFonts w:ascii="Calibri" w:hAnsi="Calibri" w:cs="Calibri"/>
+          <w:b w:val="0"/>
+          <w:sz w:val="22"/>
+        </w:rPr>
+        <w:t xml:space="preserve">Lối chơi của Mimope.io được xây dựng quanh một vòng lặp trung tâm: </w:t>
+      </w:r>
+      <w:r>
+        <w:rPr>
+          <w:rFonts w:ascii="Calibri" w:hAnsi="Calibri" w:cs="Calibri"/>
+          <w:b/>
+          <w:sz w:val="22"/>
+        </w:rPr>
+        <w:t>Ăn → Tích lũy kinh nghiệm → Tiến hóa → Săn mồi mạnh hơn</w:t>
+      </w:r>
+      <w:r>
+        <w:rPr>
+          <w:rFonts w:ascii="Calibri" w:hAnsi="Calibri" w:cs="Calibri"/>
+          <w:b w:val="0"/>
+          <w:sz w:val="22"/>
+        </w:rPr>
+        <w:t>. Người chơi bắt đầu ở dạng sinh vật yếu nhất và dần leo lên đỉnh chuỗi thức ăn thông qua việc lặp lại vòng lặp này.</w:t>
       </w:r>
     </w:p>
     <w:p>
       <w:pPr>
         <w:pStyle w:val="Heading2"/>
+        <w:jc w:val="left"/>
+      </w:pPr>
+      <w:r>
+        <w:t>2.1. Vòng lặp chính (Core Loop)</w:t>
+      </w:r>
+    </w:p>
+    <w:p>
+      <w:r>
+        <w:rPr>
+          <w:rFonts w:ascii="Calibri" w:hAnsi="Calibri" w:cs="Calibri"/>
+          <w:b w:val="0"/>
+          <w:sz w:val="22"/>
+        </w:rPr>
+        <w:t>Một chu kỳ chơi điển hình diễn ra như sau:</w:t>
+      </w:r>
+    </w:p>
+    <w:p>
+      <w:pPr>
         <w:numPr>
           <w:ilvl w:val="0"/>
-          <w:numId w:val="1"/>
+          <w:numId w:val="3"/>
         </w:numPr>
-        <w:ind w:left="345" w:hanging="360"/>
-        <w:rPr/>
-      </w:pPr>
-      <w:r>
-        <w:rPr>
-          <w:rtl w:val="0"/>
-        </w:rPr>
-        <w:t xml:space="preserve">TỔNG QUAN DỰ ÁN </w:t>
+        <w:spacing w:after="80" w:line="280" w:lineRule="auto"/>
+      </w:pPr>
+      <w:r>
+        <w:rPr>
+          <w:rFonts w:ascii="Calibri" w:hAnsi="Calibri" w:cs="Calibri"/>
+          <w:b/>
+          <w:sz w:val="22"/>
+        </w:rPr>
+        <w:t>Tham gia trận đấu</w:t>
+      </w:r>
+      <w:r>
+        <w:rPr>
+          <w:rFonts w:ascii="Calibri" w:hAnsi="Calibri" w:cs="Calibri"/>
+          <w:b w:val="0"/>
+          <w:sz w:val="22"/>
+        </w:rPr>
+        <w:t>: Người chơi nhập tên, chọn sinh vật khởi đầu và được sinh ra tại một vị trí ngẫu nhiên trong vùng môi trường tương ứng.</w:t>
       </w:r>
     </w:p>
     <w:p>
       <w:pPr>
         <w:numPr>
-          <w:ilvl w:val="1"/>
-          <w:numId w:val="1"/>
+          <w:ilvl w:val="0"/>
+          <w:numId w:val="3"/>
         </w:numPr>
-        <w:ind w:left="1065" w:hanging="360"/>
-        <w:rPr>
-          <w:b w:val="1"/>
-          <w:bCs w:val="1"/>
-        </w:rPr>
-      </w:pPr>
-      <w:r>
-        <w:rPr>
-          <w:b w:val="1"/>
-          <w:bCs w:val="1"/>
-          <w:rtl w:val="0"/>
-        </w:rPr>
-        <w:t xml:space="preserve">Giới thiệu trò chơi</w:t>
-      </w:r>
-    </w:p>
-    <w:p>
-      <w:pPr>
-        <w:ind w:left="1065" w:firstLine="0"/>
-        <w:rPr/>
-      </w:pPr>
-      <w:r>
-        <w:rPr>
-          <w:rtl w:val="0"/>
-        </w:rPr>
-        <w:t xml:space="preserve">- Mimope.io là trò chơi trực tuyến nhiều người chơi. Người chơi điều khiển các sinh vật từ bậc thấp đến cao để tiến hóa, săn sinh vật bậc thấp hơn và tránh né sinh vật bậc cao hơn để leo chuỗi thức ăn.</w:t>
-      </w:r>
-    </w:p>
-    <w:p>
-      <w:pPr>
-        <w:ind w:left="1065" w:firstLine="0"/>
-        <w:rPr/>
-      </w:pPr>
-      <w:r>
-        <w:rPr>
-          <w:rtl w:val="0"/>
-        </w:rPr>
-        <w:t xml:space="preserve">- Trò chơi gồm một nhóm người sử dụng:</w:t>
-      </w:r>
-    </w:p>
-    <w:p>
-      <w:pPr>
-        <w:ind w:left="1065" w:firstLine="0"/>
-        <w:rPr/>
-      </w:pPr>
-      <w:r>
-        <w:rPr>
-          <w:rtl w:val="0"/>
-        </w:rPr>
-        <w:t xml:space="preserve">+ Người chơi: Trải nghiệm trò chơi với mục đích giải trí. </w:t>
-      </w:r>
-    </w:p>
-    <w:p>
-      <w:pPr>
-        <w:ind w:left="1065" w:firstLine="0"/>
-        <w:rPr/>
-      </w:pPr>
-      <w:r>
-        <w:rPr>
-          <w:rtl w:val="0"/>
-        </w:rPr>
+        <w:spacing w:after="80" w:line="280" w:lineRule="auto"/>
+      </w:pPr>
+      <w:r>
+        <w:rPr>
+          <w:rFonts w:ascii="Calibri" w:hAnsi="Calibri" w:cs="Calibri"/>
+          <w:b/>
+          <w:sz w:val="22"/>
+        </w:rPr>
+        <w:t>Thu thập thức ăn</w:t>
+      </w:r>
+      <w:r>
+        <w:rPr>
+          <w:rFonts w:ascii="Calibri" w:hAnsi="Calibri" w:cs="Calibri"/>
+          <w:b w:val="0"/>
+          <w:sz w:val="22"/>
+        </w:rPr>
+        <w:t>: Người chơi di chuyển để ăn thức ăn rải rác trong bản đồ nhằm tích lũy điểm kinh nghiệm (XP).</w:t>
       </w:r>
     </w:p>
     <w:p>
       <w:pPr>
         <w:numPr>
-          <w:ilvl w:val="1"/>
-          <w:numId w:val="1"/>
+          <w:ilvl w:val="0"/>
+          <w:numId w:val="3"/>
         </w:numPr>
-        <w:ind w:left="1065" w:hanging="360"/>
-        <w:rPr>
-          <w:b w:val="1"/>
-          <w:bCs w:val="1"/>
-          <w:u w:val="none"/>
-        </w:rPr>
-      </w:pPr>
-      <w:r>
-        <w:rPr>
-          <w:b w:val="1"/>
-          <w:bCs w:val="1"/>
-          <w:rtl w:val="0"/>
-        </w:rPr>
-        <w:t xml:space="preserve">Mục tiêu</w:t>
-      </w:r>
-    </w:p>
-    <w:p>
-      <w:pPr>
-        <w:ind w:left="1065" w:firstLine="0"/>
-        <w:rPr/>
-      </w:pPr>
-      <w:r>
-        <w:rPr>
-          <w:rtl w:val="0"/>
-        </w:rPr>
-        <w:t xml:space="preserve">- Phát triển một trò chơi giải trí trực tuyến trên nền tảng web lấy cảm hứng từ trò chơi tương tự có trước là Mope.io</w:t>
-      </w:r>
-      <w:r>
-        <w:rPr>
-          <w:vertAlign w:val="superscript"/>
-          <w:rtl w:val="0"/>
-        </w:rPr>
-        <w:t xml:space="preserve">[1]</w:t>
-      </w:r>
-      <w:r>
-        <w:rPr>
-          <w:rtl w:val="0"/>
-        </w:rPr>
-        <w:t xml:space="preserve"> phục vụ giải trí cho người chơi ở mọi lứa tuổi. Tái tạo lối chơi cốt lõi của trò chơi tiền nhiệm nhằm mục đích nghiên cứu và học hỏi.</w:t>
-      </w:r>
-    </w:p>
-    <w:p>
-      <w:pPr>
-        <w:ind w:left="1065" w:firstLine="0"/>
-        <w:rPr/>
-      </w:pPr>
-      <w:r>
-        <w:rPr>
-          <w:rtl w:val="0"/>
-        </w:rPr>
+        <w:spacing w:after="80" w:line="280" w:lineRule="auto"/>
+      </w:pPr>
+      <w:r>
+        <w:rPr>
+          <w:rFonts w:ascii="Calibri" w:hAnsi="Calibri" w:cs="Calibri"/>
+          <w:b/>
+          <w:sz w:val="22"/>
+        </w:rPr>
+        <w:t>Tích lũy XP</w:t>
+      </w:r>
+      <w:r>
+        <w:rPr>
+          <w:rFonts w:ascii="Calibri" w:hAnsi="Calibri" w:cs="Calibri"/>
+          <w:b w:val="0"/>
+          <w:sz w:val="22"/>
+        </w:rPr>
+        <w:t>: Mỗi loại thức ăn hoặc con mồi cung cấp một lượng XP khác nhau.</w:t>
       </w:r>
     </w:p>
     <w:p>
       <w:pPr>
         <w:numPr>
-          <w:ilvl w:val="1"/>
-          <w:numId w:val="1"/>
+          <w:ilvl w:val="0"/>
+          <w:numId w:val="3"/>
         </w:numPr>
-        <w:ind w:left="1065" w:hanging="360"/>
-        <w:rPr>
-          <w:b w:val="1"/>
-          <w:bCs w:val="1"/>
-          <w:u w:val="none"/>
-        </w:rPr>
-      </w:pPr>
-      <w:r>
-        <w:rPr>
-          <w:b w:val="1"/>
-          <w:bCs w:val="1"/>
-          <w:rtl w:val="0"/>
-        </w:rPr>
-        <w:t xml:space="preserve">Phạm vi sản phẩm </w:t>
-      </w:r>
-    </w:p>
-    <w:p>
-      <w:pPr>
-        <w:ind w:left="1065" w:firstLine="0"/>
-        <w:rPr/>
-      </w:pPr>
-      <w:r>
-        <w:rPr>
-          <w:b w:val="1"/>
-          <w:bCs w:val="1"/>
-          <w:rtl w:val="0"/>
-        </w:rPr>
-        <w:t xml:space="preserve">- </w:t>
-      </w:r>
-      <w:r>
-        <w:rPr>
-          <w:rtl w:val="0"/>
-        </w:rPr>
-        <w:t xml:space="preserve">Trò chơi </w:t>
-      </w:r>
-      <w:r>
-        <w:rPr>
-          <w:rtl w:val="0"/>
-        </w:rPr>
-        <w:t xml:space="preserve">Mimope.io</w:t>
-      </w:r>
-      <w:r>
-        <w:rPr>
-          <w:rtl w:val="0"/>
-        </w:rPr>
-        <w:t xml:space="preserve"> được thiết kế như là một bản tái tạo lại lối chơi cốt lõi của trò chơi tiền nhiệm, lượt bỏ các yếu tố ngoài lề không liên quan đến lối chơi cốt lõi.</w:t>
-      </w:r>
-    </w:p>
-    <w:p>
-      <w:pPr>
-        <w:ind w:left="1065" w:firstLine="0"/>
-        <w:rPr/>
-      </w:pPr>
-      <w:r>
-        <w:rPr>
-          <w:rtl w:val="0"/>
-        </w:rPr>
-        <w:t xml:space="preserve">- Những tính năng cốt lõi của </w:t>
-      </w:r>
-      <w:r>
-        <w:rPr>
-          <w:rtl w:val="0"/>
-        </w:rPr>
-        <w:t xml:space="preserve">Mimope.io:</w:t>
-      </w:r>
-    </w:p>
-    <w:p>
-      <w:pPr>
-        <w:ind w:left="1065" w:firstLine="0"/>
-        <w:rPr/>
-      </w:pPr>
-      <w:r>
-        <w:rPr>
-          <w:rtl w:val="0"/>
-        </w:rPr>
-        <w:t xml:space="preserve">+ Đặt tên nhân vật.</w:t>
-      </w:r>
-    </w:p>
-    <w:p>
-      <w:pPr>
-        <w:ind w:left="1065" w:firstLine="0"/>
-        <w:rPr/>
-      </w:pPr>
-      <w:r>
-        <w:rPr>
-          <w:rtl w:val="0"/>
-        </w:rPr>
-        <w:t xml:space="preserve">+ Lựa chọn nhân vật khởi đầu.</w:t>
-      </w:r>
-    </w:p>
-    <w:p>
-      <w:pPr>
-        <w:ind w:left="1065" w:firstLine="0"/>
-        <w:rPr/>
-      </w:pPr>
-      <w:r>
-        <w:rPr>
-          <w:rtl w:val="0"/>
-        </w:rPr>
-        <w:t xml:space="preserve">+ Di chuyển nhân vật theo con trỏ chuột.</w:t>
-      </w:r>
-    </w:p>
-    <w:p>
-      <w:pPr>
-        <w:ind w:left="1065" w:firstLine="0"/>
-        <w:rPr/>
-      </w:pPr>
-      <w:r>
-        <w:rPr>
-          <w:rtl w:val="0"/>
-        </w:rPr>
-        <w:t xml:space="preserve">+ Tăng tốc nhân vật.</w:t>
-      </w:r>
-    </w:p>
-    <w:p>
-      <w:pPr>
-        <w:ind w:left="1065" w:firstLine="0"/>
-        <w:rPr/>
-      </w:pPr>
-      <w:r>
-        <w:rPr>
-          <w:rtl w:val="0"/>
-        </w:rPr>
-        <w:t xml:space="preserve">+ Chết và chơi lại.</w:t>
-      </w:r>
-    </w:p>
-    <w:p>
-      <w:pPr>
-        <w:ind w:left="1065" w:firstLine="0"/>
-        <w:rPr/>
-      </w:pPr>
-      <w:r>
-        <w:rPr>
-          <w:rtl w:val="0"/>
-        </w:rPr>
-        <w:t xml:space="preserve">+ Ăn thức ăn môi trường.</w:t>
-      </w:r>
-    </w:p>
-    <w:p>
-      <w:pPr>
-        <w:ind w:left="1065" w:firstLine="0"/>
-        <w:rPr/>
-      </w:pPr>
-      <w:r>
-        <w:rPr>
-          <w:rtl w:val="0"/>
-        </w:rPr>
-        <w:t xml:space="preserve">+ Tấn công và ăn sinh vật cấp thấp hơn.</w:t>
-      </w:r>
-    </w:p>
-    <w:p>
-      <w:pPr>
-        <w:ind w:left="1065" w:firstLine="0"/>
-        <w:rPr/>
-      </w:pPr>
-      <w:r>
-        <w:rPr>
-          <w:rtl w:val="0"/>
-        </w:rPr>
-        <w:t xml:space="preserve">+ Phản công đối với sinh vật bậc cao hơn.</w:t>
-      </w:r>
-    </w:p>
-    <w:p>
-      <w:pPr>
-        <w:ind w:left="1065" w:firstLine="0"/>
-        <w:rPr/>
-      </w:pPr>
-      <w:r>
-        <w:rPr>
-          <w:rtl w:val="0"/>
-        </w:rPr>
-        <w:t xml:space="preserve">+ Tiến hóa lên bậc cao hơn.</w:t>
-      </w:r>
-    </w:p>
-    <w:p>
-      <w:pPr>
-        <w:ind w:left="1065" w:firstLine="0"/>
-        <w:rPr/>
-      </w:pPr>
-      <w:r>
-        <w:rPr>
-          <w:rtl w:val="0"/>
-        </w:rPr>
-        <w:t xml:space="preserve"> </w:t>
-      </w:r>
-      <w:r>
-        <w:rPr>
-          <w:rtl w:val="0"/>
-        </w:rPr>
-      </w:r>
-    </w:p>
-    <w:p>
-      <w:pPr>
-        <w:ind w:left="1065" w:firstLine="0"/>
-        <w:rPr>
-          <w:b w:val="1"/>
-          <w:bCs w:val="1"/>
-        </w:rPr>
-      </w:pPr>
-      <w:r>
-        <w:rPr>
-          <w:rtl w:val="0"/>
-        </w:rPr>
-      </w:r>
-    </w:p>
-    <w:p>
-      <w:pPr>
-        <w:ind w:left="1065" w:firstLine="0"/>
-        <w:rPr/>
-      </w:pPr>
-      <w:r>
-        <w:rPr>
-          <w:rtl w:val="0"/>
-        </w:rPr>
-      </w:r>
-    </w:p>
-    <w:p>
-      <w:pPr>
-        <w:ind w:left="1065" w:firstLine="0"/>
-        <w:rPr/>
-      </w:pPr>
-      <w:r>
-        <w:rPr>
-          <w:rtl w:val="0"/>
-        </w:rPr>
-      </w:r>
-    </w:p>
-    <w:p>
-      <w:pPr>
-        <w:ind w:left="0" w:firstLine="0"/>
-        <w:rPr/>
-      </w:pPr>
-      <w:r>
-        <w:rPr>
-          <w:rtl w:val="0"/>
-        </w:rPr>
-      </w:r>
-    </w:p>
-    <w:p>
-      <w:pPr>
-        <w:ind w:left="0" w:firstLine="0"/>
-        <w:rPr/>
-      </w:pPr>
-      <w:r>
-        <w:rPr>
-          <w:rtl w:val="0"/>
-        </w:rPr>
-      </w:r>
-    </w:p>
-    <w:p>
-      <w:pPr>
-        <w:rPr/>
-      </w:pPr>
-      <w:r>
-        <w:rPr>
-          <w:rtl w:val="0"/>
-        </w:rPr>
+        <w:spacing w:after="80" w:line="280" w:lineRule="auto"/>
+      </w:pPr>
+      <w:r>
+        <w:rPr>
+          <w:rFonts w:ascii="Calibri" w:hAnsi="Calibri" w:cs="Calibri"/>
+          <w:b/>
+          <w:sz w:val="22"/>
+        </w:rPr>
+        <w:t>Tiến hóa</w:t>
+      </w:r>
+      <w:r>
+        <w:rPr>
+          <w:rFonts w:ascii="Calibri" w:hAnsi="Calibri" w:cs="Calibri"/>
+          <w:b w:val="0"/>
+          <w:sz w:val="22"/>
+        </w:rPr>
+        <w:t>: Khi đạt đủ ngưỡng XP của bậc kế tiếp, người chơi được đề nghị tiến hóa lên sinh vật ở bậc cao hơn, mạnh và to hơn.</w:t>
+      </w:r>
+    </w:p>
+    <w:p>
+      <w:pPr>
+        <w:numPr>
+          <w:ilvl w:val="0"/>
+          <w:numId w:val="3"/>
+        </w:numPr>
+        <w:spacing w:after="80" w:line="280" w:lineRule="auto"/>
+      </w:pPr>
+      <w:r>
+        <w:rPr>
+          <w:rFonts w:ascii="Calibri" w:hAnsi="Calibri" w:cs="Calibri"/>
+          <w:b/>
+          <w:sz w:val="22"/>
+        </w:rPr>
+        <w:t>Săn mồi và sinh tồn</w:t>
+      </w:r>
+      <w:r>
+        <w:rPr>
+          <w:rFonts w:ascii="Calibri" w:hAnsi="Calibri" w:cs="Calibri"/>
+          <w:b w:val="0"/>
+          <w:sz w:val="22"/>
+        </w:rPr>
+        <w:t>: Với sức mạnh mới, người chơi có thể săn các sinh vật bậc thấp hơn, đồng thời né tránh hoặc phản công các sinh vật bậc cao hơn.</w:t>
+      </w:r>
+    </w:p>
+    <w:p>
+      <w:pPr>
+        <w:numPr>
+          <w:ilvl w:val="0"/>
+          <w:numId w:val="3"/>
+        </w:numPr>
+        <w:spacing w:after="80" w:line="280" w:lineRule="auto"/>
+      </w:pPr>
+      <w:r>
+        <w:rPr>
+          <w:rFonts w:ascii="Calibri" w:hAnsi="Calibri" w:cs="Calibri"/>
+          <w:b/>
+          <w:sz w:val="22"/>
+        </w:rPr>
+        <w:t>Lặp lại hoặc tái sinh</w:t>
+      </w:r>
+      <w:r>
+        <w:rPr>
+          <w:rFonts w:ascii="Calibri" w:hAnsi="Calibri" w:cs="Calibri"/>
+          <w:b w:val="0"/>
+          <w:sz w:val="22"/>
+        </w:rPr>
+        <w:t>: Vòng lặp tiếp diễn cho tới khi người chơi bị hạ gục; sau khi chết, người chơi có thể chơi lại từ đầu.</w:t>
+      </w:r>
+    </w:p>
+    <w:p>
+      <w:pPr>
+        <w:spacing w:before="80" w:after="160"/>
+        <w:ind w:left="360"/>
+      </w:pPr>
+      <w:r>
+        <w:rPr>
+          <w:rFonts w:ascii="Consolas" w:hAnsi="Consolas" w:cs="Consolas"/>
+          <w:b w:val="0"/>
+          <w:color w:val="333333"/>
+          <w:sz w:val="18"/>
+        </w:rPr>
+        <w:t xml:space="preserve">        ┌────────────────────────────────────────────┐</w:t>
+        <w:br/>
+        <w:t xml:space="preserve">        │                                             │</w:t>
+        <w:br/>
+        <w:t xml:space="preserve">        ▼                                             │</w:t>
+        <w:br/>
+        <w:t xml:space="preserve">   [Sinh ra] → [Ăn thức ăn] → [Tích lũy XP] → [Tiến hóa]</w:t>
+        <w:br/>
+        <w:t xml:space="preserve">        ▲                                          │</w:t>
+        <w:br/>
+        <w:t xml:space="preserve">        │                                          ▼</w:t>
+        <w:br/>
+        <w:t xml:space="preserve">   [Chơi lại] ◄── [Bị hạ gục] ◄── [Săn mồi / Sinh tồn]</w:t>
       </w:r>
     </w:p>
     <w:p>
       <w:pPr>
         <w:pStyle w:val="Heading2"/>
-        <w:spacing w:after="64" w:lineRule="auto"/>
-        <w:ind w:left="-5" w:firstLine="0"/>
-        <w:rPr/>
-      </w:pPr>
-      <w:r>
-        <w:rPr>
-          <w:rtl w:val="0"/>
-        </w:rPr>
-        <w:t xml:space="preserve">2.  VÒNG LẶP LỐI CHƠI CỐT LÕI</w:t>
+        <w:jc w:val="left"/>
+      </w:pPr>
+      <w:r>
+        <w:t>2.2. Vòng lặp sinh tồn (Survival Loop)</w:t>
+      </w:r>
+    </w:p>
+    <w:p>
+      <w:r>
+        <w:rPr>
+          <w:rFonts w:ascii="Calibri" w:hAnsi="Calibri" w:cs="Calibri"/>
+          <w:b w:val="0"/>
+          <w:sz w:val="22"/>
+        </w:rPr>
+        <w:t>Song song với vòng lặp tiến hóa, người chơi liên tục cân nhắc rủi ro:</w:t>
+      </w:r>
+    </w:p>
+    <w:p>
+      <w:pPr>
+        <w:numPr>
+          <w:ilvl w:val="0"/>
+          <w:numId w:val="2"/>
+        </w:numPr>
+        <w:spacing w:after="80" w:line="280" w:lineRule="auto"/>
+      </w:pPr>
+      <w:r>
+        <w:rPr>
+          <w:rFonts w:ascii="Calibri" w:hAnsi="Calibri" w:cs="Calibri"/>
+          <w:b/>
+          <w:sz w:val="22"/>
+        </w:rPr>
+        <w:t>Kẻ săn mồi</w:t>
+      </w:r>
+      <w:r>
+        <w:rPr>
+          <w:rFonts w:ascii="Calibri" w:hAnsi="Calibri" w:cs="Calibri"/>
+          <w:b w:val="0"/>
+          <w:sz w:val="22"/>
+        </w:rPr>
+        <w:t>: Sinh vật bậc cao hơn có thể cắn và hạ gục người chơi.</w:t>
+      </w:r>
+    </w:p>
+    <w:p>
+      <w:pPr>
+        <w:numPr>
+          <w:ilvl w:val="0"/>
+          <w:numId w:val="2"/>
+        </w:numPr>
+        <w:spacing w:after="80" w:line="280" w:lineRule="auto"/>
+      </w:pPr>
+      <w:r>
+        <w:rPr>
+          <w:rFonts w:ascii="Calibri" w:hAnsi="Calibri" w:cs="Calibri"/>
+          <w:b/>
+          <w:sz w:val="22"/>
+        </w:rPr>
+        <w:t>Phản công</w:t>
+      </w:r>
+      <w:r>
+        <w:rPr>
+          <w:rFonts w:ascii="Calibri" w:hAnsi="Calibri" w:cs="Calibri"/>
+          <w:b w:val="0"/>
+          <w:sz w:val="22"/>
+        </w:rPr>
+        <w:t>: Người chơi vẫn có thể cắn lại sinh vật bậc cao hơn; do khác bậc nên đòn cắn vẫn gây sát thương, tạo cơ hội lật ngược tình thế theo nhóm.</w:t>
+      </w:r>
+    </w:p>
+    <w:p>
+      <w:pPr>
+        <w:numPr>
+          <w:ilvl w:val="0"/>
+          <w:numId w:val="2"/>
+        </w:numPr>
+        <w:spacing w:after="80" w:line="280" w:lineRule="auto"/>
+      </w:pPr>
+      <w:r>
+        <w:rPr>
+          <w:rFonts w:ascii="Calibri" w:hAnsi="Calibri" w:cs="Calibri"/>
+          <w:b/>
+          <w:sz w:val="22"/>
+        </w:rPr>
+        <w:t>Kỹ năng</w:t>
+      </w:r>
+      <w:r>
+        <w:rPr>
+          <w:rFonts w:ascii="Calibri" w:hAnsi="Calibri" w:cs="Calibri"/>
+          <w:b w:val="0"/>
+          <w:sz w:val="22"/>
+        </w:rPr>
+        <w:t>: Mỗi sinh vật có một kỹ năng riêng (tăng tốc, phòng thủ, đòn cận chiến hoặc đòn khu vực) dùng để tấn công hoặc thoát hiểm.</w:t>
+      </w:r>
+    </w:p>
+    <w:p>
+      <w:pPr>
+        <w:numPr>
+          <w:ilvl w:val="0"/>
+          <w:numId w:val="2"/>
+        </w:numPr>
+        <w:spacing w:after="80" w:line="280" w:lineRule="auto"/>
+      </w:pPr>
+      <w:r>
+        <w:rPr>
+          <w:rFonts w:ascii="Calibri" w:hAnsi="Calibri" w:cs="Calibri"/>
+          <w:b/>
+          <w:sz w:val="22"/>
+        </w:rPr>
+        <w:t>Áp lực môi trường</w:t>
+      </w:r>
+      <w:r>
+        <w:rPr>
+          <w:rFonts w:ascii="Calibri" w:hAnsi="Calibri" w:cs="Calibri"/>
+          <w:b w:val="0"/>
+          <w:sz w:val="22"/>
+        </w:rPr>
+        <w:t>: Một số sinh vật (loài đại dương) bắt buộc phải ở trong môi trường phù hợp, nếu rời đi quá lâu sẽ mất mạng.</w:t>
       </w:r>
     </w:p>
     <w:p>
       <w:pPr>
         <w:pStyle w:val="Heading2"/>
-        <w:spacing w:after="71" w:lineRule="auto"/>
-        <w:ind w:left="-5" w:firstLine="0"/>
-        <w:rPr/>
-      </w:pPr>
-      <w:r>
-        <w:rPr>
-          <w:rtl w:val="0"/>
-        </w:rPr>
+        <w:jc w:val="left"/>
+      </w:pPr>
+      <w:r>
+        <w:t>2.3. Vòng lặp mô phỏng phía máy chủ (Server Simulation Loop)</w:t>
+      </w:r>
+    </w:p>
+    <w:p>
+      <w:r>
+        <w:rPr>
+          <w:rFonts w:ascii="Calibri" w:hAnsi="Calibri" w:cs="Calibri"/>
+          <w:b w:val="0"/>
+          <w:sz w:val="22"/>
+        </w:rPr>
+        <w:t xml:space="preserve">Toàn bộ trạng thái trò chơi do máy chủ quản lý (mô hình *server-authoritative*). Máy chủ chạy một vòng lặp cố định </w:t>
+      </w:r>
+      <w:r>
+        <w:rPr>
+          <w:rFonts w:ascii="Calibri" w:hAnsi="Calibri" w:cs="Calibri"/>
+          <w:b/>
+          <w:sz w:val="22"/>
+        </w:rPr>
+        <w:t>20 nhịp/giây (tick)</w:t>
+      </w:r>
+      <w:r>
+        <w:rPr>
+          <w:rFonts w:ascii="Calibri" w:hAnsi="Calibri" w:cs="Calibri"/>
+          <w:b w:val="0"/>
+          <w:sz w:val="22"/>
+        </w:rPr>
+        <w:t>. Mỗi nhịp thực hiện tuần tự các bước:</w:t>
+      </w:r>
+    </w:p>
+    <w:tbl>
+      <w:tblPr>
+        <w:tblW w:type="auto" w:w="0"/>
+        <w:tblLayout w:type="fixed"/>
+        <w:tblLook w:firstColumn="1" w:firstRow="1" w:lastColumn="0" w:lastRow="0" w:noHBand="0" w:noVBand="1" w:val="04A0"/>
+        <w:jc w:val="center"/>
+        <w:tblBorders>
+          <w:top w:val="single" w:sz="6" w:space="0" w:color="B7C0CC"/>
+          <w:left w:val="single" w:sz="6" w:space="0" w:color="B7C0CC"/>
+          <w:bottom w:val="single" w:sz="6" w:space="0" w:color="B7C0CC"/>
+          <w:right w:val="single" w:sz="6" w:space="0" w:color="B7C0CC"/>
+          <w:insideH w:val="single" w:sz="6" w:space="0" w:color="B7C0CC"/>
+          <w:insideV w:val="single" w:sz="6" w:space="0" w:color="B7C0CC"/>
+        </w:tblBorders>
+      </w:tblPr>
+      <w:tblGrid>
+        <w:gridCol w:w="3120"/>
+        <w:gridCol w:w="3120"/>
+        <w:gridCol w:w="3120"/>
+      </w:tblGrid>
+      <w:tr>
+        <w:tc>
+          <w:tcPr>
+            <w:tcW w:type="dxa" w:w="1728"/>
+            <w:shd w:fill="F2F4F7"/>
+            <w:tcMar>
+              <w:top w:w="80" w:type="dxa"/>
+              <w:bottom w:w="80" w:type="dxa"/>
+              <w:start w:w="120" w:type="dxa"/>
+              <w:end w:w="120" w:type="dxa"/>
+            </w:tcMar>
+            <w:vAlign w:val="center"/>
+          </w:tcPr>
+          <w:p>
+            <w:pPr>
+              <w:jc w:val="center"/>
+            </w:pPr>
+            <w:r>
+              <w:rPr>
+                <w:rFonts w:ascii="Calibri" w:hAnsi="Calibri" w:cs="Calibri"/>
+                <w:b/>
+                <w:sz w:val="20"/>
+              </w:rPr>
+              <w:t>Thứ tự</w:t>
+            </w:r>
+          </w:p>
+        </w:tc>
+        <w:tc>
+          <w:tcPr>
+            <w:tcW w:type="dxa" w:w="2880"/>
+            <w:shd w:fill="F2F4F7"/>
+            <w:tcMar>
+              <w:top w:w="80" w:type="dxa"/>
+              <w:bottom w:w="80" w:type="dxa"/>
+              <w:start w:w="120" w:type="dxa"/>
+              <w:end w:w="120" w:type="dxa"/>
+            </w:tcMar>
+            <w:vAlign w:val="center"/>
+          </w:tcPr>
+          <w:p>
+            <w:pPr>
+              <w:jc w:val="center"/>
+            </w:pPr>
+            <w:r>
+              <w:rPr>
+                <w:rFonts w:ascii="Calibri" w:hAnsi="Calibri" w:cs="Calibri"/>
+                <w:b/>
+                <w:sz w:val="20"/>
+              </w:rPr>
+              <w:t>Bước xử lý</w:t>
+            </w:r>
+          </w:p>
+        </w:tc>
+        <w:tc>
+          <w:tcPr>
+            <w:tcW w:type="dxa" w:w="4752"/>
+            <w:shd w:fill="F2F4F7"/>
+            <w:tcMar>
+              <w:top w:w="80" w:type="dxa"/>
+              <w:bottom w:w="80" w:type="dxa"/>
+              <w:start w:w="120" w:type="dxa"/>
+              <w:end w:w="120" w:type="dxa"/>
+            </w:tcMar>
+            <w:vAlign w:val="center"/>
+          </w:tcPr>
+          <w:p>
+            <w:pPr>
+              <w:jc w:val="center"/>
+            </w:pPr>
+            <w:r>
+              <w:rPr>
+                <w:rFonts w:ascii="Calibri" w:hAnsi="Calibri" w:cs="Calibri"/>
+                <w:b/>
+                <w:sz w:val="20"/>
+              </w:rPr>
+              <w:t>Mô tả</w:t>
+            </w:r>
+          </w:p>
+        </w:tc>
+      </w:tr>
+      <w:tr>
+        <w:tc>
+          <w:tcPr>
+            <w:tcW w:type="dxa" w:w="1728"/>
+            <w:tcMar>
+              <w:top w:w="80" w:type="dxa"/>
+              <w:bottom w:w="80" w:type="dxa"/>
+              <w:start w:w="120" w:type="dxa"/>
+              <w:end w:w="120" w:type="dxa"/>
+            </w:tcMar>
+            <w:vAlign w:val="center"/>
+          </w:tcPr>
+          <w:p>
+            <w:pPr>
+              <w:jc w:val="center"/>
+            </w:pPr>
+            <w:r>
+              <w:rPr>
+                <w:rFonts w:ascii="Calibri" w:hAnsi="Calibri" w:cs="Calibri"/>
+                <w:b w:val="0"/>
+                <w:sz w:val="20"/>
+              </w:rPr>
+              <w:t>1</w:t>
+            </w:r>
+          </w:p>
+        </w:tc>
+        <w:tc>
+          <w:tcPr>
+            <w:tcW w:type="dxa" w:w="2880"/>
+            <w:tcMar>
+              <w:top w:w="80" w:type="dxa"/>
+              <w:bottom w:w="80" w:type="dxa"/>
+              <w:start w:w="120" w:type="dxa"/>
+              <w:end w:w="120" w:type="dxa"/>
+            </w:tcMar>
+            <w:vAlign w:val="center"/>
+          </w:tcPr>
+          <w:p>
+            <w:pPr>
+              <w:jc w:val="center"/>
+            </w:pPr>
+            <w:r>
+              <w:rPr>
+                <w:rFonts w:ascii="Calibri" w:hAnsi="Calibri" w:cs="Calibri"/>
+                <w:b w:val="0"/>
+                <w:sz w:val="20"/>
+              </w:rPr>
+              <w:t>Xử lý input</w:t>
+            </w:r>
+          </w:p>
+        </w:tc>
+        <w:tc>
+          <w:tcPr>
+            <w:tcW w:type="dxa" w:w="4752"/>
+            <w:tcMar>
+              <w:top w:w="80" w:type="dxa"/>
+              <w:bottom w:w="80" w:type="dxa"/>
+              <w:start w:w="120" w:type="dxa"/>
+              <w:end w:w="120" w:type="dxa"/>
+            </w:tcMar>
+            <w:vAlign w:val="center"/>
+          </w:tcPr>
+          <w:p>
+            <w:pPr>
+              <w:jc w:val="left"/>
+            </w:pPr>
+            <w:r>
+              <w:rPr>
+                <w:rFonts w:ascii="Calibri" w:hAnsi="Calibri" w:cs="Calibri"/>
+                <w:b w:val="0"/>
+                <w:sz w:val="20"/>
+              </w:rPr>
+              <w:t>Áp dụng hướng di chuyển, tăng tốc, kỹ năng của từng người chơi</w:t>
+            </w:r>
+          </w:p>
+        </w:tc>
+      </w:tr>
+      <w:tr>
+        <w:tc>
+          <w:tcPr>
+            <w:tcW w:type="dxa" w:w="1728"/>
+            <w:tcMar>
+              <w:top w:w="80" w:type="dxa"/>
+              <w:bottom w:w="80" w:type="dxa"/>
+              <w:start w:w="120" w:type="dxa"/>
+              <w:end w:w="120" w:type="dxa"/>
+            </w:tcMar>
+            <w:vAlign w:val="center"/>
+          </w:tcPr>
+          <w:p>
+            <w:pPr>
+              <w:jc w:val="center"/>
+            </w:pPr>
+            <w:r>
+              <w:rPr>
+                <w:rFonts w:ascii="Calibri" w:hAnsi="Calibri" w:cs="Calibri"/>
+                <w:b w:val="0"/>
+                <w:sz w:val="20"/>
+              </w:rPr>
+              <w:t>2</w:t>
+            </w:r>
+          </w:p>
+        </w:tc>
+        <w:tc>
+          <w:tcPr>
+            <w:tcW w:type="dxa" w:w="2880"/>
+            <w:tcMar>
+              <w:top w:w="80" w:type="dxa"/>
+              <w:bottom w:w="80" w:type="dxa"/>
+              <w:start w:w="120" w:type="dxa"/>
+              <w:end w:w="120" w:type="dxa"/>
+            </w:tcMar>
+            <w:vAlign w:val="center"/>
+          </w:tcPr>
+          <w:p>
+            <w:pPr>
+              <w:jc w:val="left"/>
+            </w:pPr>
+            <w:r>
+              <w:rPr>
+                <w:rFonts w:ascii="Calibri" w:hAnsi="Calibri" w:cs="Calibri"/>
+                <w:b w:val="0"/>
+                <w:sz w:val="20"/>
+              </w:rPr>
+              <w:t>Kiểm tra sinh tồn môi trường</w:t>
+            </w:r>
+          </w:p>
+        </w:tc>
+        <w:tc>
+          <w:tcPr>
+            <w:tcW w:type="dxa" w:w="4752"/>
+            <w:tcMar>
+              <w:top w:w="80" w:type="dxa"/>
+              <w:bottom w:w="80" w:type="dxa"/>
+              <w:start w:w="120" w:type="dxa"/>
+              <w:end w:w="120" w:type="dxa"/>
+            </w:tcMar>
+            <w:vAlign w:val="center"/>
+          </w:tcPr>
+          <w:p>
+            <w:pPr>
+              <w:jc w:val="left"/>
+            </w:pPr>
+            <w:r>
+              <w:rPr>
+                <w:rFonts w:ascii="Calibri" w:hAnsi="Calibri" w:cs="Calibri"/>
+                <w:b w:val="0"/>
+                <w:sz w:val="20"/>
+              </w:rPr>
+              <w:t>Trừ thời gian sinh tồn cho loài đại dương khi rời nước</w:t>
+            </w:r>
+          </w:p>
+        </w:tc>
+      </w:tr>
+      <w:tr>
+        <w:tc>
+          <w:tcPr>
+            <w:tcW w:type="dxa" w:w="1728"/>
+            <w:tcMar>
+              <w:top w:w="80" w:type="dxa"/>
+              <w:bottom w:w="80" w:type="dxa"/>
+              <w:start w:w="120" w:type="dxa"/>
+              <w:end w:w="120" w:type="dxa"/>
+            </w:tcMar>
+            <w:vAlign w:val="center"/>
+          </w:tcPr>
+          <w:p>
+            <w:pPr>
+              <w:jc w:val="center"/>
+            </w:pPr>
+            <w:r>
+              <w:rPr>
+                <w:rFonts w:ascii="Calibri" w:hAnsi="Calibri" w:cs="Calibri"/>
+                <w:b w:val="0"/>
+                <w:sz w:val="20"/>
+              </w:rPr>
+              <w:t>3</w:t>
+            </w:r>
+          </w:p>
+        </w:tc>
+        <w:tc>
+          <w:tcPr>
+            <w:tcW w:type="dxa" w:w="2880"/>
+            <w:tcMar>
+              <w:top w:w="80" w:type="dxa"/>
+              <w:bottom w:w="80" w:type="dxa"/>
+              <w:start w:w="120" w:type="dxa"/>
+              <w:end w:w="120" w:type="dxa"/>
+            </w:tcMar>
+            <w:vAlign w:val="center"/>
+          </w:tcPr>
+          <w:p>
+            <w:pPr>
+              <w:jc w:val="left"/>
+            </w:pPr>
+            <w:r>
+              <w:rPr>
+                <w:rFonts w:ascii="Calibri" w:hAnsi="Calibri" w:cs="Calibri"/>
+                <w:b w:val="0"/>
+                <w:sz w:val="20"/>
+              </w:rPr>
+              <w:t>Cập nhật lưới không gian</w:t>
+            </w:r>
+          </w:p>
+        </w:tc>
+        <w:tc>
+          <w:tcPr>
+            <w:tcW w:type="dxa" w:w="4752"/>
+            <w:tcMar>
+              <w:top w:w="80" w:type="dxa"/>
+              <w:bottom w:w="80" w:type="dxa"/>
+              <w:start w:w="120" w:type="dxa"/>
+              <w:end w:w="120" w:type="dxa"/>
+            </w:tcMar>
+            <w:vAlign w:val="center"/>
+          </w:tcPr>
+          <w:p>
+            <w:pPr>
+              <w:jc w:val="left"/>
+            </w:pPr>
+            <w:r>
+              <w:rPr>
+                <w:rFonts w:ascii="Calibri" w:hAnsi="Calibri" w:cs="Calibri"/>
+                <w:b w:val="0"/>
+                <w:sz w:val="20"/>
+              </w:rPr>
+              <w:t>Đưa toàn bộ thực thể vào lưới để truy vấn va chạm nhanh</w:t>
+            </w:r>
+          </w:p>
+        </w:tc>
+      </w:tr>
+      <w:tr>
+        <w:tc>
+          <w:tcPr>
+            <w:tcW w:type="dxa" w:w="1728"/>
+            <w:tcMar>
+              <w:top w:w="80" w:type="dxa"/>
+              <w:bottom w:w="80" w:type="dxa"/>
+              <w:start w:w="120" w:type="dxa"/>
+              <w:end w:w="120" w:type="dxa"/>
+            </w:tcMar>
+            <w:vAlign w:val="center"/>
+          </w:tcPr>
+          <w:p>
+            <w:pPr>
+              <w:jc w:val="center"/>
+            </w:pPr>
+            <w:r>
+              <w:rPr>
+                <w:rFonts w:ascii="Calibri" w:hAnsi="Calibri" w:cs="Calibri"/>
+                <w:b w:val="0"/>
+                <w:sz w:val="20"/>
+              </w:rPr>
+              <w:t>4</w:t>
+            </w:r>
+          </w:p>
+        </w:tc>
+        <w:tc>
+          <w:tcPr>
+            <w:tcW w:type="dxa" w:w="2880"/>
+            <w:tcMar>
+              <w:top w:w="80" w:type="dxa"/>
+              <w:bottom w:w="80" w:type="dxa"/>
+              <w:start w:w="120" w:type="dxa"/>
+              <w:end w:w="120" w:type="dxa"/>
+            </w:tcMar>
+            <w:vAlign w:val="center"/>
+          </w:tcPr>
+          <w:p>
+            <w:pPr>
+              <w:jc w:val="left"/>
+            </w:pPr>
+            <w:r>
+              <w:rPr>
+                <w:rFonts w:ascii="Calibri" w:hAnsi="Calibri" w:cs="Calibri"/>
+                <w:b w:val="0"/>
+                <w:sz w:val="20"/>
+              </w:rPr>
+              <w:t>Va chạm thức ăn</w:t>
+            </w:r>
+          </w:p>
+        </w:tc>
+        <w:tc>
+          <w:tcPr>
+            <w:tcW w:type="dxa" w:w="4752"/>
+            <w:tcMar>
+              <w:top w:w="80" w:type="dxa"/>
+              <w:bottom w:w="80" w:type="dxa"/>
+              <w:start w:w="120" w:type="dxa"/>
+              <w:end w:w="120" w:type="dxa"/>
+            </w:tcMar>
+            <w:vAlign w:val="center"/>
+          </w:tcPr>
+          <w:p>
+            <w:pPr>
+              <w:jc w:val="left"/>
+            </w:pPr>
+            <w:r>
+              <w:rPr>
+                <w:rFonts w:ascii="Calibri" w:hAnsi="Calibri" w:cs="Calibri"/>
+                <w:b w:val="0"/>
+                <w:sz w:val="20"/>
+              </w:rPr>
+              <w:t>Người chơi chạm thức ăn đủ điều kiện → cộng XP, xóa thức ăn</w:t>
+            </w:r>
+          </w:p>
+        </w:tc>
+      </w:tr>
+      <w:tr>
+        <w:tc>
+          <w:tcPr>
+            <w:tcW w:type="dxa" w:w="1728"/>
+            <w:tcMar>
+              <w:top w:w="80" w:type="dxa"/>
+              <w:bottom w:w="80" w:type="dxa"/>
+              <w:start w:w="120" w:type="dxa"/>
+              <w:end w:w="120" w:type="dxa"/>
+            </w:tcMar>
+            <w:vAlign w:val="center"/>
+          </w:tcPr>
+          <w:p>
+            <w:pPr>
+              <w:jc w:val="center"/>
+            </w:pPr>
+            <w:r>
+              <w:rPr>
+                <w:rFonts w:ascii="Calibri" w:hAnsi="Calibri" w:cs="Calibri"/>
+                <w:b w:val="0"/>
+                <w:sz w:val="20"/>
+              </w:rPr>
+              <w:t>5</w:t>
+            </w:r>
+          </w:p>
+        </w:tc>
+        <w:tc>
+          <w:tcPr>
+            <w:tcW w:type="dxa" w:w="2880"/>
+            <w:tcMar>
+              <w:top w:w="80" w:type="dxa"/>
+              <w:bottom w:w="80" w:type="dxa"/>
+              <w:start w:w="120" w:type="dxa"/>
+              <w:end w:w="120" w:type="dxa"/>
+            </w:tcMar>
+            <w:vAlign w:val="center"/>
+          </w:tcPr>
+          <w:p>
+            <w:pPr>
+              <w:jc w:val="left"/>
+            </w:pPr>
+            <w:r>
+              <w:rPr>
+                <w:rFonts w:ascii="Calibri" w:hAnsi="Calibri" w:cs="Calibri"/>
+                <w:b w:val="0"/>
+                <w:sz w:val="20"/>
+              </w:rPr>
+              <w:t>Săn mồi giữa người chơi</w:t>
+            </w:r>
+          </w:p>
+        </w:tc>
+        <w:tc>
+          <w:tcPr>
+            <w:tcW w:type="dxa" w:w="4752"/>
+            <w:tcMar>
+              <w:top w:w="80" w:type="dxa"/>
+              <w:bottom w:w="80" w:type="dxa"/>
+              <w:start w:w="120" w:type="dxa"/>
+              <w:end w:w="120" w:type="dxa"/>
+            </w:tcMar>
+            <w:vAlign w:val="center"/>
+          </w:tcPr>
+          <w:p>
+            <w:pPr>
+              <w:jc w:val="left"/>
+            </w:pPr>
+            <w:r>
+              <w:rPr>
+                <w:rFonts w:ascii="Calibri" w:hAnsi="Calibri" w:cs="Calibri"/>
+                <w:b w:val="0"/>
+                <w:sz w:val="20"/>
+              </w:rPr>
+              <w:t>Xử lý các đòn cắn giữa những người chơi ở gần nhau</w:t>
+            </w:r>
+          </w:p>
+        </w:tc>
+      </w:tr>
+      <w:tr>
+        <w:tc>
+          <w:tcPr>
+            <w:tcW w:type="dxa" w:w="1728"/>
+            <w:tcMar>
+              <w:top w:w="80" w:type="dxa"/>
+              <w:bottom w:w="80" w:type="dxa"/>
+              <w:start w:w="120" w:type="dxa"/>
+              <w:end w:w="120" w:type="dxa"/>
+            </w:tcMar>
+            <w:vAlign w:val="center"/>
+          </w:tcPr>
+          <w:p>
+            <w:pPr>
+              <w:jc w:val="center"/>
+            </w:pPr>
+            <w:r>
+              <w:rPr>
+                <w:rFonts w:ascii="Calibri" w:hAnsi="Calibri" w:cs="Calibri"/>
+                <w:b w:val="0"/>
+                <w:sz w:val="20"/>
+              </w:rPr>
+              <w:t>6</w:t>
+            </w:r>
+          </w:p>
+        </w:tc>
+        <w:tc>
+          <w:tcPr>
+            <w:tcW w:type="dxa" w:w="2880"/>
+            <w:tcMar>
+              <w:top w:w="80" w:type="dxa"/>
+              <w:bottom w:w="80" w:type="dxa"/>
+              <w:start w:w="120" w:type="dxa"/>
+              <w:end w:w="120" w:type="dxa"/>
+            </w:tcMar>
+            <w:vAlign w:val="center"/>
+          </w:tcPr>
+          <w:p>
+            <w:pPr>
+              <w:jc w:val="left"/>
+            </w:pPr>
+            <w:r>
+              <w:rPr>
+                <w:rFonts w:ascii="Calibri" w:hAnsi="Calibri" w:cs="Calibri"/>
+                <w:b w:val="0"/>
+                <w:sz w:val="20"/>
+              </w:rPr>
+              <w:t>Kiểm tra tiến hóa</w:t>
+            </w:r>
+          </w:p>
+        </w:tc>
+        <w:tc>
+          <w:tcPr>
+            <w:tcW w:type="dxa" w:w="4752"/>
+            <w:tcMar>
+              <w:top w:w="80" w:type="dxa"/>
+              <w:bottom w:w="80" w:type="dxa"/>
+              <w:start w:w="120" w:type="dxa"/>
+              <w:end w:w="120" w:type="dxa"/>
+            </w:tcMar>
+            <w:vAlign w:val="center"/>
+          </w:tcPr>
+          <w:p>
+            <w:pPr>
+              <w:jc w:val="left"/>
+            </w:pPr>
+            <w:r>
+              <w:rPr>
+                <w:rFonts w:ascii="Calibri" w:hAnsi="Calibri" w:cs="Calibri"/>
+                <w:b w:val="0"/>
+                <w:sz w:val="20"/>
+              </w:rPr>
+              <w:t>Gửi lựa chọn tiến hóa khi người chơi đủ XP</w:t>
+            </w:r>
+          </w:p>
+        </w:tc>
+      </w:tr>
+      <w:tr>
+        <w:tc>
+          <w:tcPr>
+            <w:tcW w:type="dxa" w:w="1728"/>
+            <w:tcMar>
+              <w:top w:w="80" w:type="dxa"/>
+              <w:bottom w:w="80" w:type="dxa"/>
+              <w:start w:w="120" w:type="dxa"/>
+              <w:end w:w="120" w:type="dxa"/>
+            </w:tcMar>
+            <w:vAlign w:val="center"/>
+          </w:tcPr>
+          <w:p>
+            <w:pPr>
+              <w:jc w:val="center"/>
+            </w:pPr>
+            <w:r>
+              <w:rPr>
+                <w:rFonts w:ascii="Calibri" w:hAnsi="Calibri" w:cs="Calibri"/>
+                <w:b w:val="0"/>
+                <w:sz w:val="20"/>
+              </w:rPr>
+              <w:t>7</w:t>
+            </w:r>
+          </w:p>
+        </w:tc>
+        <w:tc>
+          <w:tcPr>
+            <w:tcW w:type="dxa" w:w="2880"/>
+            <w:tcMar>
+              <w:top w:w="80" w:type="dxa"/>
+              <w:bottom w:w="80" w:type="dxa"/>
+              <w:start w:w="120" w:type="dxa"/>
+              <w:end w:w="120" w:type="dxa"/>
+            </w:tcMar>
+            <w:vAlign w:val="center"/>
+          </w:tcPr>
+          <w:p>
+            <w:pPr>
+              <w:jc w:val="left"/>
+            </w:pPr>
+            <w:r>
+              <w:rPr>
+                <w:rFonts w:ascii="Calibri" w:hAnsi="Calibri" w:cs="Calibri"/>
+                <w:b w:val="0"/>
+                <w:sz w:val="20"/>
+              </w:rPr>
+              <w:t>Tái tạo thức ăn</w:t>
+            </w:r>
+          </w:p>
+        </w:tc>
+        <w:tc>
+          <w:tcPr>
+            <w:tcW w:type="dxa" w:w="4752"/>
+            <w:tcMar>
+              <w:top w:w="80" w:type="dxa"/>
+              <w:bottom w:w="80" w:type="dxa"/>
+              <w:start w:w="120" w:type="dxa"/>
+              <w:end w:w="120" w:type="dxa"/>
+            </w:tcMar>
+            <w:vAlign w:val="center"/>
+          </w:tcPr>
+          <w:p>
+            <w:pPr>
+              <w:jc w:val="left"/>
+            </w:pPr>
+            <w:r>
+              <w:rPr>
+                <w:rFonts w:ascii="Calibri" w:hAnsi="Calibri" w:cs="Calibri"/>
+                <w:b w:val="0"/>
+                <w:sz w:val="20"/>
+              </w:rPr>
+              <w:t>Xóa thức ăn cũ và sinh thêm thức ăn nếu chưa đủ số lượng</w:t>
+            </w:r>
+          </w:p>
+        </w:tc>
+      </w:tr>
+      <w:tr>
+        <w:tc>
+          <w:tcPr>
+            <w:tcW w:type="dxa" w:w="1728"/>
+            <w:tcMar>
+              <w:top w:w="80" w:type="dxa"/>
+              <w:bottom w:w="80" w:type="dxa"/>
+              <w:start w:w="120" w:type="dxa"/>
+              <w:end w:w="120" w:type="dxa"/>
+            </w:tcMar>
+            <w:vAlign w:val="center"/>
+          </w:tcPr>
+          <w:p>
+            <w:pPr>
+              <w:jc w:val="center"/>
+            </w:pPr>
+            <w:r>
+              <w:rPr>
+                <w:rFonts w:ascii="Calibri" w:hAnsi="Calibri" w:cs="Calibri"/>
+                <w:b w:val="0"/>
+                <w:sz w:val="20"/>
+              </w:rPr>
+              <w:t>8</w:t>
+            </w:r>
+          </w:p>
+        </w:tc>
+        <w:tc>
+          <w:tcPr>
+            <w:tcW w:type="dxa" w:w="2880"/>
+            <w:tcMar>
+              <w:top w:w="80" w:type="dxa"/>
+              <w:bottom w:w="80" w:type="dxa"/>
+              <w:start w:w="120" w:type="dxa"/>
+              <w:end w:w="120" w:type="dxa"/>
+            </w:tcMar>
+            <w:vAlign w:val="center"/>
+          </w:tcPr>
+          <w:p>
+            <w:pPr>
+              <w:jc w:val="left"/>
+            </w:pPr>
+            <w:r>
+              <w:rPr>
+                <w:rFonts w:ascii="Calibri" w:hAnsi="Calibri" w:cs="Calibri"/>
+                <w:b w:val="0"/>
+                <w:sz w:val="20"/>
+              </w:rPr>
+              <w:t>Phát trạng thái</w:t>
+            </w:r>
+          </w:p>
+        </w:tc>
+        <w:tc>
+          <w:tcPr>
+            <w:tcW w:type="dxa" w:w="4752"/>
+            <w:tcMar>
+              <w:top w:w="80" w:type="dxa"/>
+              <w:bottom w:w="80" w:type="dxa"/>
+              <w:start w:w="120" w:type="dxa"/>
+              <w:end w:w="120" w:type="dxa"/>
+            </w:tcMar>
+            <w:vAlign w:val="center"/>
+          </w:tcPr>
+          <w:p>
+            <w:pPr>
+              <w:jc w:val="left"/>
+            </w:pPr>
+            <w:r>
+              <w:rPr>
+                <w:rFonts w:ascii="Calibri" w:hAnsi="Calibri" w:cs="Calibri"/>
+                <w:b w:val="0"/>
+                <w:sz w:val="20"/>
+              </w:rPr>
+              <w:t>Gửi snapshot trạng thái tới các client trong tầm nhìn</w:t>
+            </w:r>
+          </w:p>
+        </w:tc>
+      </w:tr>
+    </w:tbl>
+    <w:p/>
+    <w:p>
+      <w:r>
+        <w:rPr>
+          <w:rFonts w:ascii="Calibri" w:hAnsi="Calibri" w:cs="Calibri"/>
+          <w:b w:val="0"/>
+          <w:sz w:val="22"/>
+        </w:rPr>
+        <w:t>Sau mỗi nhịp, máy chủ gửi cho mỗi người chơi một *snapshot* chỉ chứa các thực thể nằm trong bán kính tầm nhìn (mặc định 2000 đơn vị) nhằm giảm dung lượng truyền tải.</w:t>
+      </w:r>
+    </w:p>
+    <w:p>
+      <w:pPr>
+        <w:pStyle w:val="Heading1"/>
+        <w:jc w:val="left"/>
+      </w:pPr>
+      <w:r>
+        <w:t>3. CƠ CHẾ TRÒ CHƠI</w:t>
       </w:r>
     </w:p>
     <w:p>
       <w:pPr>
         <w:pStyle w:val="Heading2"/>
-        <w:spacing w:after="71" w:lineRule="auto"/>
-        <w:ind w:left="-5" w:firstLine="0"/>
-        <w:rPr/>
-      </w:pPr>
-      <w:r>
-        <w:rPr>
-          <w:rtl w:val="0"/>
-        </w:rPr>
-        <w:t xml:space="preserve">3.  CƠ CHẾ TRÒ CHƠI</w:t>
-      </w:r>
-    </w:p>
-    <w:p>
-      <w:pPr>
-        <w:ind w:left="0" w:firstLine="0"/>
-        <w:rPr/>
-      </w:pPr>
-      <w:r>
-        <w:rPr>
-          <w:rtl w:val="0"/>
-        </w:rPr>
-      </w:r>
-    </w:p>
-    <w:p>
-      <w:pPr>
-        <w:ind w:left="0" w:firstLine="0"/>
-        <w:rPr>
-          <w:b w:val="1"/>
-          <w:bCs w:val="1"/>
-        </w:rPr>
-      </w:pPr>
-      <w:r>
-        <w:rPr>
-          <w:b w:val="1"/>
-          <w:bCs w:val="1"/>
-          <w:rtl w:val="0"/>
-        </w:rPr>
-        <w:t xml:space="preserve">4.  THIẾT KẾ BẢN ĐỒ TRÒ CHƠI</w:t>
-      </w:r>
-    </w:p>
-    <w:p>
-      <w:pPr>
-        <w:ind w:left="0" w:firstLine="0"/>
-        <w:rPr>
-          <w:b w:val="1"/>
-          <w:bCs w:val="1"/>
-        </w:rPr>
-      </w:pPr>
-      <w:r>
-        <w:rPr>
-          <w:rtl w:val="0"/>
-        </w:rPr>
-      </w:r>
-    </w:p>
-    <w:p>
-      <w:pPr>
-        <w:ind w:left="0" w:firstLine="0"/>
-        <w:rPr>
-          <w:b w:val="1"/>
-          <w:bCs w:val="1"/>
-        </w:rPr>
-      </w:pPr>
-      <w:r>
-        <w:rPr>
-          <w:b w:val="1"/>
-          <w:bCs w:val="1"/>
-          <w:rtl w:val="0"/>
-        </w:rPr>
-        <w:t xml:space="preserve">5. YÊU CẦU KỸ THUẬT</w:t>
-      </w:r>
-    </w:p>
-    <w:p>
-      <w:pPr>
-        <w:ind w:left="0" w:firstLine="0"/>
-        <w:rPr>
-          <w:b w:val="1"/>
-          <w:bCs w:val="1"/>
-        </w:rPr>
-      </w:pPr>
-      <w:r>
-        <w:rPr>
-          <w:rtl w:val="0"/>
-        </w:rPr>
-      </w:r>
-    </w:p>
-    <w:p>
-      <w:pPr>
-        <w:ind w:left="0" w:firstLine="0"/>
-        <w:rPr>
-          <w:b w:val="1"/>
-          <w:bCs w:val="1"/>
-        </w:rPr>
-      </w:pPr>
-      <w:r>
-        <w:rPr>
-          <w:b w:val="1"/>
-          <w:bCs w:val="1"/>
-          <w:rtl w:val="0"/>
-        </w:rPr>
-        <w:t xml:space="preserve">6. TÀI LIỆU THAM KHẢO</w:t>
-      </w:r>
-    </w:p>
-    <w:p>
-      <w:pPr>
-        <w:ind w:left="0" w:firstLine="0"/>
-        <w:rPr>
-          <w:b w:val="1"/>
-          <w:bCs w:val="1"/>
-        </w:rPr>
-      </w:pPr>
-      <w:r>
-        <w:rPr>
-          <w:b w:val="1"/>
-          <w:bCs w:val="1"/>
-          <w:rtl w:val="0"/>
-        </w:rPr>
-        <w:t xml:space="preserve">[1] Mope.io</w:t>
-      </w:r>
-    </w:p>
-    <w:p>
-      <w:pPr>
-        <w:spacing w:after="90" w:line="259" w:lineRule="auto"/>
-        <w:ind w:left="547" w:right="0" w:firstLine="0"/>
         <w:jc w:val="left"/>
-        <w:rPr/>
-      </w:pPr>
-      <w:r>
-        <w:rPr>
-          <w:rtl w:val="0"/>
-        </w:rPr>
-        <w:t xml:space="preserve">  </w:t>
-      </w:r>
-    </w:p>
-    <w:p>
-      <w:pPr>
-        <w:spacing w:after="160" w:line="259" w:lineRule="auto"/>
-        <w:ind w:left="0" w:right="0" w:firstLine="0"/>
+      </w:pPr>
+      <w:r>
+        <w:t>3.1. Điều khiển và di chuyển</w:t>
+      </w:r>
+    </w:p>
+    <w:p>
+      <w:pPr>
+        <w:numPr>
+          <w:ilvl w:val="0"/>
+          <w:numId w:val="2"/>
+        </w:numPr>
+        <w:spacing w:after="80" w:line="280" w:lineRule="auto"/>
+      </w:pPr>
+      <w:r>
+        <w:rPr>
+          <w:rFonts w:ascii="Calibri" w:hAnsi="Calibri" w:cs="Calibri"/>
+          <w:b/>
+          <w:sz w:val="22"/>
+        </w:rPr>
+        <w:t>Di chuyển theo con trỏ chuột</w:t>
+      </w:r>
+      <w:r>
+        <w:rPr>
+          <w:rFonts w:ascii="Calibri" w:hAnsi="Calibri" w:cs="Calibri"/>
+          <w:b w:val="0"/>
+          <w:sz w:val="22"/>
+        </w:rPr>
+        <w:t>: Sinh vật luôn di chuyển về hướng con trỏ so với tâm màn hình. Khoảng cách con trỏ quyết định cường độ (tốc độ tương đối).</w:t>
+      </w:r>
+    </w:p>
+    <w:p>
+      <w:pPr>
+        <w:numPr>
+          <w:ilvl w:val="0"/>
+          <w:numId w:val="2"/>
+        </w:numPr>
+        <w:spacing w:after="80" w:line="280" w:lineRule="auto"/>
+      </w:pPr>
+      <w:r>
+        <w:rPr>
+          <w:rFonts w:ascii="Calibri" w:hAnsi="Calibri" w:cs="Calibri"/>
+          <w:b/>
+          <w:sz w:val="22"/>
+        </w:rPr>
+        <w:t>Tăng tốc (boost)</w:t>
+      </w:r>
+      <w:r>
+        <w:rPr>
+          <w:rFonts w:ascii="Calibri" w:hAnsi="Calibri" w:cs="Calibri"/>
+          <w:b w:val="0"/>
+          <w:sz w:val="22"/>
+        </w:rPr>
+        <w:t xml:space="preserve">: Khi kích hoạt, tốc độ di chuyển tăng </w:t>
+      </w:r>
+      <w:r>
+        <w:rPr>
+          <w:rFonts w:ascii="Calibri" w:hAnsi="Calibri" w:cs="Calibri"/>
+          <w:b/>
+          <w:sz w:val="22"/>
+        </w:rPr>
+        <w:t>1.5 lần</w:t>
+      </w:r>
+      <w:r>
+        <w:rPr>
+          <w:rFonts w:ascii="Calibri" w:hAnsi="Calibri" w:cs="Calibri"/>
+          <w:b w:val="0"/>
+          <w:sz w:val="22"/>
+        </w:rPr>
+        <w:t>.</w:t>
+      </w:r>
+    </w:p>
+    <w:p>
+      <w:pPr>
+        <w:numPr>
+          <w:ilvl w:val="0"/>
+          <w:numId w:val="2"/>
+        </w:numPr>
+        <w:spacing w:after="80" w:line="280" w:lineRule="auto"/>
+      </w:pPr>
+      <w:r>
+        <w:rPr>
+          <w:rFonts w:ascii="Calibri" w:hAnsi="Calibri" w:cs="Calibri"/>
+          <w:b/>
+          <w:sz w:val="22"/>
+        </w:rPr>
+        <w:t>Giới hạn tốc độ phía máy chủ</w:t>
+      </w:r>
+      <w:r>
+        <w:rPr>
+          <w:rFonts w:ascii="Calibri" w:hAnsi="Calibri" w:cs="Calibri"/>
+          <w:b w:val="0"/>
+          <w:sz w:val="22"/>
+        </w:rPr>
+        <w:t>: Mọi chuyển động được máy chủ kiểm tra để chống gian lận; client không tự quyết định vị trí.</w:t>
+      </w:r>
+    </w:p>
+    <w:p>
+      <w:pPr>
+        <w:numPr>
+          <w:ilvl w:val="0"/>
+          <w:numId w:val="2"/>
+        </w:numPr>
+        <w:spacing w:after="80" w:line="280" w:lineRule="auto"/>
+      </w:pPr>
+      <w:r>
+        <w:rPr>
+          <w:rFonts w:ascii="Calibri" w:hAnsi="Calibri" w:cs="Calibri"/>
+          <w:b/>
+          <w:sz w:val="22"/>
+        </w:rPr>
+        <w:t>Ảnh hưởng môi trường</w:t>
+      </w:r>
+      <w:r>
+        <w:rPr>
+          <w:rFonts w:ascii="Calibri" w:hAnsi="Calibri" w:cs="Calibri"/>
+          <w:b w:val="0"/>
+          <w:sz w:val="22"/>
+        </w:rPr>
+        <w:t xml:space="preserve">: Khi sinh vật ở sai vùng môi trường của nó, tốc độ giảm còn </w:t>
+      </w:r>
+      <w:r>
+        <w:rPr>
+          <w:rFonts w:ascii="Calibri" w:hAnsi="Calibri" w:cs="Calibri"/>
+          <w:b/>
+          <w:sz w:val="22"/>
+        </w:rPr>
+        <w:t>0.75 lần</w:t>
+      </w:r>
+      <w:r>
+        <w:rPr>
+          <w:rFonts w:ascii="Calibri" w:hAnsi="Calibri" w:cs="Calibri"/>
+          <w:b w:val="0"/>
+          <w:sz w:val="22"/>
+        </w:rPr>
+        <w:t>; ở đúng môi trường thì giữ nguyên (hệ số 1.0).</w:t>
+      </w:r>
+    </w:p>
+    <w:p>
+      <w:pPr>
+        <w:pStyle w:val="Heading2"/>
         <w:jc w:val="left"/>
-        <w:rPr>
-          <w:b w:val="1"/>
-          <w:bCs w:val="1"/>
-          <w:sz w:val="28"/>
-          <w:szCs w:val="28"/>
-        </w:rPr>
-      </w:pPr>
-      <w:r>
-        <w:br w:type="page"/>
-      </w:r>
-      <w:r>
-        <w:rPr>
-          <w:rtl w:val="0"/>
-        </w:rPr>
-      </w:r>
-    </w:p>
-    <w:p>
-      <w:pPr>
-        <w:spacing w:after="160" w:line="259" w:lineRule="auto"/>
-        <w:ind w:left="0" w:right="0" w:firstLine="0"/>
+      </w:pPr>
+      <w:r>
+        <w:t>3.2. Hệ thống sinh vật và bậc tiến hóa</w:t>
+      </w:r>
+    </w:p>
+    <w:p>
+      <w:r>
+        <w:rPr>
+          <w:rFonts w:ascii="Calibri" w:hAnsi="Calibri" w:cs="Calibri"/>
+          <w:b w:val="0"/>
+          <w:sz w:val="22"/>
+        </w:rPr>
+        <w:t xml:space="preserve">Trò chơi có </w:t>
+      </w:r>
+      <w:r>
+        <w:rPr>
+          <w:rFonts w:ascii="Calibri" w:hAnsi="Calibri" w:cs="Calibri"/>
+          <w:b/>
+          <w:sz w:val="22"/>
+        </w:rPr>
+        <w:t>47 sinh vật</w:t>
+      </w:r>
+      <w:r>
+        <w:rPr>
+          <w:rFonts w:ascii="Calibri" w:hAnsi="Calibri" w:cs="Calibri"/>
+          <w:b w:val="0"/>
+          <w:sz w:val="22"/>
+        </w:rPr>
+        <w:t xml:space="preserve"> chia thành </w:t>
+      </w:r>
+      <w:r>
+        <w:rPr>
+          <w:rFonts w:ascii="Calibri" w:hAnsi="Calibri" w:cs="Calibri"/>
+          <w:b/>
+          <w:sz w:val="22"/>
+        </w:rPr>
+        <w:t>15 bậc (tier)</w:t>
+      </w:r>
+      <w:r>
+        <w:rPr>
+          <w:rFonts w:ascii="Calibri" w:hAnsi="Calibri" w:cs="Calibri"/>
+          <w:b w:val="0"/>
+          <w:sz w:val="22"/>
+        </w:rPr>
+        <w:t>, trải trên 3 vùng môi trường: Đồng bằng (Land), Đại dương (Ocean) và Bắc cực (Arctic).</w:t>
+      </w:r>
+    </w:p>
+    <w:p>
+      <w:pPr>
+        <w:numPr>
+          <w:ilvl w:val="0"/>
+          <w:numId w:val="2"/>
+        </w:numPr>
+        <w:spacing w:after="80" w:line="280" w:lineRule="auto"/>
+      </w:pPr>
+      <w:r>
+        <w:rPr>
+          <w:rFonts w:ascii="Calibri" w:hAnsi="Calibri" w:cs="Calibri"/>
+          <w:b w:val="0"/>
+          <w:sz w:val="22"/>
+        </w:rPr>
+        <w:t>Mỗi sinh vật được định nghĩa bởi: bậc, tốc độ, bán kính (kích thước), lượng máu, ngưỡng XP cần để tiến hóa, môi trường và kỹ năng.</w:t>
+      </w:r>
+    </w:p>
+    <w:p>
+      <w:pPr>
+        <w:numPr>
+          <w:ilvl w:val="0"/>
+          <w:numId w:val="2"/>
+        </w:numPr>
+        <w:spacing w:after="80" w:line="280" w:lineRule="auto"/>
+      </w:pPr>
+      <w:r>
+        <w:rPr>
+          <w:rFonts w:ascii="Calibri" w:hAnsi="Calibri" w:cs="Calibri"/>
+          <w:b/>
+          <w:sz w:val="22"/>
+        </w:rPr>
+        <w:t>Sinh vật khởi đầu</w:t>
+      </w:r>
+      <w:r>
+        <w:rPr>
+          <w:rFonts w:ascii="Calibri" w:hAnsi="Calibri" w:cs="Calibri"/>
+          <w:b w:val="0"/>
+          <w:sz w:val="22"/>
+        </w:rPr>
+        <w:t xml:space="preserve"> người chơi được chọn: Chuột (Mouse – Đồng bằng), Tôm (Shrimp – Đại dương), Sóc chuột (Chipmunk – Bắc cực).</w:t>
+      </w:r>
+    </w:p>
+    <w:p>
+      <w:pPr>
+        <w:numPr>
+          <w:ilvl w:val="0"/>
+          <w:numId w:val="2"/>
+        </w:numPr>
+        <w:spacing w:after="80" w:line="280" w:lineRule="auto"/>
+      </w:pPr>
+      <w:r>
+        <w:rPr>
+          <w:rFonts w:ascii="Calibri" w:hAnsi="Calibri" w:cs="Calibri"/>
+          <w:b w:val="0"/>
+          <w:sz w:val="22"/>
+        </w:rPr>
+        <w:t xml:space="preserve">Bậc cuối cùng đặc biệt là </w:t>
+      </w:r>
+      <w:r>
+        <w:rPr>
+          <w:rFonts w:ascii="Calibri" w:hAnsi="Calibri" w:cs="Calibri"/>
+          <w:b/>
+          <w:sz w:val="22"/>
+        </w:rPr>
+        <w:t>Rồng Đen (Black Dragon)</w:t>
+      </w:r>
+      <w:r>
+        <w:rPr>
+          <w:rFonts w:ascii="Calibri" w:hAnsi="Calibri" w:cs="Calibri"/>
+          <w:b w:val="0"/>
+          <w:sz w:val="22"/>
+        </w:rPr>
+        <w:t xml:space="preserve"> — chỉ mở khóa từ sinh vật bậc 14 (Rồng, Kraken hoặc Yeti) khi đạt </w:t>
+      </w:r>
+      <w:r>
+        <w:rPr>
+          <w:rFonts w:ascii="Calibri" w:hAnsi="Calibri" w:cs="Calibri"/>
+          <w:b/>
+          <w:sz w:val="22"/>
+        </w:rPr>
+        <w:t>1.000.000 XP</w:t>
+      </w:r>
+      <w:r>
+        <w:rPr>
+          <w:rFonts w:ascii="Calibri" w:hAnsi="Calibri" w:cs="Calibri"/>
+          <w:b w:val="0"/>
+          <w:sz w:val="22"/>
+        </w:rPr>
+        <w:t>.</w:t>
+      </w:r>
+    </w:p>
+    <w:p>
+      <w:r>
+        <w:rPr>
+          <w:rFonts w:ascii="Calibri" w:hAnsi="Calibri" w:cs="Calibri"/>
+          <w:b/>
+          <w:sz w:val="22"/>
+        </w:rPr>
+        <w:t>Bảng ngưỡng XP để tiến hóa theo bậc:</w:t>
+      </w:r>
+    </w:p>
+    <w:tbl>
+      <w:tblPr>
+        <w:tblW w:type="auto" w:w="0"/>
+        <w:tblLayout w:type="fixed"/>
+        <w:tblLook w:firstColumn="1" w:firstRow="1" w:lastColumn="0" w:lastRow="0" w:noHBand="0" w:noVBand="1" w:val="04A0"/>
         <w:jc w:val="center"/>
-        <w:rPr>
-          <w:b w:val="1"/>
-          <w:bCs w:val="1"/>
-          <w:sz w:val="30"/>
-          <w:szCs w:val="30"/>
-        </w:rPr>
-      </w:pPr>
-      <w:r>
-        <w:rPr>
-          <w:b w:val="1"/>
-          <w:bCs w:val="1"/>
-          <w:sz w:val="30"/>
-          <w:szCs w:val="30"/>
-          <w:rtl w:val="0"/>
-        </w:rPr>
-        <w:t xml:space="preserve">PHẦN KẾT LUẬN </w:t>
-      </w:r>
-    </w:p>
+        <w:tblBorders>
+          <w:top w:val="single" w:sz="6" w:space="0" w:color="B7C0CC"/>
+          <w:left w:val="single" w:sz="6" w:space="0" w:color="B7C0CC"/>
+          <w:bottom w:val="single" w:sz="6" w:space="0" w:color="B7C0CC"/>
+          <w:right w:val="single" w:sz="6" w:space="0" w:color="B7C0CC"/>
+          <w:insideH w:val="single" w:sz="6" w:space="0" w:color="B7C0CC"/>
+          <w:insideV w:val="single" w:sz="6" w:space="0" w:color="B7C0CC"/>
+        </w:tblBorders>
+      </w:tblPr>
+      <w:tblGrid>
+        <w:gridCol w:w="2340"/>
+        <w:gridCol w:w="2340"/>
+        <w:gridCol w:w="2340"/>
+        <w:gridCol w:w="2340"/>
+      </w:tblGrid>
+      <w:tr>
+        <w:tc>
+          <w:tcPr>
+            <w:tcW w:type="dxa" w:w="1656"/>
+            <w:shd w:fill="F2F4F7"/>
+            <w:tcMar>
+              <w:top w:w="80" w:type="dxa"/>
+              <w:bottom w:w="80" w:type="dxa"/>
+              <w:start w:w="120" w:type="dxa"/>
+              <w:end w:w="120" w:type="dxa"/>
+            </w:tcMar>
+            <w:vAlign w:val="center"/>
+          </w:tcPr>
+          <w:p>
+            <w:pPr>
+              <w:jc w:val="center"/>
+            </w:pPr>
+            <w:r>
+              <w:rPr>
+                <w:rFonts w:ascii="Calibri" w:hAnsi="Calibri" w:cs="Calibri"/>
+                <w:b/>
+                <w:sz w:val="20"/>
+              </w:rPr>
+              <w:t>Bậc</w:t>
+            </w:r>
+          </w:p>
+        </w:tc>
+        <w:tc>
+          <w:tcPr>
+            <w:tcW w:type="dxa" w:w="1656"/>
+            <w:shd w:fill="F2F4F7"/>
+            <w:tcMar>
+              <w:top w:w="80" w:type="dxa"/>
+              <w:bottom w:w="80" w:type="dxa"/>
+              <w:start w:w="120" w:type="dxa"/>
+              <w:end w:w="120" w:type="dxa"/>
+            </w:tcMar>
+            <w:vAlign w:val="center"/>
+          </w:tcPr>
+          <w:p>
+            <w:pPr>
+              <w:jc w:val="center"/>
+            </w:pPr>
+            <w:r>
+              <w:rPr>
+                <w:rFonts w:ascii="Calibri" w:hAnsi="Calibri" w:cs="Calibri"/>
+                <w:b/>
+                <w:sz w:val="20"/>
+              </w:rPr>
+              <w:t>XP yêu cầu</w:t>
+            </w:r>
+          </w:p>
+        </w:tc>
+        <w:tc>
+          <w:tcPr>
+            <w:tcW w:type="dxa" w:w="2232"/>
+            <w:shd w:fill="F2F4F7"/>
+            <w:tcMar>
+              <w:top w:w="80" w:type="dxa"/>
+              <w:bottom w:w="80" w:type="dxa"/>
+              <w:start w:w="120" w:type="dxa"/>
+              <w:end w:w="120" w:type="dxa"/>
+            </w:tcMar>
+            <w:vAlign w:val="center"/>
+          </w:tcPr>
+          <w:p>
+            <w:pPr>
+              <w:jc w:val="center"/>
+            </w:pPr>
+            <w:r>
+              <w:rPr>
+                <w:rFonts w:ascii="Calibri" w:hAnsi="Calibri" w:cs="Calibri"/>
+                <w:b/>
+                <w:sz w:val="20"/>
+              </w:rPr>
+              <w:t>Bậc</w:t>
+            </w:r>
+          </w:p>
+        </w:tc>
+        <w:tc>
+          <w:tcPr>
+            <w:tcW w:type="dxa" w:w="3816"/>
+            <w:shd w:fill="F2F4F7"/>
+            <w:tcMar>
+              <w:top w:w="80" w:type="dxa"/>
+              <w:bottom w:w="80" w:type="dxa"/>
+              <w:start w:w="120" w:type="dxa"/>
+              <w:end w:w="120" w:type="dxa"/>
+            </w:tcMar>
+            <w:vAlign w:val="center"/>
+          </w:tcPr>
+          <w:p>
+            <w:pPr>
+              <w:jc w:val="center"/>
+            </w:pPr>
+            <w:r>
+              <w:rPr>
+                <w:rFonts w:ascii="Calibri" w:hAnsi="Calibri" w:cs="Calibri"/>
+                <w:b/>
+                <w:sz w:val="20"/>
+              </w:rPr>
+              <w:t>XP yêu cầu</w:t>
+            </w:r>
+          </w:p>
+        </w:tc>
+      </w:tr>
+      <w:tr>
+        <w:tc>
+          <w:tcPr>
+            <w:tcW w:type="dxa" w:w="1656"/>
+            <w:tcMar>
+              <w:top w:w="80" w:type="dxa"/>
+              <w:bottom w:w="80" w:type="dxa"/>
+              <w:start w:w="120" w:type="dxa"/>
+              <w:end w:w="120" w:type="dxa"/>
+            </w:tcMar>
+            <w:vAlign w:val="center"/>
+          </w:tcPr>
+          <w:p>
+            <w:pPr>
+              <w:jc w:val="center"/>
+            </w:pPr>
+            <w:r>
+              <w:rPr>
+                <w:rFonts w:ascii="Calibri" w:hAnsi="Calibri" w:cs="Calibri"/>
+                <w:b w:val="0"/>
+                <w:sz w:val="20"/>
+              </w:rPr>
+              <w:t>1</w:t>
+            </w:r>
+          </w:p>
+        </w:tc>
+        <w:tc>
+          <w:tcPr>
+            <w:tcW w:type="dxa" w:w="1656"/>
+            <w:tcMar>
+              <w:top w:w="80" w:type="dxa"/>
+              <w:bottom w:w="80" w:type="dxa"/>
+              <w:start w:w="120" w:type="dxa"/>
+              <w:end w:w="120" w:type="dxa"/>
+            </w:tcMar>
+            <w:vAlign w:val="center"/>
+          </w:tcPr>
+          <w:p>
+            <w:pPr>
+              <w:jc w:val="center"/>
+            </w:pPr>
+            <w:r>
+              <w:rPr>
+                <w:rFonts w:ascii="Calibri" w:hAnsi="Calibri" w:cs="Calibri"/>
+                <w:b w:val="0"/>
+                <w:sz w:val="20"/>
+              </w:rPr>
+              <w:t>0</w:t>
+            </w:r>
+          </w:p>
+        </w:tc>
+        <w:tc>
+          <w:tcPr>
+            <w:tcW w:type="dxa" w:w="2232"/>
+            <w:tcMar>
+              <w:top w:w="80" w:type="dxa"/>
+              <w:bottom w:w="80" w:type="dxa"/>
+              <w:start w:w="120" w:type="dxa"/>
+              <w:end w:w="120" w:type="dxa"/>
+            </w:tcMar>
+            <w:vAlign w:val="center"/>
+          </w:tcPr>
+          <w:p>
+            <w:pPr>
+              <w:jc w:val="center"/>
+            </w:pPr>
+            <w:r>
+              <w:rPr>
+                <w:rFonts w:ascii="Calibri" w:hAnsi="Calibri" w:cs="Calibri"/>
+                <w:b w:val="0"/>
+                <w:sz w:val="20"/>
+              </w:rPr>
+              <w:t>9</w:t>
+            </w:r>
+          </w:p>
+        </w:tc>
+        <w:tc>
+          <w:tcPr>
+            <w:tcW w:type="dxa" w:w="3816"/>
+            <w:tcMar>
+              <w:top w:w="80" w:type="dxa"/>
+              <w:bottom w:w="80" w:type="dxa"/>
+              <w:start w:w="120" w:type="dxa"/>
+              <w:end w:w="120" w:type="dxa"/>
+            </w:tcMar>
+            <w:vAlign w:val="center"/>
+          </w:tcPr>
+          <w:p>
+            <w:pPr>
+              <w:jc w:val="center"/>
+            </w:pPr>
+            <w:r>
+              <w:rPr>
+                <w:rFonts w:ascii="Calibri" w:hAnsi="Calibri" w:cs="Calibri"/>
+                <w:b w:val="0"/>
+                <w:sz w:val="20"/>
+              </w:rPr>
+              <w:t>16.000</w:t>
+            </w:r>
+          </w:p>
+        </w:tc>
+      </w:tr>
+      <w:tr>
+        <w:tc>
+          <w:tcPr>
+            <w:tcW w:type="dxa" w:w="1656"/>
+            <w:tcMar>
+              <w:top w:w="80" w:type="dxa"/>
+              <w:bottom w:w="80" w:type="dxa"/>
+              <w:start w:w="120" w:type="dxa"/>
+              <w:end w:w="120" w:type="dxa"/>
+            </w:tcMar>
+            <w:vAlign w:val="center"/>
+          </w:tcPr>
+          <w:p>
+            <w:pPr>
+              <w:jc w:val="center"/>
+            </w:pPr>
+            <w:r>
+              <w:rPr>
+                <w:rFonts w:ascii="Calibri" w:hAnsi="Calibri" w:cs="Calibri"/>
+                <w:b w:val="0"/>
+                <w:sz w:val="20"/>
+              </w:rPr>
+              <w:t>2</w:t>
+            </w:r>
+          </w:p>
+        </w:tc>
+        <w:tc>
+          <w:tcPr>
+            <w:tcW w:type="dxa" w:w="1656"/>
+            <w:tcMar>
+              <w:top w:w="80" w:type="dxa"/>
+              <w:bottom w:w="80" w:type="dxa"/>
+              <w:start w:w="120" w:type="dxa"/>
+              <w:end w:w="120" w:type="dxa"/>
+            </w:tcMar>
+            <w:vAlign w:val="center"/>
+          </w:tcPr>
+          <w:p>
+            <w:pPr>
+              <w:jc w:val="center"/>
+            </w:pPr>
+            <w:r>
+              <w:rPr>
+                <w:rFonts w:ascii="Calibri" w:hAnsi="Calibri" w:cs="Calibri"/>
+                <w:b w:val="0"/>
+                <w:sz w:val="20"/>
+              </w:rPr>
+              <w:t>50</w:t>
+            </w:r>
+          </w:p>
+        </w:tc>
+        <w:tc>
+          <w:tcPr>
+            <w:tcW w:type="dxa" w:w="2232"/>
+            <w:tcMar>
+              <w:top w:w="80" w:type="dxa"/>
+              <w:bottom w:w="80" w:type="dxa"/>
+              <w:start w:w="120" w:type="dxa"/>
+              <w:end w:w="120" w:type="dxa"/>
+            </w:tcMar>
+            <w:vAlign w:val="center"/>
+          </w:tcPr>
+          <w:p>
+            <w:pPr>
+              <w:jc w:val="center"/>
+            </w:pPr>
+            <w:r>
+              <w:rPr>
+                <w:rFonts w:ascii="Calibri" w:hAnsi="Calibri" w:cs="Calibri"/>
+                <w:b w:val="0"/>
+                <w:sz w:val="20"/>
+              </w:rPr>
+              <w:t>10</w:t>
+            </w:r>
+          </w:p>
+        </w:tc>
+        <w:tc>
+          <w:tcPr>
+            <w:tcW w:type="dxa" w:w="3816"/>
+            <w:tcMar>
+              <w:top w:w="80" w:type="dxa"/>
+              <w:bottom w:w="80" w:type="dxa"/>
+              <w:start w:w="120" w:type="dxa"/>
+              <w:end w:w="120" w:type="dxa"/>
+            </w:tcMar>
+            <w:vAlign w:val="center"/>
+          </w:tcPr>
+          <w:p>
+            <w:pPr>
+              <w:jc w:val="center"/>
+            </w:pPr>
+            <w:r>
+              <w:rPr>
+                <w:rFonts w:ascii="Calibri" w:hAnsi="Calibri" w:cs="Calibri"/>
+                <w:b w:val="0"/>
+                <w:sz w:val="20"/>
+              </w:rPr>
+              <w:t>32.000</w:t>
+            </w:r>
+          </w:p>
+        </w:tc>
+      </w:tr>
+      <w:tr>
+        <w:tc>
+          <w:tcPr>
+            <w:tcW w:type="dxa" w:w="1656"/>
+            <w:tcMar>
+              <w:top w:w="80" w:type="dxa"/>
+              <w:bottom w:w="80" w:type="dxa"/>
+              <w:start w:w="120" w:type="dxa"/>
+              <w:end w:w="120" w:type="dxa"/>
+            </w:tcMar>
+            <w:vAlign w:val="center"/>
+          </w:tcPr>
+          <w:p>
+            <w:pPr>
+              <w:jc w:val="center"/>
+            </w:pPr>
+            <w:r>
+              <w:rPr>
+                <w:rFonts w:ascii="Calibri" w:hAnsi="Calibri" w:cs="Calibri"/>
+                <w:b w:val="0"/>
+                <w:sz w:val="20"/>
+              </w:rPr>
+              <w:t>3</w:t>
+            </w:r>
+          </w:p>
+        </w:tc>
+        <w:tc>
+          <w:tcPr>
+            <w:tcW w:type="dxa" w:w="1656"/>
+            <w:tcMar>
+              <w:top w:w="80" w:type="dxa"/>
+              <w:bottom w:w="80" w:type="dxa"/>
+              <w:start w:w="120" w:type="dxa"/>
+              <w:end w:w="120" w:type="dxa"/>
+            </w:tcMar>
+            <w:vAlign w:val="center"/>
+          </w:tcPr>
+          <w:p>
+            <w:pPr>
+              <w:jc w:val="center"/>
+            </w:pPr>
+            <w:r>
+              <w:rPr>
+                <w:rFonts w:ascii="Calibri" w:hAnsi="Calibri" w:cs="Calibri"/>
+                <w:b w:val="0"/>
+                <w:sz w:val="20"/>
+              </w:rPr>
+              <w:t>200</w:t>
+            </w:r>
+          </w:p>
+        </w:tc>
+        <w:tc>
+          <w:tcPr>
+            <w:tcW w:type="dxa" w:w="2232"/>
+            <w:tcMar>
+              <w:top w:w="80" w:type="dxa"/>
+              <w:bottom w:w="80" w:type="dxa"/>
+              <w:start w:w="120" w:type="dxa"/>
+              <w:end w:w="120" w:type="dxa"/>
+            </w:tcMar>
+            <w:vAlign w:val="center"/>
+          </w:tcPr>
+          <w:p>
+            <w:pPr>
+              <w:jc w:val="center"/>
+            </w:pPr>
+            <w:r>
+              <w:rPr>
+                <w:rFonts w:ascii="Calibri" w:hAnsi="Calibri" w:cs="Calibri"/>
+                <w:b w:val="0"/>
+                <w:sz w:val="20"/>
+              </w:rPr>
+              <w:t>11</w:t>
+            </w:r>
+          </w:p>
+        </w:tc>
+        <w:tc>
+          <w:tcPr>
+            <w:tcW w:type="dxa" w:w="3816"/>
+            <w:tcMar>
+              <w:top w:w="80" w:type="dxa"/>
+              <w:bottom w:w="80" w:type="dxa"/>
+              <w:start w:w="120" w:type="dxa"/>
+              <w:end w:w="120" w:type="dxa"/>
+            </w:tcMar>
+            <w:vAlign w:val="center"/>
+          </w:tcPr>
+          <w:p>
+            <w:pPr>
+              <w:jc w:val="center"/>
+            </w:pPr>
+            <w:r>
+              <w:rPr>
+                <w:rFonts w:ascii="Calibri" w:hAnsi="Calibri" w:cs="Calibri"/>
+                <w:b w:val="0"/>
+                <w:sz w:val="20"/>
+              </w:rPr>
+              <w:t>64.000</w:t>
+            </w:r>
+          </w:p>
+        </w:tc>
+      </w:tr>
+      <w:tr>
+        <w:tc>
+          <w:tcPr>
+            <w:tcW w:type="dxa" w:w="1656"/>
+            <w:tcMar>
+              <w:top w:w="80" w:type="dxa"/>
+              <w:bottom w:w="80" w:type="dxa"/>
+              <w:start w:w="120" w:type="dxa"/>
+              <w:end w:w="120" w:type="dxa"/>
+            </w:tcMar>
+            <w:vAlign w:val="center"/>
+          </w:tcPr>
+          <w:p>
+            <w:pPr>
+              <w:jc w:val="center"/>
+            </w:pPr>
+            <w:r>
+              <w:rPr>
+                <w:rFonts w:ascii="Calibri" w:hAnsi="Calibri" w:cs="Calibri"/>
+                <w:b w:val="0"/>
+                <w:sz w:val="20"/>
+              </w:rPr>
+              <w:t>4</w:t>
+            </w:r>
+          </w:p>
+        </w:tc>
+        <w:tc>
+          <w:tcPr>
+            <w:tcW w:type="dxa" w:w="1656"/>
+            <w:tcMar>
+              <w:top w:w="80" w:type="dxa"/>
+              <w:bottom w:w="80" w:type="dxa"/>
+              <w:start w:w="120" w:type="dxa"/>
+              <w:end w:w="120" w:type="dxa"/>
+            </w:tcMar>
+            <w:vAlign w:val="center"/>
+          </w:tcPr>
+          <w:p>
+            <w:pPr>
+              <w:jc w:val="center"/>
+            </w:pPr>
+            <w:r>
+              <w:rPr>
+                <w:rFonts w:ascii="Calibri" w:hAnsi="Calibri" w:cs="Calibri"/>
+                <w:b w:val="0"/>
+                <w:sz w:val="20"/>
+              </w:rPr>
+              <w:t>500</w:t>
+            </w:r>
+          </w:p>
+        </w:tc>
+        <w:tc>
+          <w:tcPr>
+            <w:tcW w:type="dxa" w:w="2232"/>
+            <w:tcMar>
+              <w:top w:w="80" w:type="dxa"/>
+              <w:bottom w:w="80" w:type="dxa"/>
+              <w:start w:w="120" w:type="dxa"/>
+              <w:end w:w="120" w:type="dxa"/>
+            </w:tcMar>
+            <w:vAlign w:val="center"/>
+          </w:tcPr>
+          <w:p>
+            <w:pPr>
+              <w:jc w:val="center"/>
+            </w:pPr>
+            <w:r>
+              <w:rPr>
+                <w:rFonts w:ascii="Calibri" w:hAnsi="Calibri" w:cs="Calibri"/>
+                <w:b w:val="0"/>
+                <w:sz w:val="20"/>
+              </w:rPr>
+              <w:t>12</w:t>
+            </w:r>
+          </w:p>
+        </w:tc>
+        <w:tc>
+          <w:tcPr>
+            <w:tcW w:type="dxa" w:w="3816"/>
+            <w:tcMar>
+              <w:top w:w="80" w:type="dxa"/>
+              <w:bottom w:w="80" w:type="dxa"/>
+              <w:start w:w="120" w:type="dxa"/>
+              <w:end w:w="120" w:type="dxa"/>
+            </w:tcMar>
+            <w:vAlign w:val="center"/>
+          </w:tcPr>
+          <w:p>
+            <w:pPr>
+              <w:jc w:val="center"/>
+            </w:pPr>
+            <w:r>
+              <w:rPr>
+                <w:rFonts w:ascii="Calibri" w:hAnsi="Calibri" w:cs="Calibri"/>
+                <w:b w:val="0"/>
+                <w:sz w:val="20"/>
+              </w:rPr>
+              <w:t>125.000</w:t>
+            </w:r>
+          </w:p>
+        </w:tc>
+      </w:tr>
+      <w:tr>
+        <w:tc>
+          <w:tcPr>
+            <w:tcW w:type="dxa" w:w="1656"/>
+            <w:tcMar>
+              <w:top w:w="80" w:type="dxa"/>
+              <w:bottom w:w="80" w:type="dxa"/>
+              <w:start w:w="120" w:type="dxa"/>
+              <w:end w:w="120" w:type="dxa"/>
+            </w:tcMar>
+            <w:vAlign w:val="center"/>
+          </w:tcPr>
+          <w:p>
+            <w:pPr>
+              <w:jc w:val="center"/>
+            </w:pPr>
+            <w:r>
+              <w:rPr>
+                <w:rFonts w:ascii="Calibri" w:hAnsi="Calibri" w:cs="Calibri"/>
+                <w:b w:val="0"/>
+                <w:sz w:val="20"/>
+              </w:rPr>
+              <w:t>5</w:t>
+            </w:r>
+          </w:p>
+        </w:tc>
+        <w:tc>
+          <w:tcPr>
+            <w:tcW w:type="dxa" w:w="1656"/>
+            <w:tcMar>
+              <w:top w:w="80" w:type="dxa"/>
+              <w:bottom w:w="80" w:type="dxa"/>
+              <w:start w:w="120" w:type="dxa"/>
+              <w:end w:w="120" w:type="dxa"/>
+            </w:tcMar>
+            <w:vAlign w:val="center"/>
+          </w:tcPr>
+          <w:p>
+            <w:pPr>
+              <w:jc w:val="center"/>
+            </w:pPr>
+            <w:r>
+              <w:rPr>
+                <w:rFonts w:ascii="Calibri" w:hAnsi="Calibri" w:cs="Calibri"/>
+                <w:b w:val="0"/>
+                <w:sz w:val="20"/>
+              </w:rPr>
+              <w:t>1.000</w:t>
+            </w:r>
+          </w:p>
+        </w:tc>
+        <w:tc>
+          <w:tcPr>
+            <w:tcW w:type="dxa" w:w="2232"/>
+            <w:tcMar>
+              <w:top w:w="80" w:type="dxa"/>
+              <w:bottom w:w="80" w:type="dxa"/>
+              <w:start w:w="120" w:type="dxa"/>
+              <w:end w:w="120" w:type="dxa"/>
+            </w:tcMar>
+            <w:vAlign w:val="center"/>
+          </w:tcPr>
+          <w:p>
+            <w:pPr>
+              <w:jc w:val="center"/>
+            </w:pPr>
+            <w:r>
+              <w:rPr>
+                <w:rFonts w:ascii="Calibri" w:hAnsi="Calibri" w:cs="Calibri"/>
+                <w:b w:val="0"/>
+                <w:sz w:val="20"/>
+              </w:rPr>
+              <w:t>13</w:t>
+            </w:r>
+          </w:p>
+        </w:tc>
+        <w:tc>
+          <w:tcPr>
+            <w:tcW w:type="dxa" w:w="3816"/>
+            <w:tcMar>
+              <w:top w:w="80" w:type="dxa"/>
+              <w:bottom w:w="80" w:type="dxa"/>
+              <w:start w:w="120" w:type="dxa"/>
+              <w:end w:w="120" w:type="dxa"/>
+            </w:tcMar>
+            <w:vAlign w:val="center"/>
+          </w:tcPr>
+          <w:p>
+            <w:pPr>
+              <w:jc w:val="center"/>
+            </w:pPr>
+            <w:r>
+              <w:rPr>
+                <w:rFonts w:ascii="Calibri" w:hAnsi="Calibri" w:cs="Calibri"/>
+                <w:b w:val="0"/>
+                <w:sz w:val="20"/>
+              </w:rPr>
+              <w:t>250.000</w:t>
+            </w:r>
+          </w:p>
+        </w:tc>
+      </w:tr>
+      <w:tr>
+        <w:tc>
+          <w:tcPr>
+            <w:tcW w:type="dxa" w:w="1656"/>
+            <w:tcMar>
+              <w:top w:w="80" w:type="dxa"/>
+              <w:bottom w:w="80" w:type="dxa"/>
+              <w:start w:w="120" w:type="dxa"/>
+              <w:end w:w="120" w:type="dxa"/>
+            </w:tcMar>
+            <w:vAlign w:val="center"/>
+          </w:tcPr>
+          <w:p>
+            <w:pPr>
+              <w:jc w:val="center"/>
+            </w:pPr>
+            <w:r>
+              <w:rPr>
+                <w:rFonts w:ascii="Calibri" w:hAnsi="Calibri" w:cs="Calibri"/>
+                <w:b w:val="0"/>
+                <w:sz w:val="20"/>
+              </w:rPr>
+              <w:t>6</w:t>
+            </w:r>
+          </w:p>
+        </w:tc>
+        <w:tc>
+          <w:tcPr>
+            <w:tcW w:type="dxa" w:w="1656"/>
+            <w:tcMar>
+              <w:top w:w="80" w:type="dxa"/>
+              <w:bottom w:w="80" w:type="dxa"/>
+              <w:start w:w="120" w:type="dxa"/>
+              <w:end w:w="120" w:type="dxa"/>
+            </w:tcMar>
+            <w:vAlign w:val="center"/>
+          </w:tcPr>
+          <w:p>
+            <w:pPr>
+              <w:jc w:val="center"/>
+            </w:pPr>
+            <w:r>
+              <w:rPr>
+                <w:rFonts w:ascii="Calibri" w:hAnsi="Calibri" w:cs="Calibri"/>
+                <w:b w:val="0"/>
+                <w:sz w:val="20"/>
+              </w:rPr>
+              <w:t>2.000</w:t>
+            </w:r>
+          </w:p>
+        </w:tc>
+        <w:tc>
+          <w:tcPr>
+            <w:tcW w:type="dxa" w:w="2232"/>
+            <w:tcMar>
+              <w:top w:w="80" w:type="dxa"/>
+              <w:bottom w:w="80" w:type="dxa"/>
+              <w:start w:w="120" w:type="dxa"/>
+              <w:end w:w="120" w:type="dxa"/>
+            </w:tcMar>
+            <w:vAlign w:val="center"/>
+          </w:tcPr>
+          <w:p>
+            <w:pPr>
+              <w:jc w:val="center"/>
+            </w:pPr>
+            <w:r>
+              <w:rPr>
+                <w:rFonts w:ascii="Calibri" w:hAnsi="Calibri" w:cs="Calibri"/>
+                <w:b w:val="0"/>
+                <w:sz w:val="20"/>
+              </w:rPr>
+              <w:t>14</w:t>
+            </w:r>
+          </w:p>
+        </w:tc>
+        <w:tc>
+          <w:tcPr>
+            <w:tcW w:type="dxa" w:w="3816"/>
+            <w:tcMar>
+              <w:top w:w="80" w:type="dxa"/>
+              <w:bottom w:w="80" w:type="dxa"/>
+              <w:start w:w="120" w:type="dxa"/>
+              <w:end w:w="120" w:type="dxa"/>
+            </w:tcMar>
+            <w:vAlign w:val="center"/>
+          </w:tcPr>
+          <w:p>
+            <w:pPr>
+              <w:jc w:val="center"/>
+            </w:pPr>
+            <w:r>
+              <w:rPr>
+                <w:rFonts w:ascii="Calibri" w:hAnsi="Calibri" w:cs="Calibri"/>
+                <w:b w:val="0"/>
+                <w:sz w:val="20"/>
+              </w:rPr>
+              <w:t>500.000</w:t>
+            </w:r>
+          </w:p>
+        </w:tc>
+      </w:tr>
+      <w:tr>
+        <w:tc>
+          <w:tcPr>
+            <w:tcW w:type="dxa" w:w="1656"/>
+            <w:tcMar>
+              <w:top w:w="80" w:type="dxa"/>
+              <w:bottom w:w="80" w:type="dxa"/>
+              <w:start w:w="120" w:type="dxa"/>
+              <w:end w:w="120" w:type="dxa"/>
+            </w:tcMar>
+            <w:vAlign w:val="center"/>
+          </w:tcPr>
+          <w:p>
+            <w:pPr>
+              <w:jc w:val="center"/>
+            </w:pPr>
+            <w:r>
+              <w:rPr>
+                <w:rFonts w:ascii="Calibri" w:hAnsi="Calibri" w:cs="Calibri"/>
+                <w:b w:val="0"/>
+                <w:sz w:val="20"/>
+              </w:rPr>
+              <w:t>7</w:t>
+            </w:r>
+          </w:p>
+        </w:tc>
+        <w:tc>
+          <w:tcPr>
+            <w:tcW w:type="dxa" w:w="1656"/>
+            <w:tcMar>
+              <w:top w:w="80" w:type="dxa"/>
+              <w:bottom w:w="80" w:type="dxa"/>
+              <w:start w:w="120" w:type="dxa"/>
+              <w:end w:w="120" w:type="dxa"/>
+            </w:tcMar>
+            <w:vAlign w:val="center"/>
+          </w:tcPr>
+          <w:p>
+            <w:pPr>
+              <w:jc w:val="center"/>
+            </w:pPr>
+            <w:r>
+              <w:rPr>
+                <w:rFonts w:ascii="Calibri" w:hAnsi="Calibri" w:cs="Calibri"/>
+                <w:b w:val="0"/>
+                <w:sz w:val="20"/>
+              </w:rPr>
+              <w:t>4.000</w:t>
+            </w:r>
+          </w:p>
+        </w:tc>
+        <w:tc>
+          <w:tcPr>
+            <w:tcW w:type="dxa" w:w="2232"/>
+            <w:tcMar>
+              <w:top w:w="80" w:type="dxa"/>
+              <w:bottom w:w="80" w:type="dxa"/>
+              <w:start w:w="120" w:type="dxa"/>
+              <w:end w:w="120" w:type="dxa"/>
+            </w:tcMar>
+            <w:vAlign w:val="center"/>
+          </w:tcPr>
+          <w:p>
+            <w:pPr>
+              <w:jc w:val="center"/>
+            </w:pPr>
+            <w:r>
+              <w:rPr>
+                <w:rFonts w:ascii="Calibri" w:hAnsi="Calibri" w:cs="Calibri"/>
+                <w:b w:val="0"/>
+                <w:sz w:val="20"/>
+              </w:rPr>
+              <w:t>15</w:t>
+            </w:r>
+          </w:p>
+        </w:tc>
+        <w:tc>
+          <w:tcPr>
+            <w:tcW w:type="dxa" w:w="3816"/>
+            <w:tcMar>
+              <w:top w:w="80" w:type="dxa"/>
+              <w:bottom w:w="80" w:type="dxa"/>
+              <w:start w:w="120" w:type="dxa"/>
+              <w:end w:w="120" w:type="dxa"/>
+            </w:tcMar>
+            <w:vAlign w:val="center"/>
+          </w:tcPr>
+          <w:p>
+            <w:pPr>
+              <w:jc w:val="center"/>
+            </w:pPr>
+            <w:r>
+              <w:rPr>
+                <w:rFonts w:ascii="Calibri" w:hAnsi="Calibri" w:cs="Calibri"/>
+                <w:b w:val="0"/>
+                <w:sz w:val="20"/>
+              </w:rPr>
+              <w:t>1.000.000</w:t>
+            </w:r>
+          </w:p>
+        </w:tc>
+      </w:tr>
+      <w:tr>
+        <w:tc>
+          <w:tcPr>
+            <w:tcW w:type="dxa" w:w="1656"/>
+            <w:tcMar>
+              <w:top w:w="80" w:type="dxa"/>
+              <w:bottom w:w="80" w:type="dxa"/>
+              <w:start w:w="120" w:type="dxa"/>
+              <w:end w:w="120" w:type="dxa"/>
+            </w:tcMar>
+            <w:vAlign w:val="center"/>
+          </w:tcPr>
+          <w:p>
+            <w:pPr>
+              <w:jc w:val="center"/>
+            </w:pPr>
+            <w:r>
+              <w:rPr>
+                <w:rFonts w:ascii="Calibri" w:hAnsi="Calibri" w:cs="Calibri"/>
+                <w:b w:val="0"/>
+                <w:sz w:val="20"/>
+              </w:rPr>
+              <w:t>8</w:t>
+            </w:r>
+          </w:p>
+        </w:tc>
+        <w:tc>
+          <w:tcPr>
+            <w:tcW w:type="dxa" w:w="1656"/>
+            <w:tcMar>
+              <w:top w:w="80" w:type="dxa"/>
+              <w:bottom w:w="80" w:type="dxa"/>
+              <w:start w:w="120" w:type="dxa"/>
+              <w:end w:w="120" w:type="dxa"/>
+            </w:tcMar>
+            <w:vAlign w:val="center"/>
+          </w:tcPr>
+          <w:p>
+            <w:pPr>
+              <w:jc w:val="center"/>
+            </w:pPr>
+            <w:r>
+              <w:rPr>
+                <w:rFonts w:ascii="Calibri" w:hAnsi="Calibri" w:cs="Calibri"/>
+                <w:b w:val="0"/>
+                <w:sz w:val="20"/>
+              </w:rPr>
+              <w:t>8.000</w:t>
+            </w:r>
+          </w:p>
+        </w:tc>
+        <w:tc>
+          <w:tcPr>
+            <w:tcW w:type="dxa" w:w="2232"/>
+            <w:tcMar>
+              <w:top w:w="80" w:type="dxa"/>
+              <w:bottom w:w="80" w:type="dxa"/>
+              <w:start w:w="120" w:type="dxa"/>
+              <w:end w:w="120" w:type="dxa"/>
+            </w:tcMar>
+            <w:vAlign w:val="center"/>
+          </w:tcPr>
+          <w:p>
+            <w:pPr>
+              <w:jc w:val="center"/>
+            </w:pPr>
+            <w:r>
+              <w:rPr>
+                <w:rFonts w:ascii="Calibri" w:hAnsi="Calibri" w:cs="Calibri"/>
+                <w:b w:val="0"/>
+                <w:sz w:val="20"/>
+              </w:rPr>
+            </w:r>
+          </w:p>
+        </w:tc>
+        <w:tc>
+          <w:tcPr>
+            <w:tcW w:type="dxa" w:w="3816"/>
+            <w:tcMar>
+              <w:top w:w="80" w:type="dxa"/>
+              <w:bottom w:w="80" w:type="dxa"/>
+              <w:start w:w="120" w:type="dxa"/>
+              <w:end w:w="120" w:type="dxa"/>
+            </w:tcMar>
+            <w:vAlign w:val="center"/>
+          </w:tcPr>
+          <w:p>
+            <w:pPr>
+              <w:jc w:val="center"/>
+            </w:pPr>
+            <w:r>
+              <w:rPr>
+                <w:rFonts w:ascii="Calibri" w:hAnsi="Calibri" w:cs="Calibri"/>
+                <w:b w:val="0"/>
+                <w:sz w:val="20"/>
+              </w:rPr>
+            </w:r>
+          </w:p>
+        </w:tc>
+      </w:tr>
+    </w:tbl>
+    <w:p/>
     <w:p>
       <w:pPr>
         <w:pStyle w:val="Heading2"/>
-        <w:ind w:left="-5" w:firstLine="0"/>
-        <w:rPr/>
-      </w:pPr>
-      <w:r>
-        <w:rPr>
-          <w:rtl w:val="0"/>
-        </w:rPr>
-        <w:t xml:space="preserve">   1. Kết quả đạt được </w:t>
-      </w:r>
-    </w:p>
-    <w:p>
-      <w:pPr>
-        <w:spacing w:after="231" w:lineRule="auto"/>
-        <w:ind w:left="-15" w:right="109" w:firstLine="820"/>
-        <w:rPr/>
-      </w:pPr>
-      <w:r>
-        <w:rPr>
-          <w:rtl w:val="0"/>
-        </w:rPr>
-        <w:t xml:space="preserve"> </w:t>
+        <w:jc w:val="left"/>
+      </w:pPr>
+      <w:r>
+        <w:t>3.3. Cơ chế tiến hóa</w:t>
+      </w:r>
+    </w:p>
+    <w:p>
+      <w:pPr>
+        <w:numPr>
+          <w:ilvl w:val="0"/>
+          <w:numId w:val="2"/>
+        </w:numPr>
+        <w:spacing w:after="80" w:line="280" w:lineRule="auto"/>
+      </w:pPr>
+      <w:r>
+        <w:rPr>
+          <w:rFonts w:ascii="Calibri" w:hAnsi="Calibri" w:cs="Calibri"/>
+          <w:b w:val="0"/>
+          <w:sz w:val="22"/>
+        </w:rPr>
+        <w:t xml:space="preserve">Khi người chơi đạt đủ XP cho bậc kế tiếp, máy chủ gửi danh sách </w:t>
+      </w:r>
+      <w:r>
+        <w:rPr>
+          <w:rFonts w:ascii="Calibri" w:hAnsi="Calibri" w:cs="Calibri"/>
+          <w:b/>
+          <w:sz w:val="22"/>
+        </w:rPr>
+        <w:t>lựa chọn tiến hóa</w:t>
+      </w:r>
+      <w:r>
+        <w:rPr>
+          <w:rFonts w:ascii="Calibri" w:hAnsi="Calibri" w:cs="Calibri"/>
+          <w:b w:val="0"/>
+          <w:sz w:val="22"/>
+        </w:rPr>
+        <w:t xml:space="preserve"> (các sinh vật ở bậc tiếp theo thuộc nhiều môi trường khác nhau).</w:t>
+      </w:r>
+    </w:p>
+    <w:p>
+      <w:pPr>
+        <w:numPr>
+          <w:ilvl w:val="0"/>
+          <w:numId w:val="2"/>
+        </w:numPr>
+        <w:spacing w:after="80" w:line="280" w:lineRule="auto"/>
+      </w:pPr>
+      <w:r>
+        <w:rPr>
+          <w:rFonts w:ascii="Calibri" w:hAnsi="Calibri" w:cs="Calibri"/>
+          <w:b w:val="0"/>
+          <w:sz w:val="22"/>
+        </w:rPr>
+        <w:t>Người chơi chọn một sinh vật; máy chủ kiểm tra tính hợp lệ rồi cập nhật loài, kích thước, tốc độ, máu và hồi đầy máu.</w:t>
+      </w:r>
+    </w:p>
+    <w:p>
+      <w:pPr>
+        <w:numPr>
+          <w:ilvl w:val="0"/>
+          <w:numId w:val="2"/>
+        </w:numPr>
+        <w:spacing w:after="80" w:line="280" w:lineRule="auto"/>
+      </w:pPr>
+      <w:r>
+        <w:rPr>
+          <w:rFonts w:ascii="Calibri" w:hAnsi="Calibri" w:cs="Calibri"/>
+          <w:b w:val="0"/>
+          <w:sz w:val="22"/>
+        </w:rPr>
+        <w:t>Sau khi tiến hóa, người chơi được đưa tới vị trí phù hợp với môi trường của sinh vật mới (ví dụ tiến hóa thành loài đại dương sẽ được đưa xuống vùng biển).</w:t>
       </w:r>
     </w:p>
     <w:p>
       <w:pPr>
         <w:pStyle w:val="Heading2"/>
-        <w:spacing w:after="311" w:lineRule="auto"/>
-        <w:ind w:left="-5" w:firstLine="0"/>
-        <w:rPr/>
-      </w:pPr>
-      <w:r>
-        <w:rPr>
-          <w:rtl w:val="0"/>
-        </w:rPr>
-        <w:t xml:space="preserve">   2. Hướng phát triển </w:t>
-      </w:r>
-    </w:p>
-    <w:p>
-      <w:pPr>
-        <w:spacing w:after="30" w:lineRule="auto"/>
-        <w:ind w:left="0" w:right="109" w:firstLine="0"/>
-        <w:rPr/>
-      </w:pPr>
-      <w:r>
-        <w:rPr>
-          <w:rtl w:val="0"/>
-        </w:rPr>
-      </w:r>
-    </w:p>
-    <w:p>
-      <w:pPr>
-        <w:spacing w:after="0" w:line="259" w:lineRule="auto"/>
-        <w:ind w:left="0" w:right="0" w:firstLine="0"/>
         <w:jc w:val="left"/>
-        <w:rPr/>
-      </w:pPr>
-      <w:r>
-        <w:rPr>
-          <w:sz w:val="24"/>
-          <w:szCs w:val="24"/>
-          <w:rtl w:val="0"/>
-        </w:rPr>
-        <w:t xml:space="preserve"> </w:t>
-        <w:tab/>
-      </w:r>
-      <w:r>
-        <w:rPr>
-          <w:rtl w:val="0"/>
-        </w:rPr>
-        <w:t xml:space="preserve"> </w:t>
-      </w:r>
-    </w:p>
-    <w:p>
-      <w:pPr>
-        <w:spacing w:after="160" w:line="259" w:lineRule="auto"/>
-        <w:ind w:left="0" w:right="0" w:firstLine="0"/>
+      </w:pPr>
+      <w:r>
+        <w:t>3.4. Hệ thống thức ăn</w:t>
+      </w:r>
+    </w:p>
+    <w:p>
+      <w:r>
+        <w:rPr>
+          <w:rFonts w:ascii="Calibri" w:hAnsi="Calibri" w:cs="Calibri"/>
+          <w:b w:val="0"/>
+          <w:sz w:val="22"/>
+        </w:rPr>
+        <w:t xml:space="preserve">Thức ăn xuất hiện theo môi trường và có </w:t>
+      </w:r>
+      <w:r>
+        <w:rPr>
+          <w:rFonts w:ascii="Calibri" w:hAnsi="Calibri" w:cs="Calibri"/>
+          <w:b/>
+          <w:sz w:val="22"/>
+        </w:rPr>
+        <w:t>yêu cầu bậc tối thiểu</w:t>
+      </w:r>
+      <w:r>
+        <w:rPr>
+          <w:rFonts w:ascii="Calibri" w:hAnsi="Calibri" w:cs="Calibri"/>
+          <w:b w:val="0"/>
+          <w:sz w:val="22"/>
+        </w:rPr>
+        <w:t xml:space="preserve"> để ăn được.</w:t>
+      </w:r>
+    </w:p>
+    <w:tbl>
+      <w:tblPr>
+        <w:tblW w:type="auto" w:w="0"/>
+        <w:tblLayout w:type="fixed"/>
+        <w:tblLook w:firstColumn="1" w:firstRow="1" w:lastColumn="0" w:lastRow="0" w:noHBand="0" w:noVBand="1" w:val="04A0"/>
+        <w:jc w:val="center"/>
+        <w:tblBorders>
+          <w:top w:val="single" w:sz="6" w:space="0" w:color="B7C0CC"/>
+          <w:left w:val="single" w:sz="6" w:space="0" w:color="B7C0CC"/>
+          <w:bottom w:val="single" w:sz="6" w:space="0" w:color="B7C0CC"/>
+          <w:right w:val="single" w:sz="6" w:space="0" w:color="B7C0CC"/>
+          <w:insideH w:val="single" w:sz="6" w:space="0" w:color="B7C0CC"/>
+          <w:insideV w:val="single" w:sz="6" w:space="0" w:color="B7C0CC"/>
+        </w:tblBorders>
+      </w:tblPr>
+      <w:tblGrid>
+        <w:gridCol w:w="2340"/>
+        <w:gridCol w:w="2340"/>
+        <w:gridCol w:w="2340"/>
+        <w:gridCol w:w="2340"/>
+      </w:tblGrid>
+      <w:tr>
+        <w:tc>
+          <w:tcPr>
+            <w:tcW w:type="dxa" w:w="1656"/>
+            <w:shd w:fill="F2F4F7"/>
+            <w:tcMar>
+              <w:top w:w="80" w:type="dxa"/>
+              <w:bottom w:w="80" w:type="dxa"/>
+              <w:start w:w="120" w:type="dxa"/>
+              <w:end w:w="120" w:type="dxa"/>
+            </w:tcMar>
+            <w:vAlign w:val="center"/>
+          </w:tcPr>
+          <w:p>
+            <w:pPr>
+              <w:jc w:val="center"/>
+            </w:pPr>
+            <w:r>
+              <w:rPr>
+                <w:rFonts w:ascii="Calibri" w:hAnsi="Calibri" w:cs="Calibri"/>
+                <w:b/>
+                <w:sz w:val="20"/>
+              </w:rPr>
+              <w:t>Thức ăn</w:t>
+            </w:r>
+          </w:p>
+        </w:tc>
+        <w:tc>
+          <w:tcPr>
+            <w:tcW w:type="dxa" w:w="1656"/>
+            <w:shd w:fill="F2F4F7"/>
+            <w:tcMar>
+              <w:top w:w="80" w:type="dxa"/>
+              <w:bottom w:w="80" w:type="dxa"/>
+              <w:start w:w="120" w:type="dxa"/>
+              <w:end w:w="120" w:type="dxa"/>
+            </w:tcMar>
+            <w:vAlign w:val="center"/>
+          </w:tcPr>
+          <w:p>
+            <w:pPr>
+              <w:jc w:val="center"/>
+            </w:pPr>
+            <w:r>
+              <w:rPr>
+                <w:rFonts w:ascii="Calibri" w:hAnsi="Calibri" w:cs="Calibri"/>
+                <w:b/>
+                <w:sz w:val="20"/>
+              </w:rPr>
+              <w:t>XP</w:t>
+            </w:r>
+          </w:p>
+        </w:tc>
+        <w:tc>
+          <w:tcPr>
+            <w:tcW w:type="dxa" w:w="2232"/>
+            <w:shd w:fill="F2F4F7"/>
+            <w:tcMar>
+              <w:top w:w="80" w:type="dxa"/>
+              <w:bottom w:w="80" w:type="dxa"/>
+              <w:start w:w="120" w:type="dxa"/>
+              <w:end w:w="120" w:type="dxa"/>
+            </w:tcMar>
+            <w:vAlign w:val="center"/>
+          </w:tcPr>
+          <w:p>
+            <w:pPr>
+              <w:jc w:val="left"/>
+            </w:pPr>
+            <w:r>
+              <w:rPr>
+                <w:rFonts w:ascii="Calibri" w:hAnsi="Calibri" w:cs="Calibri"/>
+                <w:b/>
+                <w:sz w:val="20"/>
+              </w:rPr>
+              <w:t>Bậc tối thiểu</w:t>
+            </w:r>
+          </w:p>
+        </w:tc>
+        <w:tc>
+          <w:tcPr>
+            <w:tcW w:type="dxa" w:w="3816"/>
+            <w:shd w:fill="F2F4F7"/>
+            <w:tcMar>
+              <w:top w:w="80" w:type="dxa"/>
+              <w:bottom w:w="80" w:type="dxa"/>
+              <w:start w:w="120" w:type="dxa"/>
+              <w:end w:w="120" w:type="dxa"/>
+            </w:tcMar>
+            <w:vAlign w:val="center"/>
+          </w:tcPr>
+          <w:p>
+            <w:pPr>
+              <w:jc w:val="center"/>
+            </w:pPr>
+            <w:r>
+              <w:rPr>
+                <w:rFonts w:ascii="Calibri" w:hAnsi="Calibri" w:cs="Calibri"/>
+                <w:b/>
+                <w:sz w:val="20"/>
+              </w:rPr>
+              <w:t>Môi trường</w:t>
+            </w:r>
+          </w:p>
+        </w:tc>
+      </w:tr>
+      <w:tr>
+        <w:tc>
+          <w:tcPr>
+            <w:tcW w:type="dxa" w:w="1656"/>
+            <w:tcMar>
+              <w:top w:w="80" w:type="dxa"/>
+              <w:bottom w:w="80" w:type="dxa"/>
+              <w:start w:w="120" w:type="dxa"/>
+              <w:end w:w="120" w:type="dxa"/>
+            </w:tcMar>
+            <w:vAlign w:val="center"/>
+          </w:tcPr>
+          <w:p>
+            <w:pPr>
+              <w:jc w:val="left"/>
+            </w:pPr>
+            <w:r>
+              <w:rPr>
+                <w:rFonts w:ascii="Calibri" w:hAnsi="Calibri" w:cs="Calibri"/>
+                <w:b w:val="0"/>
+                <w:sz w:val="20"/>
+              </w:rPr>
+              <w:t>Berry (Quả mọng)</w:t>
+            </w:r>
+          </w:p>
+        </w:tc>
+        <w:tc>
+          <w:tcPr>
+            <w:tcW w:type="dxa" w:w="1656"/>
+            <w:tcMar>
+              <w:top w:w="80" w:type="dxa"/>
+              <w:bottom w:w="80" w:type="dxa"/>
+              <w:start w:w="120" w:type="dxa"/>
+              <w:end w:w="120" w:type="dxa"/>
+            </w:tcMar>
+            <w:vAlign w:val="center"/>
+          </w:tcPr>
+          <w:p>
+            <w:pPr>
+              <w:jc w:val="center"/>
+            </w:pPr>
+            <w:r>
+              <w:rPr>
+                <w:rFonts w:ascii="Calibri" w:hAnsi="Calibri" w:cs="Calibri"/>
+                <w:b w:val="0"/>
+                <w:sz w:val="20"/>
+              </w:rPr>
+              <w:t>5</w:t>
+            </w:r>
+          </w:p>
+        </w:tc>
+        <w:tc>
+          <w:tcPr>
+            <w:tcW w:type="dxa" w:w="2232"/>
+            <w:tcMar>
+              <w:top w:w="80" w:type="dxa"/>
+              <w:bottom w:w="80" w:type="dxa"/>
+              <w:start w:w="120" w:type="dxa"/>
+              <w:end w:w="120" w:type="dxa"/>
+            </w:tcMar>
+            <w:vAlign w:val="center"/>
+          </w:tcPr>
+          <w:p>
+            <w:pPr>
+              <w:jc w:val="center"/>
+            </w:pPr>
+            <w:r>
+              <w:rPr>
+                <w:rFonts w:ascii="Calibri" w:hAnsi="Calibri" w:cs="Calibri"/>
+                <w:b w:val="0"/>
+                <w:sz w:val="20"/>
+              </w:rPr>
+              <w:t>1</w:t>
+            </w:r>
+          </w:p>
+        </w:tc>
+        <w:tc>
+          <w:tcPr>
+            <w:tcW w:type="dxa" w:w="3816"/>
+            <w:tcMar>
+              <w:top w:w="80" w:type="dxa"/>
+              <w:bottom w:w="80" w:type="dxa"/>
+              <w:start w:w="120" w:type="dxa"/>
+              <w:end w:w="120" w:type="dxa"/>
+            </w:tcMar>
+            <w:vAlign w:val="center"/>
+          </w:tcPr>
+          <w:p>
+            <w:pPr>
+              <w:jc w:val="center"/>
+            </w:pPr>
+            <w:r>
+              <w:rPr>
+                <w:rFonts w:ascii="Calibri" w:hAnsi="Calibri" w:cs="Calibri"/>
+                <w:b w:val="0"/>
+                <w:sz w:val="20"/>
+              </w:rPr>
+              <w:t>Đồng bằng</w:t>
+            </w:r>
+          </w:p>
+        </w:tc>
+      </w:tr>
+      <w:tr>
+        <w:tc>
+          <w:tcPr>
+            <w:tcW w:type="dxa" w:w="1656"/>
+            <w:tcMar>
+              <w:top w:w="80" w:type="dxa"/>
+              <w:bottom w:w="80" w:type="dxa"/>
+              <w:start w:w="120" w:type="dxa"/>
+              <w:end w:w="120" w:type="dxa"/>
+            </w:tcMar>
+            <w:vAlign w:val="center"/>
+          </w:tcPr>
+          <w:p>
+            <w:pPr>
+              <w:jc w:val="center"/>
+            </w:pPr>
+            <w:r>
+              <w:rPr>
+                <w:rFonts w:ascii="Calibri" w:hAnsi="Calibri" w:cs="Calibri"/>
+                <w:b w:val="0"/>
+                <w:sz w:val="20"/>
+              </w:rPr>
+              <w:t>Arctic Berry</w:t>
+            </w:r>
+          </w:p>
+        </w:tc>
+        <w:tc>
+          <w:tcPr>
+            <w:tcW w:type="dxa" w:w="1656"/>
+            <w:tcMar>
+              <w:top w:w="80" w:type="dxa"/>
+              <w:bottom w:w="80" w:type="dxa"/>
+              <w:start w:w="120" w:type="dxa"/>
+              <w:end w:w="120" w:type="dxa"/>
+            </w:tcMar>
+            <w:vAlign w:val="center"/>
+          </w:tcPr>
+          <w:p>
+            <w:pPr>
+              <w:jc w:val="center"/>
+            </w:pPr>
+            <w:r>
+              <w:rPr>
+                <w:rFonts w:ascii="Calibri" w:hAnsi="Calibri" w:cs="Calibri"/>
+                <w:b w:val="0"/>
+                <w:sz w:val="20"/>
+              </w:rPr>
+              <w:t>12</w:t>
+            </w:r>
+          </w:p>
+        </w:tc>
+        <w:tc>
+          <w:tcPr>
+            <w:tcW w:type="dxa" w:w="2232"/>
+            <w:tcMar>
+              <w:top w:w="80" w:type="dxa"/>
+              <w:bottom w:w="80" w:type="dxa"/>
+              <w:start w:w="120" w:type="dxa"/>
+              <w:end w:w="120" w:type="dxa"/>
+            </w:tcMar>
+            <w:vAlign w:val="center"/>
+          </w:tcPr>
+          <w:p>
+            <w:pPr>
+              <w:jc w:val="center"/>
+            </w:pPr>
+            <w:r>
+              <w:rPr>
+                <w:rFonts w:ascii="Calibri" w:hAnsi="Calibri" w:cs="Calibri"/>
+                <w:b w:val="0"/>
+                <w:sz w:val="20"/>
+              </w:rPr>
+              <w:t>1</w:t>
+            </w:r>
+          </w:p>
+        </w:tc>
+        <w:tc>
+          <w:tcPr>
+            <w:tcW w:type="dxa" w:w="3816"/>
+            <w:tcMar>
+              <w:top w:w="80" w:type="dxa"/>
+              <w:bottom w:w="80" w:type="dxa"/>
+              <w:start w:w="120" w:type="dxa"/>
+              <w:end w:w="120" w:type="dxa"/>
+            </w:tcMar>
+            <w:vAlign w:val="center"/>
+          </w:tcPr>
+          <w:p>
+            <w:pPr>
+              <w:jc w:val="center"/>
+            </w:pPr>
+            <w:r>
+              <w:rPr>
+                <w:rFonts w:ascii="Calibri" w:hAnsi="Calibri" w:cs="Calibri"/>
+                <w:b w:val="0"/>
+                <w:sz w:val="20"/>
+              </w:rPr>
+              <w:t>Bắc cực</w:t>
+            </w:r>
+          </w:p>
+        </w:tc>
+      </w:tr>
+      <w:tr>
+        <w:tc>
+          <w:tcPr>
+            <w:tcW w:type="dxa" w:w="1656"/>
+            <w:tcMar>
+              <w:top w:w="80" w:type="dxa"/>
+              <w:bottom w:w="80" w:type="dxa"/>
+              <w:start w:w="120" w:type="dxa"/>
+              <w:end w:w="120" w:type="dxa"/>
+            </w:tcMar>
+            <w:vAlign w:val="center"/>
+          </w:tcPr>
+          <w:p>
+            <w:pPr>
+              <w:jc w:val="left"/>
+            </w:pPr>
+            <w:r>
+              <w:rPr>
+                <w:rFonts w:ascii="Calibri" w:hAnsi="Calibri" w:cs="Calibri"/>
+                <w:b w:val="0"/>
+                <w:sz w:val="20"/>
+              </w:rPr>
+              <w:t>Banana (Chuối)</w:t>
+            </w:r>
+          </w:p>
+        </w:tc>
+        <w:tc>
+          <w:tcPr>
+            <w:tcW w:type="dxa" w:w="1656"/>
+            <w:tcMar>
+              <w:top w:w="80" w:type="dxa"/>
+              <w:bottom w:w="80" w:type="dxa"/>
+              <w:start w:w="120" w:type="dxa"/>
+              <w:end w:w="120" w:type="dxa"/>
+            </w:tcMar>
+            <w:vAlign w:val="center"/>
+          </w:tcPr>
+          <w:p>
+            <w:pPr>
+              <w:jc w:val="center"/>
+            </w:pPr>
+            <w:r>
+              <w:rPr>
+                <w:rFonts w:ascii="Calibri" w:hAnsi="Calibri" w:cs="Calibri"/>
+                <w:b w:val="0"/>
+                <w:sz w:val="20"/>
+              </w:rPr>
+              <w:t>15</w:t>
+            </w:r>
+          </w:p>
+        </w:tc>
+        <w:tc>
+          <w:tcPr>
+            <w:tcW w:type="dxa" w:w="2232"/>
+            <w:tcMar>
+              <w:top w:w="80" w:type="dxa"/>
+              <w:bottom w:w="80" w:type="dxa"/>
+              <w:start w:w="120" w:type="dxa"/>
+              <w:end w:w="120" w:type="dxa"/>
+            </w:tcMar>
+            <w:vAlign w:val="center"/>
+          </w:tcPr>
+          <w:p>
+            <w:pPr>
+              <w:jc w:val="center"/>
+            </w:pPr>
+            <w:r>
+              <w:rPr>
+                <w:rFonts w:ascii="Calibri" w:hAnsi="Calibri" w:cs="Calibri"/>
+                <w:b w:val="0"/>
+                <w:sz w:val="20"/>
+              </w:rPr>
+              <w:t>1</w:t>
+            </w:r>
+          </w:p>
+        </w:tc>
+        <w:tc>
+          <w:tcPr>
+            <w:tcW w:type="dxa" w:w="3816"/>
+            <w:tcMar>
+              <w:top w:w="80" w:type="dxa"/>
+              <w:bottom w:w="80" w:type="dxa"/>
+              <w:start w:w="120" w:type="dxa"/>
+              <w:end w:w="120" w:type="dxa"/>
+            </w:tcMar>
+            <w:vAlign w:val="center"/>
+          </w:tcPr>
+          <w:p>
+            <w:pPr>
+              <w:jc w:val="center"/>
+            </w:pPr>
+            <w:r>
+              <w:rPr>
+                <w:rFonts w:ascii="Calibri" w:hAnsi="Calibri" w:cs="Calibri"/>
+                <w:b w:val="0"/>
+                <w:sz w:val="20"/>
+              </w:rPr>
+              <w:t>Đồng bằng</w:t>
+            </w:r>
+          </w:p>
+        </w:tc>
+      </w:tr>
+      <w:tr>
+        <w:tc>
+          <w:tcPr>
+            <w:tcW w:type="dxa" w:w="1656"/>
+            <w:tcMar>
+              <w:top w:w="80" w:type="dxa"/>
+              <w:bottom w:w="80" w:type="dxa"/>
+              <w:start w:w="120" w:type="dxa"/>
+              <w:end w:w="120" w:type="dxa"/>
+            </w:tcMar>
+            <w:vAlign w:val="center"/>
+          </w:tcPr>
+          <w:p>
+            <w:pPr>
+              <w:jc w:val="left"/>
+            </w:pPr>
+            <w:r>
+              <w:rPr>
+                <w:rFonts w:ascii="Calibri" w:hAnsi="Calibri" w:cs="Calibri"/>
+                <w:b w:val="0"/>
+                <w:sz w:val="20"/>
+              </w:rPr>
+              <w:t>Seaweed (Rong biển)</w:t>
+            </w:r>
+          </w:p>
+        </w:tc>
+        <w:tc>
+          <w:tcPr>
+            <w:tcW w:type="dxa" w:w="1656"/>
+            <w:tcMar>
+              <w:top w:w="80" w:type="dxa"/>
+              <w:bottom w:w="80" w:type="dxa"/>
+              <w:start w:w="120" w:type="dxa"/>
+              <w:end w:w="120" w:type="dxa"/>
+            </w:tcMar>
+            <w:vAlign w:val="center"/>
+          </w:tcPr>
+          <w:p>
+            <w:pPr>
+              <w:jc w:val="center"/>
+            </w:pPr>
+            <w:r>
+              <w:rPr>
+                <w:rFonts w:ascii="Calibri" w:hAnsi="Calibri" w:cs="Calibri"/>
+                <w:b w:val="0"/>
+                <w:sz w:val="20"/>
+              </w:rPr>
+              <w:t>20</w:t>
+            </w:r>
+          </w:p>
+        </w:tc>
+        <w:tc>
+          <w:tcPr>
+            <w:tcW w:type="dxa" w:w="2232"/>
+            <w:tcMar>
+              <w:top w:w="80" w:type="dxa"/>
+              <w:bottom w:w="80" w:type="dxa"/>
+              <w:start w:w="120" w:type="dxa"/>
+              <w:end w:w="120" w:type="dxa"/>
+            </w:tcMar>
+            <w:vAlign w:val="center"/>
+          </w:tcPr>
+          <w:p>
+            <w:pPr>
+              <w:jc w:val="center"/>
+            </w:pPr>
+            <w:r>
+              <w:rPr>
+                <w:rFonts w:ascii="Calibri" w:hAnsi="Calibri" w:cs="Calibri"/>
+                <w:b w:val="0"/>
+                <w:sz w:val="20"/>
+              </w:rPr>
+              <w:t>1</w:t>
+            </w:r>
+          </w:p>
+        </w:tc>
+        <w:tc>
+          <w:tcPr>
+            <w:tcW w:type="dxa" w:w="3816"/>
+            <w:tcMar>
+              <w:top w:w="80" w:type="dxa"/>
+              <w:bottom w:w="80" w:type="dxa"/>
+              <w:start w:w="120" w:type="dxa"/>
+              <w:end w:w="120" w:type="dxa"/>
+            </w:tcMar>
+            <w:vAlign w:val="center"/>
+          </w:tcPr>
+          <w:p>
+            <w:pPr>
+              <w:jc w:val="center"/>
+            </w:pPr>
+            <w:r>
+              <w:rPr>
+                <w:rFonts w:ascii="Calibri" w:hAnsi="Calibri" w:cs="Calibri"/>
+                <w:b w:val="0"/>
+                <w:sz w:val="20"/>
+              </w:rPr>
+              <w:t>Đại dương</w:t>
+            </w:r>
+          </w:p>
+        </w:tc>
+      </w:tr>
+      <w:tr>
+        <w:tc>
+          <w:tcPr>
+            <w:tcW w:type="dxa" w:w="1656"/>
+            <w:tcMar>
+              <w:top w:w="80" w:type="dxa"/>
+              <w:bottom w:w="80" w:type="dxa"/>
+              <w:start w:w="120" w:type="dxa"/>
+              <w:end w:w="120" w:type="dxa"/>
+            </w:tcMar>
+            <w:vAlign w:val="center"/>
+          </w:tcPr>
+          <w:p>
+            <w:pPr>
+              <w:jc w:val="left"/>
+            </w:pPr>
+            <w:r>
+              <w:rPr>
+                <w:rFonts w:ascii="Calibri" w:hAnsi="Calibri" w:cs="Calibri"/>
+                <w:b w:val="0"/>
+                <w:sz w:val="20"/>
+              </w:rPr>
+              <w:t>Coconut (Dừa)</w:t>
+            </w:r>
+          </w:p>
+        </w:tc>
+        <w:tc>
+          <w:tcPr>
+            <w:tcW w:type="dxa" w:w="1656"/>
+            <w:tcMar>
+              <w:top w:w="80" w:type="dxa"/>
+              <w:bottom w:w="80" w:type="dxa"/>
+              <w:start w:w="120" w:type="dxa"/>
+              <w:end w:w="120" w:type="dxa"/>
+            </w:tcMar>
+            <w:vAlign w:val="center"/>
+          </w:tcPr>
+          <w:p>
+            <w:pPr>
+              <w:jc w:val="center"/>
+            </w:pPr>
+            <w:r>
+              <w:rPr>
+                <w:rFonts w:ascii="Calibri" w:hAnsi="Calibri" w:cs="Calibri"/>
+                <w:b w:val="0"/>
+                <w:sz w:val="20"/>
+              </w:rPr>
+              <w:t>25</w:t>
+            </w:r>
+          </w:p>
+        </w:tc>
+        <w:tc>
+          <w:tcPr>
+            <w:tcW w:type="dxa" w:w="2232"/>
+            <w:tcMar>
+              <w:top w:w="80" w:type="dxa"/>
+              <w:bottom w:w="80" w:type="dxa"/>
+              <w:start w:w="120" w:type="dxa"/>
+              <w:end w:w="120" w:type="dxa"/>
+            </w:tcMar>
+            <w:vAlign w:val="center"/>
+          </w:tcPr>
+          <w:p>
+            <w:pPr>
+              <w:jc w:val="center"/>
+            </w:pPr>
+            <w:r>
+              <w:rPr>
+                <w:rFonts w:ascii="Calibri" w:hAnsi="Calibri" w:cs="Calibri"/>
+                <w:b w:val="0"/>
+                <w:sz w:val="20"/>
+              </w:rPr>
+              <w:t>2</w:t>
+            </w:r>
+          </w:p>
+        </w:tc>
+        <w:tc>
+          <w:tcPr>
+            <w:tcW w:type="dxa" w:w="3816"/>
+            <w:tcMar>
+              <w:top w:w="80" w:type="dxa"/>
+              <w:bottom w:w="80" w:type="dxa"/>
+              <w:start w:w="120" w:type="dxa"/>
+              <w:end w:w="120" w:type="dxa"/>
+            </w:tcMar>
+            <w:vAlign w:val="center"/>
+          </w:tcPr>
+          <w:p>
+            <w:pPr>
+              <w:jc w:val="center"/>
+            </w:pPr>
+            <w:r>
+              <w:rPr>
+                <w:rFonts w:ascii="Calibri" w:hAnsi="Calibri" w:cs="Calibri"/>
+                <w:b w:val="0"/>
+                <w:sz w:val="20"/>
+              </w:rPr>
+              <w:t>Đồng bằng</w:t>
+            </w:r>
+          </w:p>
+        </w:tc>
+      </w:tr>
+      <w:tr>
+        <w:tc>
+          <w:tcPr>
+            <w:tcW w:type="dxa" w:w="1656"/>
+            <w:tcMar>
+              <w:top w:w="80" w:type="dxa"/>
+              <w:bottom w:w="80" w:type="dxa"/>
+              <w:start w:w="120" w:type="dxa"/>
+              <w:end w:w="120" w:type="dxa"/>
+            </w:tcMar>
+            <w:vAlign w:val="center"/>
+          </w:tcPr>
+          <w:p>
+            <w:pPr>
+              <w:jc w:val="left"/>
+            </w:pPr>
+            <w:r>
+              <w:rPr>
+                <w:rFonts w:ascii="Calibri" w:hAnsi="Calibri" w:cs="Calibri"/>
+                <w:b w:val="0"/>
+                <w:sz w:val="20"/>
+              </w:rPr>
+              <w:t>Snail (Ốc sên)</w:t>
+            </w:r>
+          </w:p>
+        </w:tc>
+        <w:tc>
+          <w:tcPr>
+            <w:tcW w:type="dxa" w:w="1656"/>
+            <w:tcMar>
+              <w:top w:w="80" w:type="dxa"/>
+              <w:bottom w:w="80" w:type="dxa"/>
+              <w:start w:w="120" w:type="dxa"/>
+              <w:end w:w="120" w:type="dxa"/>
+            </w:tcMar>
+            <w:vAlign w:val="center"/>
+          </w:tcPr>
+          <w:p>
+            <w:pPr>
+              <w:jc w:val="center"/>
+            </w:pPr>
+            <w:r>
+              <w:rPr>
+                <w:rFonts w:ascii="Calibri" w:hAnsi="Calibri" w:cs="Calibri"/>
+                <w:b w:val="0"/>
+                <w:sz w:val="20"/>
+              </w:rPr>
+              <w:t>25</w:t>
+            </w:r>
+          </w:p>
+        </w:tc>
+        <w:tc>
+          <w:tcPr>
+            <w:tcW w:type="dxa" w:w="2232"/>
+            <w:tcMar>
+              <w:top w:w="80" w:type="dxa"/>
+              <w:bottom w:w="80" w:type="dxa"/>
+              <w:start w:w="120" w:type="dxa"/>
+              <w:end w:w="120" w:type="dxa"/>
+            </w:tcMar>
+            <w:vAlign w:val="center"/>
+          </w:tcPr>
+          <w:p>
+            <w:pPr>
+              <w:jc w:val="center"/>
+            </w:pPr>
+            <w:r>
+              <w:rPr>
+                <w:rFonts w:ascii="Calibri" w:hAnsi="Calibri" w:cs="Calibri"/>
+                <w:b w:val="0"/>
+                <w:sz w:val="20"/>
+              </w:rPr>
+              <w:t>1</w:t>
+            </w:r>
+          </w:p>
+        </w:tc>
+        <w:tc>
+          <w:tcPr>
+            <w:tcW w:type="dxa" w:w="3816"/>
+            <w:tcMar>
+              <w:top w:w="80" w:type="dxa"/>
+              <w:bottom w:w="80" w:type="dxa"/>
+              <w:start w:w="120" w:type="dxa"/>
+              <w:end w:w="120" w:type="dxa"/>
+            </w:tcMar>
+            <w:vAlign w:val="center"/>
+          </w:tcPr>
+          <w:p>
+            <w:pPr>
+              <w:jc w:val="center"/>
+            </w:pPr>
+            <w:r>
+              <w:rPr>
+                <w:rFonts w:ascii="Calibri" w:hAnsi="Calibri" w:cs="Calibri"/>
+                <w:b w:val="0"/>
+                <w:sz w:val="20"/>
+              </w:rPr>
+              <w:t>Đồng bằng</w:t>
+            </w:r>
+          </w:p>
+        </w:tc>
+      </w:tr>
+      <w:tr>
+        <w:tc>
+          <w:tcPr>
+            <w:tcW w:type="dxa" w:w="1656"/>
+            <w:tcMar>
+              <w:top w:w="80" w:type="dxa"/>
+              <w:bottom w:w="80" w:type="dxa"/>
+              <w:start w:w="120" w:type="dxa"/>
+              <w:end w:w="120" w:type="dxa"/>
+            </w:tcMar>
+            <w:vAlign w:val="center"/>
+          </w:tcPr>
+          <w:p>
+            <w:pPr>
+              <w:jc w:val="center"/>
+            </w:pPr>
+            <w:r>
+              <w:rPr>
+                <w:rFonts w:ascii="Calibri" w:hAnsi="Calibri" w:cs="Calibri"/>
+                <w:b w:val="0"/>
+                <w:sz w:val="20"/>
+              </w:rPr>
+              <w:t>Meat (Thịt)</w:t>
+            </w:r>
+          </w:p>
+        </w:tc>
+        <w:tc>
+          <w:tcPr>
+            <w:tcW w:type="dxa" w:w="1656"/>
+            <w:tcMar>
+              <w:top w:w="80" w:type="dxa"/>
+              <w:bottom w:w="80" w:type="dxa"/>
+              <w:start w:w="120" w:type="dxa"/>
+              <w:end w:w="120" w:type="dxa"/>
+            </w:tcMar>
+            <w:vAlign w:val="center"/>
+          </w:tcPr>
+          <w:p>
+            <w:pPr>
+              <w:jc w:val="center"/>
+            </w:pPr>
+            <w:r>
+              <w:rPr>
+                <w:rFonts w:ascii="Calibri" w:hAnsi="Calibri" w:cs="Calibri"/>
+                <w:b w:val="0"/>
+                <w:sz w:val="20"/>
+              </w:rPr>
+              <w:t>50</w:t>
+            </w:r>
+          </w:p>
+        </w:tc>
+        <w:tc>
+          <w:tcPr>
+            <w:tcW w:type="dxa" w:w="2232"/>
+            <w:tcMar>
+              <w:top w:w="80" w:type="dxa"/>
+              <w:bottom w:w="80" w:type="dxa"/>
+              <w:start w:w="120" w:type="dxa"/>
+              <w:end w:w="120" w:type="dxa"/>
+            </w:tcMar>
+            <w:vAlign w:val="center"/>
+          </w:tcPr>
+          <w:p>
+            <w:pPr>
+              <w:jc w:val="center"/>
+            </w:pPr>
+            <w:r>
+              <w:rPr>
+                <w:rFonts w:ascii="Calibri" w:hAnsi="Calibri" w:cs="Calibri"/>
+                <w:b w:val="0"/>
+                <w:sz w:val="20"/>
+              </w:rPr>
+              <w:t>3</w:t>
+            </w:r>
+          </w:p>
+        </w:tc>
+        <w:tc>
+          <w:tcPr>
+            <w:tcW w:type="dxa" w:w="3816"/>
+            <w:tcMar>
+              <w:top w:w="80" w:type="dxa"/>
+              <w:bottom w:w="80" w:type="dxa"/>
+              <w:start w:w="120" w:type="dxa"/>
+              <w:end w:w="120" w:type="dxa"/>
+            </w:tcMar>
+            <w:vAlign w:val="center"/>
+          </w:tcPr>
+          <w:p>
+            <w:pPr>
+              <w:jc w:val="center"/>
+            </w:pPr>
+            <w:r>
+              <w:rPr>
+                <w:rFonts w:ascii="Calibri" w:hAnsi="Calibri" w:cs="Calibri"/>
+                <w:b w:val="0"/>
+                <w:sz w:val="20"/>
+              </w:rPr>
+              <w:t>Đồng bằng</w:t>
+            </w:r>
+          </w:p>
+        </w:tc>
+      </w:tr>
+      <w:tr>
+        <w:tc>
+          <w:tcPr>
+            <w:tcW w:type="dxa" w:w="1656"/>
+            <w:tcMar>
+              <w:top w:w="80" w:type="dxa"/>
+              <w:bottom w:w="80" w:type="dxa"/>
+              <w:start w:w="120" w:type="dxa"/>
+              <w:end w:w="120" w:type="dxa"/>
+            </w:tcMar>
+            <w:vAlign w:val="center"/>
+          </w:tcPr>
+          <w:p>
+            <w:pPr>
+              <w:jc w:val="left"/>
+            </w:pPr>
+            <w:r>
+              <w:rPr>
+                <w:rFonts w:ascii="Calibri" w:hAnsi="Calibri" w:cs="Calibri"/>
+                <w:b w:val="0"/>
+                <w:sz w:val="20"/>
+              </w:rPr>
+              <w:t>Watermelon (Dưa hấu)</w:t>
+            </w:r>
+          </w:p>
+        </w:tc>
+        <w:tc>
+          <w:tcPr>
+            <w:tcW w:type="dxa" w:w="1656"/>
+            <w:tcMar>
+              <w:top w:w="80" w:type="dxa"/>
+              <w:bottom w:w="80" w:type="dxa"/>
+              <w:start w:w="120" w:type="dxa"/>
+              <w:end w:w="120" w:type="dxa"/>
+            </w:tcMar>
+            <w:vAlign w:val="center"/>
+          </w:tcPr>
+          <w:p>
+            <w:pPr>
+              <w:jc w:val="center"/>
+            </w:pPr>
+            <w:r>
+              <w:rPr>
+                <w:rFonts w:ascii="Calibri" w:hAnsi="Calibri" w:cs="Calibri"/>
+                <w:b w:val="0"/>
+                <w:sz w:val="20"/>
+              </w:rPr>
+              <w:t>80</w:t>
+            </w:r>
+          </w:p>
+        </w:tc>
+        <w:tc>
+          <w:tcPr>
+            <w:tcW w:type="dxa" w:w="2232"/>
+            <w:tcMar>
+              <w:top w:w="80" w:type="dxa"/>
+              <w:bottom w:w="80" w:type="dxa"/>
+              <w:start w:w="120" w:type="dxa"/>
+              <w:end w:w="120" w:type="dxa"/>
+            </w:tcMar>
+            <w:vAlign w:val="center"/>
+          </w:tcPr>
+          <w:p>
+            <w:pPr>
+              <w:jc w:val="center"/>
+            </w:pPr>
+            <w:r>
+              <w:rPr>
+                <w:rFonts w:ascii="Calibri" w:hAnsi="Calibri" w:cs="Calibri"/>
+                <w:b w:val="0"/>
+                <w:sz w:val="20"/>
+              </w:rPr>
+              <w:t>4</w:t>
+            </w:r>
+          </w:p>
+        </w:tc>
+        <w:tc>
+          <w:tcPr>
+            <w:tcW w:type="dxa" w:w="3816"/>
+            <w:tcMar>
+              <w:top w:w="80" w:type="dxa"/>
+              <w:bottom w:w="80" w:type="dxa"/>
+              <w:start w:w="120" w:type="dxa"/>
+              <w:end w:w="120" w:type="dxa"/>
+            </w:tcMar>
+            <w:vAlign w:val="center"/>
+          </w:tcPr>
+          <w:p>
+            <w:pPr>
+              <w:jc w:val="center"/>
+            </w:pPr>
+            <w:r>
+              <w:rPr>
+                <w:rFonts w:ascii="Calibri" w:hAnsi="Calibri" w:cs="Calibri"/>
+                <w:b w:val="0"/>
+                <w:sz w:val="20"/>
+              </w:rPr>
+              <w:t>Đồng bằng</w:t>
+            </w:r>
+          </w:p>
+        </w:tc>
+      </w:tr>
+    </w:tbl>
+    <w:p/>
+    <w:p>
+      <w:pPr>
+        <w:numPr>
+          <w:ilvl w:val="0"/>
+          <w:numId w:val="2"/>
+        </w:numPr>
+        <w:spacing w:after="80" w:line="280" w:lineRule="auto"/>
+      </w:pPr>
+      <w:r>
+        <w:rPr>
+          <w:rFonts w:ascii="Calibri" w:hAnsi="Calibri" w:cs="Calibri"/>
+          <w:b w:val="0"/>
+          <w:sz w:val="22"/>
+        </w:rPr>
+        <w:t>Thức ăn được sinh tự động và duy trì ở một số lượng tối đa trong bản đồ.</w:t>
+      </w:r>
+    </w:p>
+    <w:p>
+      <w:pPr>
+        <w:numPr>
+          <w:ilvl w:val="0"/>
+          <w:numId w:val="2"/>
+        </w:numPr>
+        <w:spacing w:after="80" w:line="280" w:lineRule="auto"/>
+      </w:pPr>
+      <w:r>
+        <w:rPr>
+          <w:rFonts w:ascii="Calibri" w:hAnsi="Calibri" w:cs="Calibri"/>
+          <w:b w:val="0"/>
+          <w:sz w:val="22"/>
+        </w:rPr>
+        <w:t>Người chơi chỉ cần chạm vào thức ăn (va chạm hình tròn) và đạt bậc tối thiểu để ăn; XP được cộng ngay và thức ăn biến mất.</w:t>
+      </w:r>
+    </w:p>
+    <w:p>
+      <w:pPr>
+        <w:pStyle w:val="Heading2"/>
         <w:jc w:val="left"/>
-        <w:rPr>
-          <w:b w:val="1"/>
-          <w:bCs w:val="1"/>
-          <w:sz w:val="32"/>
-          <w:szCs w:val="32"/>
-        </w:rPr>
-      </w:pPr>
-      <w:r>
-        <w:br w:type="page"/>
-      </w:r>
-      <w:r>
-        <w:rPr>
-          <w:rtl w:val="0"/>
-        </w:rPr>
+      </w:pPr>
+      <w:r>
+        <w:t>3.5. Hệ thống máu và săn mồi (cắn)</w:t>
+      </w:r>
+    </w:p>
+    <w:p>
+      <w:r>
+        <w:rPr>
+          <w:rFonts w:ascii="Calibri" w:hAnsi="Calibri" w:cs="Calibri"/>
+          <w:b w:val="0"/>
+          <w:sz w:val="22"/>
+        </w:rPr>
+        <w:t xml:space="preserve">Khác với ý tưởng "ăn tức thì", cơ chế săn mồi thực tế dựa trên </w:t>
+      </w:r>
+      <w:r>
+        <w:rPr>
+          <w:rFonts w:ascii="Calibri" w:hAnsi="Calibri" w:cs="Calibri"/>
+          <w:b/>
+          <w:sz w:val="22"/>
+        </w:rPr>
+        <w:t>đòn cắn nhiều nhát</w:t>
+      </w:r>
+      <w:r>
+        <w:rPr>
+          <w:rFonts w:ascii="Calibri" w:hAnsi="Calibri" w:cs="Calibri"/>
+          <w:b w:val="0"/>
+          <w:sz w:val="22"/>
+        </w:rPr>
+        <w:t>:</w:t>
+      </w:r>
+    </w:p>
+    <w:p>
+      <w:pPr>
+        <w:numPr>
+          <w:ilvl w:val="0"/>
+          <w:numId w:val="2"/>
+        </w:numPr>
+        <w:spacing w:after="80" w:line="280" w:lineRule="auto"/>
+      </w:pPr>
+      <w:r>
+        <w:rPr>
+          <w:rFonts w:ascii="Calibri" w:hAnsi="Calibri" w:cs="Calibri"/>
+          <w:b/>
+          <w:sz w:val="22"/>
+        </w:rPr>
+        <w:t>Máu = số nhát cắn để hạ gục</w:t>
+      </w:r>
+      <w:r>
+        <w:rPr>
+          <w:rFonts w:ascii="Calibri" w:hAnsi="Calibri" w:cs="Calibri"/>
+          <w:b w:val="0"/>
+          <w:sz w:val="22"/>
+        </w:rPr>
+        <w:t>, tăng dần theo bậc: bậc 1 có 2 máu, mỗi bậc cao hơn thêm 1 máu, bậc 14 có 16 máu và bậc 15 (Rồng Đen) có 20 máu. Sinh vật càng cao bậc càng khó bị hạ.</w:t>
+      </w:r>
+    </w:p>
+    <w:p>
+      <w:pPr>
+        <w:numPr>
+          <w:ilvl w:val="0"/>
+          <w:numId w:val="2"/>
+        </w:numPr>
+        <w:spacing w:after="80" w:line="280" w:lineRule="auto"/>
+      </w:pPr>
+      <w:r>
+        <w:rPr>
+          <w:rFonts w:ascii="Calibri" w:hAnsi="Calibri" w:cs="Calibri"/>
+          <w:b/>
+          <w:sz w:val="22"/>
+        </w:rPr>
+        <w:t>Điều kiện thực hiện một đòn cắn</w:t>
+      </w:r>
+      <w:r>
+        <w:rPr>
+          <w:rFonts w:ascii="Calibri" w:hAnsi="Calibri" w:cs="Calibri"/>
+          <w:b w:val="0"/>
+          <w:sz w:val="22"/>
+        </w:rPr>
+        <w:t>:</w:t>
+      </w:r>
+    </w:p>
+    <w:p>
+      <w:pPr>
+        <w:numPr>
+          <w:ilvl w:val="0"/>
+          <w:numId w:val="2"/>
+        </w:numPr>
+        <w:spacing w:after="80" w:line="280" w:lineRule="auto"/>
+      </w:pPr>
+      <w:r>
+        <w:rPr>
+          <w:rFonts w:ascii="Calibri" w:hAnsi="Calibri" w:cs="Calibri"/>
+          <w:b w:val="0"/>
+          <w:sz w:val="22"/>
+        </w:rPr>
+        <w:t xml:space="preserve">Hai sinh vật phải </w:t>
+      </w:r>
+      <w:r>
+        <w:rPr>
+          <w:rFonts w:ascii="Calibri" w:hAnsi="Calibri" w:cs="Calibri"/>
+          <w:b/>
+          <w:sz w:val="22"/>
+        </w:rPr>
+        <w:t>khác bậc</w:t>
+      </w:r>
+      <w:r>
+        <w:rPr>
+          <w:rFonts w:ascii="Calibri" w:hAnsi="Calibri" w:cs="Calibri"/>
+          <w:b w:val="0"/>
+          <w:sz w:val="22"/>
+        </w:rPr>
+        <w:t xml:space="preserve"> (cùng bậc không cắn được nhau).</w:t>
+      </w:r>
+    </w:p>
+    <w:p>
+      <w:pPr>
+        <w:numPr>
+          <w:ilvl w:val="0"/>
+          <w:numId w:val="2"/>
+        </w:numPr>
+        <w:spacing w:after="80" w:line="280" w:lineRule="auto"/>
+      </w:pPr>
+      <w:r>
+        <w:rPr>
+          <w:rFonts w:ascii="Calibri" w:hAnsi="Calibri" w:cs="Calibri"/>
+          <w:b w:val="0"/>
+          <w:sz w:val="22"/>
+        </w:rPr>
+        <w:t xml:space="preserve">Có </w:t>
+      </w:r>
+      <w:r>
+        <w:rPr>
+          <w:rFonts w:ascii="Calibri" w:hAnsi="Calibri" w:cs="Calibri"/>
+          <w:b/>
+          <w:sz w:val="22"/>
+        </w:rPr>
+        <w:t>va chạm</w:t>
+      </w:r>
+      <w:r>
+        <w:rPr>
+          <w:rFonts w:ascii="Calibri" w:hAnsi="Calibri" w:cs="Calibri"/>
+          <w:b w:val="0"/>
+          <w:sz w:val="22"/>
+        </w:rPr>
+        <w:t xml:space="preserve"> (hai hình tròn chạm nhau).</w:t>
+      </w:r>
+    </w:p>
+    <w:p>
+      <w:pPr>
+        <w:numPr>
+          <w:ilvl w:val="0"/>
+          <w:numId w:val="2"/>
+        </w:numPr>
+        <w:spacing w:after="80" w:line="280" w:lineRule="auto"/>
+      </w:pPr>
+      <w:r>
+        <w:rPr>
+          <w:rFonts w:ascii="Calibri" w:hAnsi="Calibri" w:cs="Calibri"/>
+          <w:b w:val="0"/>
+          <w:sz w:val="22"/>
+        </w:rPr>
+        <w:t xml:space="preserve">Kẻ tấn công phải </w:t>
+      </w:r>
+      <w:r>
+        <w:rPr>
+          <w:rFonts w:ascii="Calibri" w:hAnsi="Calibri" w:cs="Calibri"/>
+          <w:b/>
+          <w:sz w:val="22"/>
+        </w:rPr>
+        <w:t>hướng mặt về con mồi</w:t>
+      </w:r>
+      <w:r>
+        <w:rPr>
+          <w:rFonts w:ascii="Calibri" w:hAnsi="Calibri" w:cs="Calibri"/>
+          <w:b w:val="0"/>
+          <w:sz w:val="22"/>
+        </w:rPr>
+        <w:t xml:space="preserve"> (trong góc quạt 120°).</w:t>
+      </w:r>
+    </w:p>
+    <w:p>
+      <w:pPr>
+        <w:numPr>
+          <w:ilvl w:val="0"/>
+          <w:numId w:val="2"/>
+        </w:numPr>
+        <w:spacing w:after="80" w:line="280" w:lineRule="auto"/>
+      </w:pPr>
+      <w:r>
+        <w:rPr>
+          <w:rFonts w:ascii="Calibri" w:hAnsi="Calibri" w:cs="Calibri"/>
+          <w:b w:val="0"/>
+          <w:sz w:val="22"/>
+        </w:rPr>
+        <w:t xml:space="preserve">Tuân thủ </w:t>
+      </w:r>
+      <w:r>
+        <w:rPr>
+          <w:rFonts w:ascii="Calibri" w:hAnsi="Calibri" w:cs="Calibri"/>
+          <w:b/>
+          <w:sz w:val="22"/>
+        </w:rPr>
+        <w:t>thời gian hồi cắn</w:t>
+      </w:r>
+      <w:r>
+        <w:rPr>
+          <w:rFonts w:ascii="Calibri" w:hAnsi="Calibri" w:cs="Calibri"/>
+          <w:b w:val="0"/>
+          <w:sz w:val="22"/>
+        </w:rPr>
+        <w:t>: mỗi cặp tấn công chỉ cắn lại sau 20 nhịp (1 giây).</w:t>
+      </w:r>
+    </w:p>
+    <w:p>
+      <w:pPr>
+        <w:numPr>
+          <w:ilvl w:val="0"/>
+          <w:numId w:val="2"/>
+        </w:numPr>
+        <w:spacing w:after="80" w:line="280" w:lineRule="auto"/>
+      </w:pPr>
+      <w:r>
+        <w:rPr>
+          <w:rFonts w:ascii="Calibri" w:hAnsi="Calibri" w:cs="Calibri"/>
+          <w:b/>
+          <w:sz w:val="22"/>
+        </w:rPr>
+        <w:t>Mỗi nhát cắn</w:t>
+      </w:r>
+      <w:r>
+        <w:rPr>
+          <w:rFonts w:ascii="Calibri" w:hAnsi="Calibri" w:cs="Calibri"/>
+          <w:b w:val="0"/>
+          <w:sz w:val="22"/>
+        </w:rPr>
+        <w:t xml:space="preserve"> trừ 1 máu của mục tiêu và </w:t>
+      </w:r>
+      <w:r>
+        <w:rPr>
+          <w:rFonts w:ascii="Calibri" w:hAnsi="Calibri" w:cs="Calibri"/>
+          <w:b/>
+          <w:sz w:val="22"/>
+        </w:rPr>
+        <w:t>cướp 10% XP</w:t>
+      </w:r>
+      <w:r>
+        <w:rPr>
+          <w:rFonts w:ascii="Calibri" w:hAnsi="Calibri" w:cs="Calibri"/>
+          <w:b w:val="0"/>
+          <w:sz w:val="22"/>
+        </w:rPr>
+        <w:t xml:space="preserve"> của mục tiêu.</w:t>
+      </w:r>
+    </w:p>
+    <w:p>
+      <w:pPr>
+        <w:numPr>
+          <w:ilvl w:val="0"/>
+          <w:numId w:val="2"/>
+        </w:numPr>
+        <w:spacing w:after="80" w:line="280" w:lineRule="auto"/>
+      </w:pPr>
+      <w:r>
+        <w:rPr>
+          <w:rFonts w:ascii="Calibri" w:hAnsi="Calibri" w:cs="Calibri"/>
+          <w:b/>
+          <w:sz w:val="22"/>
+        </w:rPr>
+        <w:t>Đòn kết liễu</w:t>
+      </w:r>
+      <w:r>
+        <w:rPr>
+          <w:rFonts w:ascii="Calibri" w:hAnsi="Calibri" w:cs="Calibri"/>
+          <w:b w:val="0"/>
+          <w:sz w:val="22"/>
+        </w:rPr>
+        <w:t xml:space="preserve"> (khi máu mục tiêu còn tối thiểu): mục tiêu bị hạ gục và kẻ tấn công </w:t>
+      </w:r>
+      <w:r>
+        <w:rPr>
+          <w:rFonts w:ascii="Calibri" w:hAnsi="Calibri" w:cs="Calibri"/>
+          <w:b/>
+          <w:sz w:val="22"/>
+        </w:rPr>
+        <w:t>cướp toàn bộ XP</w:t>
+      </w:r>
+      <w:r>
+        <w:rPr>
+          <w:rFonts w:ascii="Calibri" w:hAnsi="Calibri" w:cs="Calibri"/>
+          <w:b w:val="0"/>
+          <w:sz w:val="22"/>
+        </w:rPr>
+        <w:t xml:space="preserve"> còn lại.</w:t>
+      </w:r>
+    </w:p>
+    <w:p>
+      <w:pPr>
+        <w:pStyle w:val="Heading2"/>
+        <w:jc w:val="left"/>
+      </w:pPr>
+      <w:r>
+        <w:t>3.6. Cơ chế phản công</w:t>
+      </w:r>
+    </w:p>
+    <w:p>
+      <w:r>
+        <w:rPr>
+          <w:rFonts w:ascii="Calibri" w:hAnsi="Calibri" w:cs="Calibri"/>
+          <w:b w:val="0"/>
+          <w:sz w:val="22"/>
+        </w:rPr>
+        <w:t xml:space="preserve">Vì đòn cắn chỉ yêu cầu </w:t>
+      </w:r>
+      <w:r>
+        <w:rPr>
+          <w:rFonts w:ascii="Calibri" w:hAnsi="Calibri" w:cs="Calibri"/>
+          <w:b/>
+          <w:sz w:val="22"/>
+        </w:rPr>
+        <w:t>khác bậc</w:t>
+      </w:r>
+      <w:r>
+        <w:rPr>
+          <w:rFonts w:ascii="Calibri" w:hAnsi="Calibri" w:cs="Calibri"/>
+          <w:b w:val="0"/>
+          <w:sz w:val="22"/>
+        </w:rPr>
+        <w:t xml:space="preserve"> (không bắt buộc kẻ tấn công phải mạnh hơn), sinh vật bậc thấp vẫn có thể cắn lại sinh vật bậc cao hơn:</w:t>
+      </w:r>
+    </w:p>
+    <w:p>
+      <w:pPr>
+        <w:numPr>
+          <w:ilvl w:val="0"/>
+          <w:numId w:val="2"/>
+        </w:numPr>
+        <w:spacing w:after="80" w:line="280" w:lineRule="auto"/>
+      </w:pPr>
+      <w:r>
+        <w:rPr>
+          <w:rFonts w:ascii="Calibri" w:hAnsi="Calibri" w:cs="Calibri"/>
+          <w:b w:val="0"/>
+          <w:sz w:val="22"/>
+        </w:rPr>
+        <w:t xml:space="preserve">Điều này cho phép con mồi </w:t>
+      </w:r>
+      <w:r>
+        <w:rPr>
+          <w:rFonts w:ascii="Calibri" w:hAnsi="Calibri" w:cs="Calibri"/>
+          <w:b/>
+          <w:sz w:val="22"/>
+        </w:rPr>
+        <w:t>phản công</w:t>
+      </w:r>
+      <w:r>
+        <w:rPr>
+          <w:rFonts w:ascii="Calibri" w:hAnsi="Calibri" w:cs="Calibri"/>
+          <w:b w:val="0"/>
+          <w:sz w:val="22"/>
+        </w:rPr>
+        <w:t xml:space="preserve"> hoặc phối hợp theo nhóm để hạ một mục tiêu lớn.</w:t>
+      </w:r>
+    </w:p>
+    <w:p>
+      <w:pPr>
+        <w:numPr>
+          <w:ilvl w:val="0"/>
+          <w:numId w:val="2"/>
+        </w:numPr>
+        <w:spacing w:after="80" w:line="280" w:lineRule="auto"/>
+      </w:pPr>
+      <w:r>
+        <w:rPr>
+          <w:rFonts w:ascii="Calibri" w:hAnsi="Calibri" w:cs="Calibri"/>
+          <w:b w:val="0"/>
+          <w:sz w:val="22"/>
+        </w:rPr>
+        <w:t>Tuy nhiên, do sinh vật bậc cao có nhiều máu hơn và thường mạnh hơn, phản công đơn lẻ khó thành công — tạo nên sự cân bằng rủi ro/phần thưởng.</w:t>
+      </w:r>
+    </w:p>
+    <w:p>
+      <w:pPr>
+        <w:pStyle w:val="Heading2"/>
+        <w:jc w:val="left"/>
+      </w:pPr>
+      <w:r>
+        <w:t>3.7. Hệ thống kỹ năng</w:t>
+      </w:r>
+    </w:p>
+    <w:p>
+      <w:r>
+        <w:rPr>
+          <w:rFonts w:ascii="Calibri" w:hAnsi="Calibri" w:cs="Calibri"/>
+          <w:b w:val="0"/>
+          <w:sz w:val="22"/>
+        </w:rPr>
+        <w:t xml:space="preserve">Mỗi sinh vật sở hữu một kỹ năng, dùng chung </w:t>
+      </w:r>
+      <w:r>
+        <w:rPr>
+          <w:rFonts w:ascii="Calibri" w:hAnsi="Calibri" w:cs="Calibri"/>
+          <w:b/>
+          <w:sz w:val="22"/>
+        </w:rPr>
+        <w:t>thời gian hồi 100 nhịp (5 giây)</w:t>
+      </w:r>
+      <w:r>
+        <w:rPr>
+          <w:rFonts w:ascii="Calibri" w:hAnsi="Calibri" w:cs="Calibri"/>
+          <w:b w:val="0"/>
+          <w:sz w:val="22"/>
+        </w:rPr>
+        <w:t>. Các nhóm kỹ năng chính:</w:t>
+      </w:r>
+    </w:p>
+    <w:tbl>
+      <w:tblPr>
+        <w:tblW w:type="auto" w:w="0"/>
+        <w:tblLayout w:type="fixed"/>
+        <w:tblLook w:firstColumn="1" w:firstRow="1" w:lastColumn="0" w:lastRow="0" w:noHBand="0" w:noVBand="1" w:val="04A0"/>
+        <w:jc w:val="center"/>
+        <w:tblBorders>
+          <w:top w:val="single" w:sz="6" w:space="0" w:color="B7C0CC"/>
+          <w:left w:val="single" w:sz="6" w:space="0" w:color="B7C0CC"/>
+          <w:bottom w:val="single" w:sz="6" w:space="0" w:color="B7C0CC"/>
+          <w:right w:val="single" w:sz="6" w:space="0" w:color="B7C0CC"/>
+          <w:insideH w:val="single" w:sz="6" w:space="0" w:color="B7C0CC"/>
+          <w:insideV w:val="single" w:sz="6" w:space="0" w:color="B7C0CC"/>
+        </w:tblBorders>
+      </w:tblPr>
+      <w:tblGrid>
+        <w:gridCol w:w="3120"/>
+        <w:gridCol w:w="3120"/>
+        <w:gridCol w:w="3120"/>
+      </w:tblGrid>
+      <w:tr>
+        <w:tc>
+          <w:tcPr>
+            <w:tcW w:type="dxa" w:w="1728"/>
+            <w:shd w:fill="F2F4F7"/>
+            <w:tcMar>
+              <w:top w:w="80" w:type="dxa"/>
+              <w:bottom w:w="80" w:type="dxa"/>
+              <w:start w:w="120" w:type="dxa"/>
+              <w:end w:w="120" w:type="dxa"/>
+            </w:tcMar>
+            <w:vAlign w:val="center"/>
+          </w:tcPr>
+          <w:p>
+            <w:pPr>
+              <w:jc w:val="center"/>
+            </w:pPr>
+            <w:r>
+              <w:rPr>
+                <w:rFonts w:ascii="Calibri" w:hAnsi="Calibri" w:cs="Calibri"/>
+                <w:b/>
+                <w:sz w:val="20"/>
+              </w:rPr>
+              <w:t>Nhóm kỹ năng</w:t>
+            </w:r>
+          </w:p>
+        </w:tc>
+        <w:tc>
+          <w:tcPr>
+            <w:tcW w:type="dxa" w:w="2880"/>
+            <w:shd w:fill="F2F4F7"/>
+            <w:tcMar>
+              <w:top w:w="80" w:type="dxa"/>
+              <w:bottom w:w="80" w:type="dxa"/>
+              <w:start w:w="120" w:type="dxa"/>
+              <w:end w:w="120" w:type="dxa"/>
+            </w:tcMar>
+            <w:vAlign w:val="center"/>
+          </w:tcPr>
+          <w:p>
+            <w:pPr>
+              <w:jc w:val="center"/>
+            </w:pPr>
+            <w:r>
+              <w:rPr>
+                <w:rFonts w:ascii="Calibri" w:hAnsi="Calibri" w:cs="Calibri"/>
+                <w:b/>
+                <w:sz w:val="20"/>
+              </w:rPr>
+              <w:t>Ví dụ</w:t>
+            </w:r>
+          </w:p>
+        </w:tc>
+        <w:tc>
+          <w:tcPr>
+            <w:tcW w:type="dxa" w:w="4752"/>
+            <w:shd w:fill="F2F4F7"/>
+            <w:tcMar>
+              <w:top w:w="80" w:type="dxa"/>
+              <w:bottom w:w="80" w:type="dxa"/>
+              <w:start w:w="120" w:type="dxa"/>
+              <w:end w:w="120" w:type="dxa"/>
+            </w:tcMar>
+            <w:vAlign w:val="center"/>
+          </w:tcPr>
+          <w:p>
+            <w:pPr>
+              <w:jc w:val="center"/>
+            </w:pPr>
+            <w:r>
+              <w:rPr>
+                <w:rFonts w:ascii="Calibri" w:hAnsi="Calibri" w:cs="Calibri"/>
+                <w:b/>
+                <w:sz w:val="20"/>
+              </w:rPr>
+              <w:t>Hiệu ứng</w:t>
+            </w:r>
+          </w:p>
+        </w:tc>
+      </w:tr>
+      <w:tr>
+        <w:tc>
+          <w:tcPr>
+            <w:tcW w:type="dxa" w:w="1728"/>
+            <w:tcMar>
+              <w:top w:w="80" w:type="dxa"/>
+              <w:bottom w:w="80" w:type="dxa"/>
+              <w:start w:w="120" w:type="dxa"/>
+              <w:end w:w="120" w:type="dxa"/>
+            </w:tcMar>
+            <w:vAlign w:val="center"/>
+          </w:tcPr>
+          <w:p>
+            <w:pPr>
+              <w:jc w:val="left"/>
+            </w:pPr>
+            <w:r>
+              <w:rPr>
+                <w:rFonts w:ascii="Calibri" w:hAnsi="Calibri" w:cs="Calibri"/>
+                <w:b w:val="0"/>
+                <w:sz w:val="20"/>
+              </w:rPr>
+              <w:t>Tăng tốc (Dash)</w:t>
+            </w:r>
+          </w:p>
+        </w:tc>
+        <w:tc>
+          <w:tcPr>
+            <w:tcW w:type="dxa" w:w="2880"/>
+            <w:tcMar>
+              <w:top w:w="80" w:type="dxa"/>
+              <w:bottom w:w="80" w:type="dxa"/>
+              <w:start w:w="120" w:type="dxa"/>
+              <w:end w:w="120" w:type="dxa"/>
+            </w:tcMar>
+            <w:vAlign w:val="center"/>
+          </w:tcPr>
+          <w:p>
+            <w:pPr>
+              <w:jc w:val="left"/>
+            </w:pPr>
+            <w:r>
+              <w:rPr>
+                <w:rFonts w:ascii="Calibri" w:hAnsi="Calibri" w:cs="Calibri"/>
+                <w:b w:val="0"/>
+                <w:sz w:val="20"/>
+              </w:rPr>
+              <w:t>dash, fire_dash, ink_dash</w:t>
+            </w:r>
+          </w:p>
+        </w:tc>
+        <w:tc>
+          <w:tcPr>
+            <w:tcW w:type="dxa" w:w="4752"/>
+            <w:tcMar>
+              <w:top w:w="80" w:type="dxa"/>
+              <w:bottom w:w="80" w:type="dxa"/>
+              <w:start w:w="120" w:type="dxa"/>
+              <w:end w:w="120" w:type="dxa"/>
+            </w:tcMar>
+            <w:vAlign w:val="center"/>
+          </w:tcPr>
+          <w:p>
+            <w:pPr>
+              <w:jc w:val="left"/>
+            </w:pPr>
+            <w:r>
+              <w:rPr>
+                <w:rFonts w:ascii="Calibri" w:hAnsi="Calibri" w:cs="Calibri"/>
+                <w:b w:val="0"/>
+                <w:sz w:val="20"/>
+              </w:rPr>
+              <w:t>Tăng tốc tức thời (~3 lần)</w:t>
+            </w:r>
+          </w:p>
+        </w:tc>
+      </w:tr>
+      <w:tr>
+        <w:tc>
+          <w:tcPr>
+            <w:tcW w:type="dxa" w:w="1728"/>
+            <w:tcMar>
+              <w:top w:w="80" w:type="dxa"/>
+              <w:bottom w:w="80" w:type="dxa"/>
+              <w:start w:w="120" w:type="dxa"/>
+              <w:end w:w="120" w:type="dxa"/>
+            </w:tcMar>
+            <w:vAlign w:val="center"/>
+          </w:tcPr>
+          <w:p>
+            <w:pPr>
+              <w:jc w:val="left"/>
+            </w:pPr>
+            <w:r>
+              <w:rPr>
+                <w:rFonts w:ascii="Calibri" w:hAnsi="Calibri" w:cs="Calibri"/>
+                <w:b w:val="0"/>
+                <w:sz w:val="20"/>
+              </w:rPr>
+              <w:t>Lao húc (Charge)</w:t>
+            </w:r>
+          </w:p>
+        </w:tc>
+        <w:tc>
+          <w:tcPr>
+            <w:tcW w:type="dxa" w:w="2880"/>
+            <w:tcMar>
+              <w:top w:w="80" w:type="dxa"/>
+              <w:bottom w:w="80" w:type="dxa"/>
+              <w:start w:w="120" w:type="dxa"/>
+              <w:end w:w="120" w:type="dxa"/>
+            </w:tcMar>
+            <w:vAlign w:val="center"/>
+          </w:tcPr>
+          <w:p>
+            <w:pPr>
+              <w:jc w:val="center"/>
+            </w:pPr>
+            <w:r>
+              <w:rPr>
+                <w:rFonts w:ascii="Calibri" w:hAnsi="Calibri" w:cs="Calibri"/>
+                <w:b w:val="0"/>
+                <w:sz w:val="20"/>
+              </w:rPr>
+              <w:t>charge</w:t>
+            </w:r>
+          </w:p>
+        </w:tc>
+        <w:tc>
+          <w:tcPr>
+            <w:tcW w:type="dxa" w:w="4752"/>
+            <w:tcMar>
+              <w:top w:w="80" w:type="dxa"/>
+              <w:bottom w:w="80" w:type="dxa"/>
+              <w:start w:w="120" w:type="dxa"/>
+              <w:end w:w="120" w:type="dxa"/>
+            </w:tcMar>
+            <w:vAlign w:val="center"/>
+          </w:tcPr>
+          <w:p>
+            <w:pPr>
+              <w:jc w:val="left"/>
+            </w:pPr>
+            <w:r>
+              <w:rPr>
+                <w:rFonts w:ascii="Calibri" w:hAnsi="Calibri" w:cs="Calibri"/>
+                <w:b w:val="0"/>
+                <w:sz w:val="20"/>
+              </w:rPr>
+              <w:t>Lao nhanh về phía trước (~3.2 lần)</w:t>
+            </w:r>
+          </w:p>
+        </w:tc>
+      </w:tr>
+      <w:tr>
+        <w:tc>
+          <w:tcPr>
+            <w:tcW w:type="dxa" w:w="1728"/>
+            <w:tcMar>
+              <w:top w:w="80" w:type="dxa"/>
+              <w:bottom w:w="80" w:type="dxa"/>
+              <w:start w:w="120" w:type="dxa"/>
+              <w:end w:w="120" w:type="dxa"/>
+            </w:tcMar>
+            <w:vAlign w:val="center"/>
+          </w:tcPr>
+          <w:p>
+            <w:pPr>
+              <w:jc w:val="left"/>
+            </w:pPr>
+            <w:r>
+              <w:rPr>
+                <w:rFonts w:ascii="Calibri" w:hAnsi="Calibri" w:cs="Calibri"/>
+                <w:b w:val="0"/>
+                <w:sz w:val="20"/>
+              </w:rPr>
+              <w:t>Trượt băng (Ice Slide)</w:t>
+            </w:r>
+          </w:p>
+        </w:tc>
+        <w:tc>
+          <w:tcPr>
+            <w:tcW w:type="dxa" w:w="2880"/>
+            <w:tcMar>
+              <w:top w:w="80" w:type="dxa"/>
+              <w:bottom w:w="80" w:type="dxa"/>
+              <w:start w:w="120" w:type="dxa"/>
+              <w:end w:w="120" w:type="dxa"/>
+            </w:tcMar>
+            <w:vAlign w:val="center"/>
+          </w:tcPr>
+          <w:p>
+            <w:pPr>
+              <w:jc w:val="center"/>
+            </w:pPr>
+            <w:r>
+              <w:rPr>
+                <w:rFonts w:ascii="Calibri" w:hAnsi="Calibri" w:cs="Calibri"/>
+                <w:b w:val="0"/>
+                <w:sz w:val="20"/>
+              </w:rPr>
+              <w:t>ice_slide</w:t>
+            </w:r>
+          </w:p>
+        </w:tc>
+        <w:tc>
+          <w:tcPr>
+            <w:tcW w:type="dxa" w:w="4752"/>
+            <w:tcMar>
+              <w:top w:w="80" w:type="dxa"/>
+              <w:bottom w:w="80" w:type="dxa"/>
+              <w:start w:w="120" w:type="dxa"/>
+              <w:end w:w="120" w:type="dxa"/>
+            </w:tcMar>
+            <w:vAlign w:val="center"/>
+          </w:tcPr>
+          <w:p>
+            <w:pPr>
+              <w:jc w:val="left"/>
+            </w:pPr>
+            <w:r>
+              <w:rPr>
+                <w:rFonts w:ascii="Calibri" w:hAnsi="Calibri" w:cs="Calibri"/>
+                <w:b w:val="0"/>
+                <w:sz w:val="20"/>
+              </w:rPr>
+              <w:t>Tăng tốc, mạnh hơn khi ở Bắc cực (3.4 lần)</w:t>
+            </w:r>
+          </w:p>
+        </w:tc>
+      </w:tr>
+      <w:tr>
+        <w:tc>
+          <w:tcPr>
+            <w:tcW w:type="dxa" w:w="1728"/>
+            <w:tcMar>
+              <w:top w:w="80" w:type="dxa"/>
+              <w:bottom w:w="80" w:type="dxa"/>
+              <w:start w:w="120" w:type="dxa"/>
+              <w:end w:w="120" w:type="dxa"/>
+            </w:tcMar>
+            <w:vAlign w:val="center"/>
+          </w:tcPr>
+          <w:p>
+            <w:pPr>
+              <w:jc w:val="left"/>
+            </w:pPr>
+            <w:r>
+              <w:rPr>
+                <w:rFonts w:ascii="Calibri" w:hAnsi="Calibri" w:cs="Calibri"/>
+                <w:b w:val="0"/>
+                <w:sz w:val="20"/>
+              </w:rPr>
+              <w:t>Phòng thủ (Guard)</w:t>
+            </w:r>
+          </w:p>
+        </w:tc>
+        <w:tc>
+          <w:tcPr>
+            <w:tcW w:type="dxa" w:w="2880"/>
+            <w:tcMar>
+              <w:top w:w="80" w:type="dxa"/>
+              <w:bottom w:w="80" w:type="dxa"/>
+              <w:start w:w="120" w:type="dxa"/>
+              <w:end w:w="120" w:type="dxa"/>
+            </w:tcMar>
+            <w:vAlign w:val="center"/>
+          </w:tcPr>
+          <w:p>
+            <w:pPr>
+              <w:jc w:val="left"/>
+            </w:pPr>
+            <w:r>
+              <w:rPr>
+                <w:rFonts w:ascii="Calibri" w:hAnsi="Calibri" w:cs="Calibri"/>
+                <w:b w:val="0"/>
+                <w:sz w:val="20"/>
+              </w:rPr>
+              <w:t>shell_guard, inflate_guard</w:t>
+            </w:r>
+          </w:p>
+        </w:tc>
+        <w:tc>
+          <w:tcPr>
+            <w:tcW w:type="dxa" w:w="4752"/>
+            <w:tcMar>
+              <w:top w:w="80" w:type="dxa"/>
+              <w:bottom w:w="80" w:type="dxa"/>
+              <w:start w:w="120" w:type="dxa"/>
+              <w:end w:w="120" w:type="dxa"/>
+            </w:tcMar>
+            <w:vAlign w:val="center"/>
+          </w:tcPr>
+          <w:p>
+            <w:pPr>
+              <w:jc w:val="left"/>
+            </w:pPr>
+            <w:r>
+              <w:rPr>
+                <w:rFonts w:ascii="Calibri" w:hAnsi="Calibri" w:cs="Calibri"/>
+                <w:b w:val="0"/>
+                <w:sz w:val="20"/>
+              </w:rPr>
+              <w:t>Giảm 50% sát thương, chậm lại trong 40 nhịp</w:t>
+            </w:r>
+          </w:p>
+        </w:tc>
+      </w:tr>
+      <w:tr>
+        <w:tc>
+          <w:tcPr>
+            <w:tcW w:type="dxa" w:w="1728"/>
+            <w:tcMar>
+              <w:top w:w="80" w:type="dxa"/>
+              <w:bottom w:w="80" w:type="dxa"/>
+              <w:start w:w="120" w:type="dxa"/>
+              <w:end w:w="120" w:type="dxa"/>
+            </w:tcMar>
+            <w:vAlign w:val="center"/>
+          </w:tcPr>
+          <w:p>
+            <w:pPr>
+              <w:jc w:val="left"/>
+            </w:pPr>
+            <w:r>
+              <w:rPr>
+                <w:rFonts w:ascii="Calibri" w:hAnsi="Calibri" w:cs="Calibri"/>
+                <w:b w:val="0"/>
+                <w:sz w:val="20"/>
+              </w:rPr>
+              <w:t>Cận chiến (Melee)</w:t>
+            </w:r>
+          </w:p>
+        </w:tc>
+        <w:tc>
+          <w:tcPr>
+            <w:tcW w:type="dxa" w:w="2880"/>
+            <w:tcMar>
+              <w:top w:w="80" w:type="dxa"/>
+              <w:bottom w:w="80" w:type="dxa"/>
+              <w:start w:w="120" w:type="dxa"/>
+              <w:end w:w="120" w:type="dxa"/>
+            </w:tcMar>
+            <w:vAlign w:val="center"/>
+          </w:tcPr>
+          <w:p>
+            <w:pPr>
+              <w:jc w:val="left"/>
+            </w:pPr>
+            <w:r>
+              <w:rPr>
+                <w:rFonts w:ascii="Calibri" w:hAnsi="Calibri" w:cs="Calibri"/>
+                <w:b w:val="0"/>
+                <w:sz w:val="20"/>
+              </w:rPr>
+              <w:t>claw, croc_bite, back_kick</w:t>
+            </w:r>
+          </w:p>
+        </w:tc>
+        <w:tc>
+          <w:tcPr>
+            <w:tcW w:type="dxa" w:w="4752"/>
+            <w:tcMar>
+              <w:top w:w="80" w:type="dxa"/>
+              <w:bottom w:w="80" w:type="dxa"/>
+              <w:start w:w="120" w:type="dxa"/>
+              <w:end w:w="120" w:type="dxa"/>
+            </w:tcMar>
+            <w:vAlign w:val="center"/>
+          </w:tcPr>
+          <w:p>
+            <w:pPr>
+              <w:jc w:val="left"/>
+            </w:pPr>
+            <w:r>
+              <w:rPr>
+                <w:rFonts w:ascii="Calibri" w:hAnsi="Calibri" w:cs="Calibri"/>
+                <w:b w:val="0"/>
+                <w:sz w:val="20"/>
+              </w:rPr>
+              <w:t>Gây sát thương trong góc quạt phía trước</w:t>
+            </w:r>
+          </w:p>
+        </w:tc>
+      </w:tr>
+      <w:tr>
+        <w:tc>
+          <w:tcPr>
+            <w:tcW w:type="dxa" w:w="1728"/>
+            <w:tcMar>
+              <w:top w:w="80" w:type="dxa"/>
+              <w:bottom w:w="80" w:type="dxa"/>
+              <w:start w:w="120" w:type="dxa"/>
+              <w:end w:w="120" w:type="dxa"/>
+            </w:tcMar>
+            <w:vAlign w:val="center"/>
+          </w:tcPr>
+          <w:p>
+            <w:pPr>
+              <w:jc w:val="left"/>
+            </w:pPr>
+            <w:r>
+              <w:rPr>
+                <w:rFonts w:ascii="Calibri" w:hAnsi="Calibri" w:cs="Calibri"/>
+                <w:b w:val="0"/>
+                <w:sz w:val="20"/>
+              </w:rPr>
+              <w:t>Đòn khu vực (Pulse)</w:t>
+            </w:r>
+          </w:p>
+        </w:tc>
+        <w:tc>
+          <w:tcPr>
+            <w:tcW w:type="dxa" w:w="2880"/>
+            <w:tcMar>
+              <w:top w:w="80" w:type="dxa"/>
+              <w:bottom w:w="80" w:type="dxa"/>
+              <w:start w:w="120" w:type="dxa"/>
+              <w:end w:w="120" w:type="dxa"/>
+            </w:tcMar>
+            <w:vAlign w:val="center"/>
+          </w:tcPr>
+          <w:p>
+            <w:pPr>
+              <w:jc w:val="left"/>
+            </w:pPr>
+            <w:r>
+              <w:rPr>
+                <w:rFonts w:ascii="Calibri" w:hAnsi="Calibri" w:cs="Calibri"/>
+                <w:b w:val="0"/>
+                <w:sz w:val="20"/>
+              </w:rPr>
+              <w:t>roar_pulse, wave_pulse, freeze_pulse</w:t>
+            </w:r>
+          </w:p>
+        </w:tc>
+        <w:tc>
+          <w:tcPr>
+            <w:tcW w:type="dxa" w:w="4752"/>
+            <w:tcMar>
+              <w:top w:w="80" w:type="dxa"/>
+              <w:bottom w:w="80" w:type="dxa"/>
+              <w:start w:w="120" w:type="dxa"/>
+              <w:end w:w="120" w:type="dxa"/>
+            </w:tcMar>
+            <w:vAlign w:val="center"/>
+          </w:tcPr>
+          <w:p>
+            <w:pPr>
+              <w:jc w:val="left"/>
+            </w:pPr>
+            <w:r>
+              <w:rPr>
+                <w:rFonts w:ascii="Calibri" w:hAnsi="Calibri" w:cs="Calibri"/>
+                <w:b w:val="0"/>
+                <w:sz w:val="20"/>
+              </w:rPr>
+              <w:t>Gây sát thương mọi mục tiêu trong bán kính</w:t>
+            </w:r>
+          </w:p>
+        </w:tc>
+      </w:tr>
+    </w:tbl>
+    <w:p/>
+    <w:p>
+      <w:pPr>
+        <w:pStyle w:val="Heading2"/>
+        <w:jc w:val="left"/>
+      </w:pPr>
+      <w:r>
+        <w:t>3.8. Cơ chế chết và chơi lại</w:t>
+      </w:r>
+    </w:p>
+    <w:p>
+      <w:pPr>
+        <w:numPr>
+          <w:ilvl w:val="0"/>
+          <w:numId w:val="2"/>
+        </w:numPr>
+        <w:spacing w:after="80" w:line="280" w:lineRule="auto"/>
+      </w:pPr>
+      <w:r>
+        <w:rPr>
+          <w:rFonts w:ascii="Calibri" w:hAnsi="Calibri" w:cs="Calibri"/>
+          <w:b w:val="0"/>
+          <w:sz w:val="22"/>
+        </w:rPr>
+        <w:t>Người chơi bị hạ gục khi hết máu (bị cắn) hoặc khi loài đại dương ở ngoài nước quá lâu (thời gian sinh tồn ~10 giây).</w:t>
+      </w:r>
+    </w:p>
+    <w:p>
+      <w:pPr>
+        <w:numPr>
+          <w:ilvl w:val="0"/>
+          <w:numId w:val="2"/>
+        </w:numPr>
+        <w:spacing w:after="80" w:line="280" w:lineRule="auto"/>
+      </w:pPr>
+      <w:r>
+        <w:rPr>
+          <w:rFonts w:ascii="Calibri" w:hAnsi="Calibri" w:cs="Calibri"/>
+          <w:b w:val="0"/>
+          <w:sz w:val="22"/>
+        </w:rPr>
+        <w:t>Khi chết, máy chủ gửi thông báo kèm nguyên nhân (bị ăn, hết thời gian sinh tồn) và thông tin kẻ hạ gục.</w:t>
+      </w:r>
+    </w:p>
+    <w:p>
+      <w:pPr>
+        <w:numPr>
+          <w:ilvl w:val="0"/>
+          <w:numId w:val="2"/>
+        </w:numPr>
+        <w:spacing w:after="80" w:line="280" w:lineRule="auto"/>
+      </w:pPr>
+      <w:r>
+        <w:rPr>
+          <w:rFonts w:ascii="Calibri" w:hAnsi="Calibri" w:cs="Calibri"/>
+          <w:b w:val="0"/>
+          <w:sz w:val="22"/>
+        </w:rPr>
+        <w:t>Màn hình kết thúc hiển thị và người chơi có thể chơi lại từ sinh vật khởi đầu.</w:t>
+      </w:r>
+    </w:p>
+    <w:p>
+      <w:pPr>
+        <w:pStyle w:val="Heading2"/>
+        <w:jc w:val="left"/>
+      </w:pPr>
+      <w:r>
+        <w:t>3.9. Đồng bộ mạng và chống gian lận</w:t>
+      </w:r>
+    </w:p>
+    <w:p>
+      <w:pPr>
+        <w:numPr>
+          <w:ilvl w:val="0"/>
+          <w:numId w:val="2"/>
+        </w:numPr>
+        <w:spacing w:after="80" w:line="280" w:lineRule="auto"/>
+      </w:pPr>
+      <w:r>
+        <w:rPr>
+          <w:rFonts w:ascii="Calibri" w:hAnsi="Calibri" w:cs="Calibri"/>
+          <w:b w:val="0"/>
+          <w:sz w:val="22"/>
+        </w:rPr>
+        <w:t xml:space="preserve">Mô hình </w:t>
+      </w:r>
+      <w:r>
+        <w:rPr>
+          <w:rFonts w:ascii="Calibri" w:hAnsi="Calibri" w:cs="Calibri"/>
+          <w:b/>
+          <w:sz w:val="22"/>
+        </w:rPr>
+        <w:t>server-authoritative</w:t>
+      </w:r>
+      <w:r>
+        <w:rPr>
+          <w:rFonts w:ascii="Calibri" w:hAnsi="Calibri" w:cs="Calibri"/>
+          <w:b w:val="0"/>
+          <w:sz w:val="22"/>
+        </w:rPr>
+        <w:t>: máy chủ quyết định toàn bộ kết quả (XP, va chạm, cái chết, tiến hóa); client chỉ gửi input và hiển thị.</w:t>
+      </w:r>
+    </w:p>
+    <w:p>
+      <w:pPr>
+        <w:numPr>
+          <w:ilvl w:val="0"/>
+          <w:numId w:val="2"/>
+        </w:numPr>
+        <w:spacing w:after="80" w:line="280" w:lineRule="auto"/>
+      </w:pPr>
+      <w:r>
+        <w:rPr>
+          <w:rFonts w:ascii="Calibri" w:hAnsi="Calibri" w:cs="Calibri"/>
+          <w:b w:val="0"/>
+          <w:sz w:val="22"/>
+        </w:rPr>
+        <w:t xml:space="preserve">Máy chủ </w:t>
+      </w:r>
+      <w:r>
+        <w:rPr>
+          <w:rFonts w:ascii="Calibri" w:hAnsi="Calibri" w:cs="Calibri"/>
+          <w:b/>
+          <w:sz w:val="22"/>
+        </w:rPr>
+        <w:t>lọc tầm nhìn</w:t>
+      </w:r>
+      <w:r>
+        <w:rPr>
+          <w:rFonts w:ascii="Calibri" w:hAnsi="Calibri" w:cs="Calibri"/>
+          <w:b w:val="0"/>
+          <w:sz w:val="22"/>
+        </w:rPr>
+        <w:t xml:space="preserve"> bằng lưới không gian, chỉ gửi các thực thể trong bán kính 2000 đơn vị để tối ưu băng thông.</w:t>
+      </w:r>
+    </w:p>
+    <w:p>
+      <w:pPr>
+        <w:numPr>
+          <w:ilvl w:val="0"/>
+          <w:numId w:val="2"/>
+        </w:numPr>
+        <w:spacing w:after="80" w:line="280" w:lineRule="auto"/>
+      </w:pPr>
+      <w:r>
+        <w:rPr>
+          <w:rFonts w:ascii="Calibri" w:hAnsi="Calibri" w:cs="Calibri"/>
+          <w:b w:val="0"/>
+          <w:sz w:val="22"/>
+        </w:rPr>
+        <w:t xml:space="preserve">Client dùng </w:t>
+      </w:r>
+      <w:r>
+        <w:rPr>
+          <w:rFonts w:ascii="Calibri" w:hAnsi="Calibri" w:cs="Calibri"/>
+          <w:b/>
+          <w:sz w:val="22"/>
+        </w:rPr>
+        <w:t>nội suy (interpolation)</w:t>
+      </w:r>
+      <w:r>
+        <w:rPr>
+          <w:rFonts w:ascii="Calibri" w:hAnsi="Calibri" w:cs="Calibri"/>
+          <w:b w:val="0"/>
+          <w:sz w:val="22"/>
+        </w:rPr>
+        <w:t xml:space="preserve"> giữa các snapshot để chuyển động mượt.</w:t>
       </w:r>
     </w:p>
     <w:p>
       <w:pPr>
         <w:pStyle w:val="Heading1"/>
-        <w:spacing w:after="166" w:lineRule="auto"/>
-        <w:ind w:right="263"/>
-        <w:rPr/>
-      </w:pPr>
-      <w:r>
-        <w:rPr>
-          <w:rtl w:val="0"/>
-        </w:rPr>
-        <w:t xml:space="preserve">TÀI LIỆU THAM KHẢO </w:t>
-      </w:r>
-    </w:p>
-    <w:p>
-      <w:pPr>
-        <w:spacing w:after="237" w:line="297" w:lineRule="auto"/>
-        <w:ind w:left="720" w:right="17" w:hanging="630"/>
-        <w:rPr/>
-      </w:pPr>
-      <w:r>
-        <w:rPr>
-          <w:rtl w:val="0"/>
-        </w:rPr>
-        <w:t xml:space="preserve">[1].</w:t>
-      </w:r>
-      <w:r>
-        <w:rPr>
-          <w:rFonts w:ascii="Arial" w:cs="Arial" w:eastAsia="Arial" w:hAnsi="Arial"/>
-          <w:rtl w:val="0"/>
-        </w:rPr>
-        <w:t xml:space="preserve"> </w:t>
-        <w:tab/>
-      </w:r>
-      <w:r>
-        <w:rPr>
-          <w:rtl w:val="0"/>
-        </w:rPr>
-        <w:t xml:space="preserve"> </w:t>
-      </w:r>
-    </w:p>
-    <w:p>
-      <w:pPr>
-        <w:spacing w:after="193" w:line="297" w:lineRule="auto"/>
-        <w:ind w:left="720" w:right="17" w:hanging="630"/>
-        <w:rPr/>
-      </w:pPr>
-      <w:r>
-        <w:rPr>
-          <w:rtl w:val="0"/>
-        </w:rPr>
-        <w:t xml:space="preserve">[2].</w:t>
-      </w:r>
-      <w:r>
-        <w:rPr>
-          <w:rFonts w:ascii="Arial" w:cs="Arial" w:eastAsia="Arial" w:hAnsi="Arial"/>
-          <w:rtl w:val="0"/>
-        </w:rPr>
-        <w:t xml:space="preserve"> </w:t>
-        <w:tab/>
-      </w:r>
-      <w:r>
-        <w:rPr>
-          <w:rtl w:val="0"/>
-        </w:rPr>
-      </w:r>
-    </w:p>
-    <w:p>
-      <w:pPr>
-        <w:ind w:left="720" w:right="109" w:hanging="630"/>
-        <w:rPr/>
-      </w:pPr>
-      <w:r>
-        <w:rPr>
-          <w:rtl w:val="0"/>
-        </w:rPr>
-        <w:t xml:space="preserve"> </w:t>
+        <w:jc w:val="left"/>
+      </w:pPr>
+      <w:r>
+        <w:t>4. THIẾT KẾ BẢN ĐỒ TRÒ CHƠI</w:t>
+      </w:r>
+    </w:p>
+    <w:p>
+      <w:pPr>
+        <w:pStyle w:val="Heading2"/>
+        <w:jc w:val="left"/>
+      </w:pPr>
+      <w:r>
+        <w:t>4.1. Tổng quan bản đồ</w:t>
+      </w:r>
+    </w:p>
+    <w:p>
+      <w:r>
+        <w:rPr>
+          <w:rFonts w:ascii="Calibri" w:hAnsi="Calibri" w:cs="Calibri"/>
+          <w:b w:val="0"/>
+          <w:sz w:val="22"/>
+        </w:rPr>
+        <w:t>Bản đồ là một thế giới 2D hình chữ nhật, chia sẻ chung cho tất cả người chơi trong cùng một phòng. Toàn bộ thực thể (người chơi, thức ăn) tồn tại trong một mặt phẳng tọa độ duy nhất và được quản lý bởi máy chủ.</w:t>
+      </w:r>
+    </w:p>
+    <w:p>
+      <w:pPr>
+        <w:pStyle w:val="Heading2"/>
+        <w:jc w:val="left"/>
+      </w:pPr>
+      <w:r>
+        <w:t>4.2. Phân vùng môi trường (Biome)</w:t>
+      </w:r>
+    </w:p>
+    <w:p>
+      <w:r>
+        <w:rPr>
+          <w:rFonts w:ascii="Calibri" w:hAnsi="Calibri" w:cs="Calibri"/>
+          <w:b w:val="0"/>
+          <w:sz w:val="22"/>
+        </w:rPr>
+        <w:t>Bản đồ được chia thành 3 vùng môi trường dựa trên tọa độ:</w:t>
+      </w:r>
+    </w:p>
+    <w:tbl>
+      <w:tblPr>
+        <w:tblW w:type="auto" w:w="0"/>
+        <w:tblLayout w:type="fixed"/>
+        <w:tblLook w:firstColumn="1" w:firstRow="1" w:lastColumn="0" w:lastRow="0" w:noHBand="0" w:noVBand="1" w:val="04A0"/>
+        <w:jc w:val="center"/>
+        <w:tblBorders>
+          <w:top w:val="single" w:sz="6" w:space="0" w:color="B7C0CC"/>
+          <w:left w:val="single" w:sz="6" w:space="0" w:color="B7C0CC"/>
+          <w:bottom w:val="single" w:sz="6" w:space="0" w:color="B7C0CC"/>
+          <w:right w:val="single" w:sz="6" w:space="0" w:color="B7C0CC"/>
+          <w:insideH w:val="single" w:sz="6" w:space="0" w:color="B7C0CC"/>
+          <w:insideV w:val="single" w:sz="6" w:space="0" w:color="B7C0CC"/>
+        </w:tblBorders>
+      </w:tblPr>
+      <w:tblGrid>
+        <w:gridCol w:w="3120"/>
+        <w:gridCol w:w="3120"/>
+        <w:gridCol w:w="3120"/>
+      </w:tblGrid>
+      <w:tr>
+        <w:tc>
+          <w:tcPr>
+            <w:tcW w:type="dxa" w:w="1728"/>
+            <w:shd w:fill="F2F4F7"/>
+            <w:tcMar>
+              <w:top w:w="80" w:type="dxa"/>
+              <w:bottom w:w="80" w:type="dxa"/>
+              <w:start w:w="120" w:type="dxa"/>
+              <w:end w:w="120" w:type="dxa"/>
+            </w:tcMar>
+            <w:vAlign w:val="center"/>
+          </w:tcPr>
+          <w:p>
+            <w:pPr>
+              <w:jc w:val="center"/>
+            </w:pPr>
+            <w:r>
+              <w:rPr>
+                <w:rFonts w:ascii="Calibri" w:hAnsi="Calibri" w:cs="Calibri"/>
+                <w:b/>
+                <w:sz w:val="20"/>
+              </w:rPr>
+              <w:t>Môi trường</w:t>
+            </w:r>
+          </w:p>
+        </w:tc>
+        <w:tc>
+          <w:tcPr>
+            <w:tcW w:type="dxa" w:w="2880"/>
+            <w:shd w:fill="F2F4F7"/>
+            <w:tcMar>
+              <w:top w:w="80" w:type="dxa"/>
+              <w:bottom w:w="80" w:type="dxa"/>
+              <w:start w:w="120" w:type="dxa"/>
+              <w:end w:w="120" w:type="dxa"/>
+            </w:tcMar>
+            <w:vAlign w:val="center"/>
+          </w:tcPr>
+          <w:p>
+            <w:pPr>
+              <w:jc w:val="left"/>
+            </w:pPr>
+            <w:r>
+              <w:rPr>
+                <w:rFonts w:ascii="Calibri" w:hAnsi="Calibri" w:cs="Calibri"/>
+                <w:b/>
+                <w:sz w:val="20"/>
+              </w:rPr>
+              <w:t>Vị trí trên bản đồ</w:t>
+            </w:r>
+          </w:p>
+        </w:tc>
+        <w:tc>
+          <w:tcPr>
+            <w:tcW w:type="dxa" w:w="4752"/>
+            <w:shd w:fill="F2F4F7"/>
+            <w:tcMar>
+              <w:top w:w="80" w:type="dxa"/>
+              <w:bottom w:w="80" w:type="dxa"/>
+              <w:start w:w="120" w:type="dxa"/>
+              <w:end w:w="120" w:type="dxa"/>
+            </w:tcMar>
+            <w:vAlign w:val="center"/>
+          </w:tcPr>
+          <w:p>
+            <w:pPr>
+              <w:jc w:val="center"/>
+            </w:pPr>
+            <w:r>
+              <w:rPr>
+                <w:rFonts w:ascii="Calibri" w:hAnsi="Calibri" w:cs="Calibri"/>
+                <w:b/>
+                <w:sz w:val="20"/>
+              </w:rPr>
+              <w:t>Đặc điểm</w:t>
+            </w:r>
+          </w:p>
+        </w:tc>
+      </w:tr>
+      <w:tr>
+        <w:tc>
+          <w:tcPr>
+            <w:tcW w:type="dxa" w:w="1728"/>
+            <w:tcMar>
+              <w:top w:w="80" w:type="dxa"/>
+              <w:bottom w:w="80" w:type="dxa"/>
+              <w:start w:w="120" w:type="dxa"/>
+              <w:end w:w="120" w:type="dxa"/>
+            </w:tcMar>
+            <w:vAlign w:val="center"/>
+          </w:tcPr>
+          <w:p>
+            <w:pPr>
+              <w:jc w:val="left"/>
+            </w:pPr>
+            <w:r>
+              <w:rPr>
+                <w:rFonts w:ascii="Calibri" w:hAnsi="Calibri" w:cs="Calibri"/>
+                <w:b w:val="0"/>
+                <w:sz w:val="20"/>
+              </w:rPr>
+              <w:t>Đại dương (Ocean)</w:t>
+            </w:r>
+          </w:p>
+        </w:tc>
+        <w:tc>
+          <w:tcPr>
+            <w:tcW w:type="dxa" w:w="2880"/>
+            <w:tcMar>
+              <w:top w:w="80" w:type="dxa"/>
+              <w:bottom w:w="80" w:type="dxa"/>
+              <w:start w:w="120" w:type="dxa"/>
+              <w:end w:w="120" w:type="dxa"/>
+            </w:tcMar>
+            <w:vAlign w:val="center"/>
+          </w:tcPr>
+          <w:p>
+            <w:pPr>
+              <w:jc w:val="left"/>
+            </w:pPr>
+            <w:r>
+              <w:rPr>
+                <w:rFonts w:ascii="Calibri" w:hAnsi="Calibri" w:cs="Calibri"/>
+                <w:b w:val="0"/>
+                <w:sz w:val="20"/>
+              </w:rPr>
+              <w:t>Dải bên trái (28% chiều rộng đầu tiên)</w:t>
+            </w:r>
+          </w:p>
+        </w:tc>
+        <w:tc>
+          <w:tcPr>
+            <w:tcW w:type="dxa" w:w="4752"/>
+            <w:tcMar>
+              <w:top w:w="80" w:type="dxa"/>
+              <w:bottom w:w="80" w:type="dxa"/>
+              <w:start w:w="120" w:type="dxa"/>
+              <w:end w:w="120" w:type="dxa"/>
+            </w:tcMar>
+            <w:vAlign w:val="center"/>
+          </w:tcPr>
+          <w:p>
+            <w:pPr>
+              <w:jc w:val="left"/>
+            </w:pPr>
+            <w:r>
+              <w:rPr>
+                <w:rFonts w:ascii="Calibri" w:hAnsi="Calibri" w:cs="Calibri"/>
+                <w:b w:val="0"/>
+                <w:sz w:val="20"/>
+              </w:rPr>
+              <w:t>Loài dưới nước, thức ăn rong biển</w:t>
+            </w:r>
+          </w:p>
+        </w:tc>
+      </w:tr>
+      <w:tr>
+        <w:tc>
+          <w:tcPr>
+            <w:tcW w:type="dxa" w:w="1728"/>
+            <w:tcMar>
+              <w:top w:w="80" w:type="dxa"/>
+              <w:bottom w:w="80" w:type="dxa"/>
+              <w:start w:w="120" w:type="dxa"/>
+              <w:end w:w="120" w:type="dxa"/>
+            </w:tcMar>
+            <w:vAlign w:val="center"/>
+          </w:tcPr>
+          <w:p>
+            <w:pPr>
+              <w:jc w:val="left"/>
+            </w:pPr>
+            <w:r>
+              <w:rPr>
+                <w:rFonts w:ascii="Calibri" w:hAnsi="Calibri" w:cs="Calibri"/>
+                <w:b w:val="0"/>
+                <w:sz w:val="20"/>
+              </w:rPr>
+              <w:t>Bắc cực (Arctic)</w:t>
+            </w:r>
+          </w:p>
+        </w:tc>
+        <w:tc>
+          <w:tcPr>
+            <w:tcW w:type="dxa" w:w="2880"/>
+            <w:tcMar>
+              <w:top w:w="80" w:type="dxa"/>
+              <w:bottom w:w="80" w:type="dxa"/>
+              <w:start w:w="120" w:type="dxa"/>
+              <w:end w:w="120" w:type="dxa"/>
+            </w:tcMar>
+            <w:vAlign w:val="center"/>
+          </w:tcPr>
+          <w:p>
+            <w:pPr>
+              <w:jc w:val="left"/>
+            </w:pPr>
+            <w:r>
+              <w:rPr>
+                <w:rFonts w:ascii="Calibri" w:hAnsi="Calibri" w:cs="Calibri"/>
+                <w:b w:val="0"/>
+                <w:sz w:val="20"/>
+              </w:rPr>
+              <w:t>Phần dưới bên phải (từ 64% chiều cao trở xuống)</w:t>
+            </w:r>
+          </w:p>
+        </w:tc>
+        <w:tc>
+          <w:tcPr>
+            <w:tcW w:type="dxa" w:w="4752"/>
+            <w:tcMar>
+              <w:top w:w="80" w:type="dxa"/>
+              <w:bottom w:w="80" w:type="dxa"/>
+              <w:start w:w="120" w:type="dxa"/>
+              <w:end w:w="120" w:type="dxa"/>
+            </w:tcMar>
+            <w:vAlign w:val="center"/>
+          </w:tcPr>
+          <w:p>
+            <w:pPr>
+              <w:jc w:val="left"/>
+            </w:pPr>
+            <w:r>
+              <w:rPr>
+                <w:rFonts w:ascii="Calibri" w:hAnsi="Calibri" w:cs="Calibri"/>
+                <w:b w:val="0"/>
+                <w:sz w:val="20"/>
+              </w:rPr>
+              <w:t>Loài xứ lạnh, thức ăn quả mọng bắc cực</w:t>
+            </w:r>
+          </w:p>
+        </w:tc>
+      </w:tr>
+      <w:tr>
+        <w:tc>
+          <w:tcPr>
+            <w:tcW w:type="dxa" w:w="1728"/>
+            <w:tcMar>
+              <w:top w:w="80" w:type="dxa"/>
+              <w:bottom w:w="80" w:type="dxa"/>
+              <w:start w:w="120" w:type="dxa"/>
+              <w:end w:w="120" w:type="dxa"/>
+            </w:tcMar>
+            <w:vAlign w:val="center"/>
+          </w:tcPr>
+          <w:p>
+            <w:pPr>
+              <w:jc w:val="left"/>
+            </w:pPr>
+            <w:r>
+              <w:rPr>
+                <w:rFonts w:ascii="Calibri" w:hAnsi="Calibri" w:cs="Calibri"/>
+                <w:b w:val="0"/>
+                <w:sz w:val="20"/>
+              </w:rPr>
+              <w:t>Đồng bằng (Land)</w:t>
+            </w:r>
+          </w:p>
+        </w:tc>
+        <w:tc>
+          <w:tcPr>
+            <w:tcW w:type="dxa" w:w="2880"/>
+            <w:tcMar>
+              <w:top w:w="80" w:type="dxa"/>
+              <w:bottom w:w="80" w:type="dxa"/>
+              <w:start w:w="120" w:type="dxa"/>
+              <w:end w:w="120" w:type="dxa"/>
+            </w:tcMar>
+            <w:vAlign w:val="center"/>
+          </w:tcPr>
+          <w:p>
+            <w:pPr>
+              <w:jc w:val="left"/>
+            </w:pPr>
+            <w:r>
+              <w:rPr>
+                <w:rFonts w:ascii="Calibri" w:hAnsi="Calibri" w:cs="Calibri"/>
+                <w:b w:val="0"/>
+                <w:sz w:val="20"/>
+              </w:rPr>
+              <w:t>Phần còn lại (trên bên phải)</w:t>
+            </w:r>
+          </w:p>
+        </w:tc>
+        <w:tc>
+          <w:tcPr>
+            <w:tcW w:type="dxa" w:w="4752"/>
+            <w:tcMar>
+              <w:top w:w="80" w:type="dxa"/>
+              <w:bottom w:w="80" w:type="dxa"/>
+              <w:start w:w="120" w:type="dxa"/>
+              <w:end w:w="120" w:type="dxa"/>
+            </w:tcMar>
+            <w:vAlign w:val="center"/>
+          </w:tcPr>
+          <w:p>
+            <w:pPr>
+              <w:jc w:val="left"/>
+            </w:pPr>
+            <w:r>
+              <w:rPr>
+                <w:rFonts w:ascii="Calibri" w:hAnsi="Calibri" w:cs="Calibri"/>
+                <w:b w:val="0"/>
+                <w:sz w:val="20"/>
+              </w:rPr>
+              <w:t>Vùng lớn nhất, đa dạng thức ăn nhất</w:t>
+            </w:r>
+          </w:p>
+        </w:tc>
+      </w:tr>
+    </w:tbl>
+    <w:p/>
+    <w:p>
+      <w:pPr>
+        <w:spacing w:before="80" w:after="160"/>
+        <w:ind w:left="360"/>
+      </w:pPr>
+      <w:r>
+        <w:rPr>
+          <w:rFonts w:ascii="Consolas" w:hAnsi="Consolas" w:cs="Consolas"/>
+          <w:b w:val="0"/>
+          <w:color w:val="333333"/>
+          <w:sz w:val="18"/>
+        </w:rPr>
+        <w:t xml:space="preserve">             Chiều rộng</w:t>
+        <w:br/>
+        <w:t xml:space="preserve">    0%     28%                  100%</w:t>
+        <w:br/>
+        <w:t xml:space="preserve">    ┌───────┬──────────────────┐  0%</w:t>
+        <w:br/>
+        <w:t xml:space="preserve">    │       │                  │</w:t>
+        <w:br/>
+        <w:t xml:space="preserve">    │ ĐẠI   │    ĐỒNG BẰNG      │</w:t>
+        <w:br/>
+        <w:t xml:space="preserve">    │ DƯƠNG │      (LAND)       │</w:t>
+        <w:br/>
+        <w:t xml:space="preserve">    │(OCEAN)│                  │  64%</w:t>
+        <w:br/>
+        <w:t xml:space="preserve">    │       ├──────────────────┤</w:t>
+        <w:br/>
+        <w:t xml:space="preserve">    │       │    BẮC CỰC        │</w:t>
+        <w:br/>
+        <w:t xml:space="preserve">    │       │    (ARCTIC)       │</w:t>
+        <w:br/>
+        <w:t xml:space="preserve">    └───────┴──────────────────┘  100%</w:t>
+        <w:br/>
+        <w:t xml:space="preserve">                Chiều cao</w:t>
+      </w:r>
+    </w:p>
+    <w:p>
+      <w:pPr>
+        <w:pStyle w:val="Heading2"/>
+        <w:jc w:val="left"/>
+      </w:pPr>
+      <w:r>
+        <w:t>4.3. Cơ chế theo môi trường</w:t>
+      </w:r>
+    </w:p>
+    <w:p>
+      <w:pPr>
+        <w:numPr>
+          <w:ilvl w:val="0"/>
+          <w:numId w:val="2"/>
+        </w:numPr>
+        <w:spacing w:after="80" w:line="280" w:lineRule="auto"/>
+      </w:pPr>
+      <w:r>
+        <w:rPr>
+          <w:rFonts w:ascii="Calibri" w:hAnsi="Calibri" w:cs="Calibri"/>
+          <w:b/>
+          <w:sz w:val="22"/>
+        </w:rPr>
+        <w:t>Sinh ra theo môi trường</w:t>
+      </w:r>
+      <w:r>
+        <w:rPr>
+          <w:rFonts w:ascii="Calibri" w:hAnsi="Calibri" w:cs="Calibri"/>
+          <w:b w:val="0"/>
+          <w:sz w:val="22"/>
+        </w:rPr>
+        <w:t>: Người chơi và thức ăn được sinh ra tại vùng phù hợp với môi trường của chúng.</w:t>
+      </w:r>
+    </w:p>
+    <w:p>
+      <w:pPr>
+        <w:numPr>
+          <w:ilvl w:val="0"/>
+          <w:numId w:val="2"/>
+        </w:numPr>
+        <w:spacing w:after="80" w:line="280" w:lineRule="auto"/>
+      </w:pPr>
+      <w:r>
+        <w:rPr>
+          <w:rFonts w:ascii="Calibri" w:hAnsi="Calibri" w:cs="Calibri"/>
+          <w:b/>
+          <w:sz w:val="22"/>
+        </w:rPr>
+        <w:t>Hệ số di chuyển</w:t>
+      </w:r>
+      <w:r>
+        <w:rPr>
+          <w:rFonts w:ascii="Calibri" w:hAnsi="Calibri" w:cs="Calibri"/>
+          <w:b w:val="0"/>
+          <w:sz w:val="22"/>
+        </w:rPr>
+        <w:t>: Sinh vật ở đúng môi trường của mình di chuyển bình thường (×1.0); nếu ở sai môi trường, tốc độ giảm còn ×0.75.</w:t>
+      </w:r>
+    </w:p>
+    <w:p>
+      <w:pPr>
+        <w:numPr>
+          <w:ilvl w:val="0"/>
+          <w:numId w:val="2"/>
+        </w:numPr>
+        <w:spacing w:after="80" w:line="280" w:lineRule="auto"/>
+      </w:pPr>
+      <w:r>
+        <w:rPr>
+          <w:rFonts w:ascii="Calibri" w:hAnsi="Calibri" w:cs="Calibri"/>
+          <w:b/>
+          <w:sz w:val="22"/>
+        </w:rPr>
+        <w:t>Sinh tồn dưới nước</w:t>
+      </w:r>
+      <w:r>
+        <w:rPr>
+          <w:rFonts w:ascii="Calibri" w:hAnsi="Calibri" w:cs="Calibri"/>
+          <w:b w:val="0"/>
+          <w:sz w:val="22"/>
+        </w:rPr>
+        <w:t>: Sinh vật đại dương chỉ hồi đầy thời gian sinh tồn khi ở trong vùng đại dương; nếu rời khỏi nước quá ~10 giây sẽ chết. Cơ chế này giữ các loài dưới nước gắn với vùng biển.</w:t>
+      </w:r>
+    </w:p>
+    <w:p>
+      <w:pPr>
+        <w:pStyle w:val="Heading2"/>
+        <w:jc w:val="left"/>
+      </w:pPr>
+      <w:r>
+        <w:t>4.4. Vùng đặc biệt (Final)</w:t>
+      </w:r>
+    </w:p>
+    <w:p>
+      <w:r>
+        <w:rPr>
+          <w:rFonts w:ascii="Calibri" w:hAnsi="Calibri" w:cs="Calibri"/>
+          <w:b w:val="0"/>
+          <w:sz w:val="22"/>
+        </w:rPr>
+        <w:t>Bậc cuối cùng (Rồng Đen) không gắn với một vùng môi trường cụ thể. Sinh vật này không chịu phạt tốc độ khi di chuyển và có thể hoạt động khắp bản đồ, phản ánh vị thế "bá chủ" ở đỉnh chuỗi thức ăn.</w:t>
+      </w:r>
+    </w:p>
+    <w:p>
+      <w:pPr>
+        <w:pStyle w:val="Heading2"/>
+        <w:jc w:val="left"/>
+      </w:pPr>
+      <w:r>
+        <w:t>4.5. Tối ưu không gian (Spatial Grid)</w:t>
+      </w:r>
+    </w:p>
+    <w:p>
+      <w:r>
+        <w:rPr>
+          <w:rFonts w:ascii="Calibri" w:hAnsi="Calibri" w:cs="Calibri"/>
+          <w:b w:val="0"/>
+          <w:sz w:val="22"/>
+        </w:rPr>
+        <w:t xml:space="preserve">Để xử lý va chạm và tầm nhìn hiệu quả trên bản đồ lớn, máy chủ chia thế giới thành một </w:t>
+      </w:r>
+      <w:r>
+        <w:rPr>
+          <w:rFonts w:ascii="Calibri" w:hAnsi="Calibri" w:cs="Calibri"/>
+          <w:b/>
+          <w:sz w:val="22"/>
+        </w:rPr>
+        <w:t>lưới ô vuông (spatial grid)</w:t>
+      </w:r>
+      <w:r>
+        <w:rPr>
+          <w:rFonts w:ascii="Calibri" w:hAnsi="Calibri" w:cs="Calibri"/>
+          <w:b w:val="0"/>
+          <w:sz w:val="22"/>
+        </w:rPr>
+        <w:t>. Mỗi nhịp, các thực thể được đưa vào ô tương ứng, giúp:</w:t>
+      </w:r>
+    </w:p>
+    <w:p>
+      <w:pPr>
+        <w:numPr>
+          <w:ilvl w:val="0"/>
+          <w:numId w:val="2"/>
+        </w:numPr>
+        <w:spacing w:after="80" w:line="280" w:lineRule="auto"/>
+      </w:pPr>
+      <w:r>
+        <w:rPr>
+          <w:rFonts w:ascii="Calibri" w:hAnsi="Calibri" w:cs="Calibri"/>
+          <w:b w:val="0"/>
+          <w:sz w:val="22"/>
+        </w:rPr>
+        <w:t>Truy vấn thức ăn/người chơi lân cận nhanh (tránh so sánh toàn bộ với nhau).</w:t>
+      </w:r>
+    </w:p>
+    <w:p>
+      <w:pPr>
+        <w:numPr>
+          <w:ilvl w:val="0"/>
+          <w:numId w:val="2"/>
+        </w:numPr>
+        <w:spacing w:after="80" w:line="280" w:lineRule="auto"/>
+      </w:pPr>
+      <w:r>
+        <w:rPr>
+          <w:rFonts w:ascii="Calibri" w:hAnsi="Calibri" w:cs="Calibri"/>
+          <w:b w:val="0"/>
+          <w:sz w:val="22"/>
+        </w:rPr>
+        <w:t>Lọc thực thể trong tầm nhìn của từng người chơi để tạo snapshot gọn nhẹ.</w:t>
+      </w:r>
+    </w:p>
+    <w:p>
+      <w:pPr>
+        <w:numPr>
+          <w:ilvl w:val="0"/>
+          <w:numId w:val="2"/>
+        </w:numPr>
+        <w:spacing w:after="80" w:line="280" w:lineRule="auto"/>
+      </w:pPr>
+      <w:r>
+        <w:rPr>
+          <w:rFonts w:ascii="Calibri" w:hAnsi="Calibri" w:cs="Calibri"/>
+          <w:b w:val="0"/>
+          <w:sz w:val="22"/>
+        </w:rPr>
+        <w:t>Hỗ trợ bản đồ lớn với nhiều thực thể mà vẫn giữ hiệu năng ổn định.</w:t>
       </w:r>
     </w:p>
     <w:sectPr>
@@ -2297,8 +6709,8 @@
       <w:footerReference r:id="rId12" w:type="default"/>
       <w:footerReference r:id="rId13" w:type="first"/>
       <w:footerReference r:id="rId14" w:type="even"/>
-      <w:pgSz w:h="16838" w:w="11906" w:orient="portrait"/>
-      <w:pgMar w:bottom="1080" w:top="1189" w:left="1980" w:right="1018" w:header="586" w:footer="432"/>
+      <w:pgSz w:h="15840" w:w="12240" w:orient="portrait"/>
+      <w:pgMar w:bottom="1440" w:top="1440" w:left="1440" w:right="1440" w:header="708" w:footer="708"/>
       <w:pgNumType w:start="1"/>
     </w:sectPr>
   </w:body>
@@ -2409,7 +6821,7 @@
       </w:tabs>
       <w:spacing w:after="0" w:before="0" w:line="240" w:lineRule="auto"/>
       <w:ind w:left="0" w:right="0" w:firstLine="0"/>
-      <w:jc w:val="center"/>
+      <w:jc w:val="right"/>
       <w:rPr>
         <w:rFonts w:ascii="Calibri" w:cs="Calibri" w:eastAsia="Calibri" w:hAnsi="Calibri"/>
         <w:b w:val="0"/>
@@ -2426,31 +6838,15 @@
         <w:vertAlign w:val="baseline"/>
       </w:rPr>
     </w:pPr>
+    <w:r/>
     <w:r>
       <w:rPr>
-        <w:rFonts w:ascii="Calibri" w:cs="Calibri" w:eastAsia="Calibri" w:hAnsi="Calibri"/>
+        <w:rFonts w:ascii="Calibri" w:hAnsi="Calibri" w:cs="Calibri"/>
         <w:b w:val="0"/>
-        <w:bCs w:val="0"/>
-        <w:i w:val="0"/>
-        <w:iCs w:val="0"/>
-        <w:smallCaps w:val="1"/>
-        <w:strike w:val="0"/>
-        <w:color w:val="4472c4"/>
-        <w:sz w:val="22"/>
-        <w:szCs w:val="22"/>
-        <w:u w:val="none"/>
-        <w:shd w:fill="auto" w:val="clear"/>
-        <w:vertAlign w:val="baseline"/>
+        <w:color w:val="666666"/>
+        <w:sz w:val="18"/>
       </w:rPr>
-      <w:fldChar w:fldCharType="begin"/>
-      <w:instrText xml:space="preserve">PAGE</w:instrText>
-      <w:fldChar w:fldCharType="separate"/>
-      <w:fldChar w:fldCharType="end"/>
-    </w:r>
-    <w:r>
-      <w:rPr>
-        <w:rtl w:val="0"/>
-      </w:rPr>
+      <w:t>Mimope.io - Game Design Document</w:t>
     </w:r>
   </w:p>
   <w:p>
@@ -3463,6 +7859,34 @@
   <w:num w:numId="1">
     <w:abstractNumId w:val="1"/>
   </w:num>
+  <w:abstractNum w:abstractNumId="2">
+    <w:lvl w:ilvl="0">
+      <w:start w:val="1"/>
+      <w:numFmt w:val="bullet"/>
+      <w:lvlText w:val="•"/>
+      <w:lvlJc w:val="left"/>
+      <w:pPr>
+        <w:ind w:left="720" w:hanging="360"/>
+      </w:pPr>
+    </w:lvl>
+  </w:abstractNum>
+  <w:num w:numId="2">
+    <w:abstractNumId w:val="2"/>
+  </w:num>
+  <w:abstractNum w:abstractNumId="3">
+    <w:lvl w:ilvl="0">
+      <w:start w:val="1"/>
+      <w:numFmt w:val="decimal"/>
+      <w:lvlText w:val="%1."/>
+      <w:lvlJc w:val="left"/>
+      <w:pPr>
+        <w:ind w:left="720" w:hanging="360"/>
+      </w:pPr>
+    </w:lvl>
+  </w:abstractNum>
+  <w:num w:numId="3">
+    <w:abstractNumId w:val="3"/>
+  </w:num>
 </w:numbering>
 </file>
 
@@ -3497,6 +7921,13 @@
   </w:style>
   <w:style w:type="paragraph" w:styleId="Normal" w:default="1">
     <w:name w:val="normal"/>
+    <w:pPr>
+      <w:spacing w:after="120" w:line="264" w:lineRule="auto"/>
+    </w:pPr>
+    <w:rPr>
+      <w:rFonts w:ascii="Calibri" w:hAnsi="Calibri"/>
+      <w:sz w:val="22"/>
+    </w:rPr>
   </w:style>
   <w:style w:type="paragraph" w:styleId="Heading1">
     <w:name w:val="heading 1"/>
@@ -3515,19 +7946,19 @@
         <w:between w:space="0" w:sz="0" w:val="nil"/>
       </w:pBdr>
       <w:shd w:fill="auto" w:val="clear"/>
-      <w:spacing w:after="0" w:before="0" w:line="259" w:lineRule="auto"/>
+      <w:spacing w:after="160" w:before="320" w:line="259" w:lineRule="auto"/>
       <w:ind w:left="152" w:right="0" w:hanging="10"/>
       <w:jc w:val="center"/>
     </w:pPr>
     <w:rPr>
-      <w:rFonts w:ascii="Times New Roman" w:cs="Times New Roman" w:eastAsia="Times New Roman" w:hAnsi="Times New Roman"/>
-      <w:b w:val="1"/>
+      <w:rFonts w:ascii="Calibri" w:cs="Times New Roman" w:eastAsia="Times New Roman" w:hAnsi="Calibri"/>
+      <w:b/>
       <w:bCs w:val="1"/>
       <w:i w:val="0"/>
       <w:iCs w:val="0"/>
       <w:smallCaps w:val="0"/>
       <w:strike w:val="0"/>
-      <w:color w:val="000000"/>
+      <w:color w:val="2E74B5"/>
       <w:sz w:val="32"/>
       <w:szCs w:val="32"/>
       <w:u w:val="none"/>
@@ -3552,19 +7983,19 @@
         <w:between w:space="0" w:sz="0" w:val="nil"/>
       </w:pBdr>
       <w:shd w:fill="auto" w:val="clear"/>
-      <w:spacing w:after="3" w:before="0" w:line="271" w:lineRule="auto"/>
+      <w:spacing w:after="120" w:before="240" w:line="271" w:lineRule="auto"/>
       <w:ind w:left="10" w:right="0" w:hanging="10"/>
       <w:jc w:val="left"/>
     </w:pPr>
     <w:rPr>
-      <w:rFonts w:ascii="Times New Roman" w:cs="Times New Roman" w:eastAsia="Times New Roman" w:hAnsi="Times New Roman"/>
-      <w:b w:val="1"/>
+      <w:rFonts w:ascii="Calibri" w:cs="Times New Roman" w:eastAsia="Times New Roman" w:hAnsi="Calibri"/>
+      <w:b/>
       <w:bCs w:val="1"/>
       <w:i w:val="0"/>
       <w:iCs w:val="0"/>
       <w:smallCaps w:val="0"/>
       <w:strike w:val="0"/>
-      <w:color w:val="000000"/>
+      <w:color w:val="2E74B5"/>
       <w:sz w:val="26"/>
       <w:szCs w:val="26"/>
       <w:u w:val="none"/>
@@ -3589,20 +8020,20 @@
         <w:between w:space="0" w:sz="0" w:val="nil"/>
       </w:pBdr>
       <w:shd w:fill="auto" w:val="clear"/>
-      <w:spacing w:after="3" w:before="0" w:line="271" w:lineRule="auto"/>
+      <w:spacing w:after="80" w:before="160" w:line="271" w:lineRule="auto"/>
       <w:ind w:left="10" w:right="0" w:hanging="10"/>
       <w:jc w:val="left"/>
     </w:pPr>
     <w:rPr>
-      <w:rFonts w:ascii="Times New Roman" w:cs="Times New Roman" w:eastAsia="Times New Roman" w:hAnsi="Times New Roman"/>
-      <w:b w:val="1"/>
+      <w:rFonts w:ascii="Calibri" w:cs="Times New Roman" w:eastAsia="Times New Roman" w:hAnsi="Calibri"/>
+      <w:b/>
       <w:bCs w:val="1"/>
       <w:i w:val="0"/>
       <w:iCs w:val="0"/>
       <w:smallCaps w:val="0"/>
       <w:strike w:val="0"/>
-      <w:color w:val="000000"/>
-      <w:sz w:val="26"/>
+      <w:color w:val="1F4D78"/>
+      <w:sz w:val="24"/>
       <w:szCs w:val="26"/>
       <w:u w:val="none"/>
       <w:shd w:fill="auto" w:val="clear"/>
